--- a/高中物理/高中物理同步/人教版选必2 第2章 电磁感应·简单卷（14题）.docx
+++ b/高中物理/高中物理同步/人教版选必2 第2章 电磁感应·简单卷（14题）.docx
@@ -536,7 +536,7 @@
         <w:spacing w:line="300" w:lineRule="auto" w:before="0" w:after="0"/>
         <w:jc w:val="left"/>
         <w:rPr>
-          <w:rFonts w:ascii="Times New Roman" w:eastAsia="Times New Roman" w:hAnsi="Times New Roman" w:cs="Times New Roman"/>
+          <w:rFonts w:ascii="Times New Roman" w:eastAsia="宋体" w:hAnsi="Times New Roman" w:cs="Times New Roman"/>
           <w:i/>
           <w:sz w:val="21"/>
           <w:szCs w:val="21"/>
@@ -655,7 +655,7 @@
         <w:spacing w:line="300" w:lineRule="auto" w:before="0" w:after="0"/>
         <w:jc w:val="left"/>
         <w:rPr>
-          <w:rFonts w:ascii="Times New Roman" w:eastAsia="Times New Roman" w:hAnsi="Times New Roman" w:cs="Times New Roman"/>
+          <w:rFonts w:ascii="Times New Roman" w:eastAsia="宋体" w:hAnsi="Times New Roman" w:cs="Times New Roman"/>
           <w:i/>
           <w:sz w:val="21"/>
           <w:szCs w:val="21"/>
@@ -684,7 +684,7 @@
         <w:spacing w:line="300" w:lineRule="auto" w:before="0" w:after="0"/>
         <w:jc w:val="left"/>
         <w:rPr>
-          <w:rFonts w:ascii="Times New Roman" w:eastAsia="Times New Roman" w:hAnsi="Times New Roman" w:cs="Times New Roman"/>
+          <w:rFonts w:ascii="Times New Roman" w:eastAsia="宋体" w:hAnsi="Times New Roman" w:cs="Times New Roman"/>
           <w:i/>
           <w:sz w:val="21"/>
           <w:szCs w:val="21"/>
@@ -805,7 +805,7 @@
         <w:spacing w:line="300" w:lineRule="auto" w:before="0" w:after="0"/>
         <w:jc w:val="left"/>
         <w:rPr>
-          <w:rFonts w:ascii="Times New Roman" w:eastAsia="Times New Roman" w:hAnsi="Times New Roman" w:cs="Times New Roman"/>
+          <w:rFonts w:ascii="Times New Roman" w:eastAsia="宋体" w:hAnsi="Times New Roman" w:cs="Times New Roman"/>
           <w:i/>
           <w:sz w:val="21"/>
           <w:szCs w:val="21"/>
@@ -834,7 +834,7 @@
         <w:spacing w:line="300" w:lineRule="auto" w:before="0" w:after="0"/>
         <w:jc w:val="left"/>
         <w:rPr>
-          <w:rFonts w:ascii="Times New Roman" w:eastAsia="Times New Roman" w:hAnsi="Times New Roman" w:cs="Times New Roman"/>
+          <w:rFonts w:ascii="Times New Roman" w:eastAsia="宋体" w:hAnsi="Times New Roman" w:cs="Times New Roman"/>
           <w:i/>
           <w:sz w:val="21"/>
           <w:szCs w:val="21"/>
@@ -995,7 +995,7 @@
         <w:spacing w:line="300" w:lineRule="auto" w:before="0" w:after="0"/>
         <w:jc w:val="left"/>
         <w:rPr>
-          <w:rFonts w:ascii="Times New Roman" w:eastAsia="Times New Roman" w:hAnsi="Times New Roman" w:cs="Times New Roman"/>
+          <w:rFonts w:ascii="Times New Roman" w:eastAsia="宋体" w:hAnsi="Times New Roman" w:cs="Times New Roman"/>
           <w:i/>
           <w:sz w:val="21"/>
           <w:szCs w:val="21"/>
@@ -1024,7 +1024,7 @@
         <w:spacing w:line="300" w:lineRule="auto" w:before="0" w:after="0"/>
         <w:jc w:val="left"/>
         <w:rPr>
-          <w:rFonts w:ascii="Times New Roman" w:eastAsia="Times New Roman" w:hAnsi="Times New Roman" w:cs="Times New Roman"/>
+          <w:rFonts w:ascii="Times New Roman" w:eastAsia="宋体" w:hAnsi="Times New Roman" w:cs="Times New Roman"/>
           <w:i/>
           <w:sz w:val="21"/>
           <w:szCs w:val="21"/>
@@ -1083,7 +1083,7 @@
         <w:spacing w:line="300" w:lineRule="auto" w:before="0" w:after="0"/>
         <w:jc w:val="left"/>
         <w:rPr>
-          <w:rFonts w:ascii="Times New Roman" w:eastAsia="Times New Roman" w:hAnsi="Times New Roman" w:cs="Times New Roman"/>
+          <w:rFonts w:ascii="Times New Roman" w:eastAsia="宋体" w:hAnsi="Times New Roman" w:cs="Times New Roman"/>
           <w:i/>
           <w:sz w:val="21"/>
           <w:szCs w:val="21"/>
@@ -2676,19 +2676,19 @@
       <m:oMath>
         <m:r>
           <w:rPr>
-            <w:rFonts w:ascii="Cambria Math" w:eastAsia="宋体" w:hAnsi="Cambria Math" w:cs="Cambria Math"/>
+            <w:rFonts w:ascii="Times New Roman" w:eastAsia="宋体" w:hAnsi="Times New Roman" w:cs="Cambria Math"/>
           </w:rPr>
           <m:t>b</m:t>
         </m:r>
         <m:r>
           <w:rPr>
-            <w:rFonts w:ascii="Cambria Math" w:eastAsia="宋体" w:hAnsi="Cambria Math" w:cs="Cambria Math"/>
+            <w:rFonts w:ascii="Times New Roman" w:eastAsia="宋体" w:hAnsi="Times New Roman" w:cs="Cambria Math"/>
           </w:rPr>
           <m:t>→</m:t>
         </m:r>
         <m:r>
           <w:rPr>
-            <w:rFonts w:ascii="Cambria Math" w:eastAsia="宋体" w:hAnsi="Cambria Math" w:cs="Cambria Math"/>
+            <w:rFonts w:ascii="Times New Roman" w:eastAsia="宋体" w:hAnsi="Times New Roman" w:cs="Cambria Math"/>
           </w:rPr>
           <m:t>a</m:t>
         </m:r>
@@ -2825,19 +2825,19 @@
       <m:oMath>
         <m:r>
           <w:rPr>
-            <w:rFonts w:ascii="Cambria Math" w:eastAsia="宋体" w:hAnsi="Cambria Math" w:cs="Cambria Math"/>
+            <w:rFonts w:ascii="Times New Roman" w:eastAsia="宋体" w:hAnsi="Times New Roman" w:cs="Cambria Math"/>
           </w:rPr>
           <m:t>E</m:t>
         </m:r>
         <m:r>
           <w:rPr>
-            <w:rFonts w:ascii="Cambria Math" w:eastAsia="宋体" w:hAnsi="Cambria Math" w:cs="Cambria Math"/>
+            <w:rFonts w:ascii="Times New Roman" w:eastAsia="宋体" w:hAnsi="Times New Roman" w:cs="Cambria Math"/>
           </w:rPr>
           <m:t>=</m:t>
         </m:r>
         <m:r>
           <w:rPr>
-            <w:rFonts w:ascii="Cambria Math" w:eastAsia="宋体" w:hAnsi="Cambria Math" w:cs="Cambria Math"/>
+            <w:rFonts w:ascii="Times New Roman" w:eastAsia="宋体" w:hAnsi="Times New Roman" w:cs="Cambria Math"/>
           </w:rPr>
           <m:t>n</m:t>
         </m:r>
@@ -2848,13 +2848,13 @@
                 <m:sty m:val="p"/>
               </m:rPr>
               <w:rPr>
-                <w:rFonts w:ascii="Cambria Math" w:eastAsia="宋体" w:hAnsi="Cambria Math" w:cs="Cambria Math"/>
+                <w:rFonts w:ascii="Times New Roman" w:eastAsia="宋体" w:hAnsi="Times New Roman" w:cs="Cambria Math"/>
               </w:rPr>
               <m:t>Δ</m:t>
             </m:r>
             <m:r>
               <w:rPr>
-                <w:rFonts w:ascii="Cambria Math" w:eastAsia="宋体" w:hAnsi="Cambria Math" w:cs="Cambria Math"/>
+                <w:rFonts w:ascii="Times New Roman" w:eastAsia="宋体" w:hAnsi="Times New Roman" w:cs="Cambria Math"/>
               </w:rPr>
               <m:t>Φ</m:t>
             </m:r>
@@ -2865,13 +2865,13 @@
                 <m:sty m:val="p"/>
               </m:rPr>
               <w:rPr>
-                <w:rFonts w:ascii="Cambria Math" w:eastAsia="宋体" w:hAnsi="Cambria Math" w:cs="Cambria Math"/>
+                <w:rFonts w:ascii="Times New Roman" w:eastAsia="宋体" w:hAnsi="Times New Roman" w:cs="Cambria Math"/>
               </w:rPr>
               <m:t>Δ</m:t>
             </m:r>
             <m:r>
               <w:rPr>
-                <w:rFonts w:ascii="Cambria Math" w:eastAsia="宋体" w:hAnsi="Cambria Math" w:cs="Cambria Math"/>
+                <w:rFonts w:ascii="Times New Roman" w:eastAsia="宋体" w:hAnsi="Times New Roman" w:cs="Cambria Math"/>
               </w:rPr>
               <m:t>t</m:t>
             </m:r>
@@ -2935,31 +2935,31 @@
       <m:oMath>
         <m:r>
           <w:rPr>
-            <w:rFonts w:ascii="Cambria Math" w:eastAsia="宋体" w:hAnsi="Cambria Math" w:cs="Cambria Math"/>
+            <w:rFonts w:ascii="Times New Roman" w:eastAsia="宋体" w:hAnsi="Times New Roman" w:cs="Cambria Math"/>
           </w:rPr>
           <m:t>E</m:t>
         </m:r>
         <m:r>
           <w:rPr>
-            <w:rFonts w:ascii="Cambria Math" w:eastAsia="宋体" w:hAnsi="Cambria Math" w:cs="Cambria Math"/>
+            <w:rFonts w:ascii="Times New Roman" w:eastAsia="宋体" w:hAnsi="Times New Roman" w:cs="Cambria Math"/>
           </w:rPr>
           <m:t>=</m:t>
         </m:r>
         <m:r>
           <w:rPr>
-            <w:rFonts w:ascii="Cambria Math" w:eastAsia="宋体" w:hAnsi="Cambria Math" w:cs="Cambria Math"/>
+            <w:rFonts w:ascii="Times New Roman" w:eastAsia="宋体" w:hAnsi="Times New Roman" w:cs="Cambria Math"/>
           </w:rPr>
           <m:t>B</m:t>
         </m:r>
         <m:r>
           <w:rPr>
-            <w:rFonts w:ascii="Cambria Math" w:eastAsia="宋体" w:hAnsi="Cambria Math" w:cs="Cambria Math"/>
+            <w:rFonts w:ascii="Times New Roman" w:eastAsia="宋体" w:hAnsi="Times New Roman" w:cs="Cambria Math"/>
           </w:rPr>
           <m:t>l</m:t>
         </m:r>
         <m:r>
           <w:rPr>
-            <w:rFonts w:ascii="Cambria Math" w:eastAsia="宋体" w:hAnsi="Cambria Math" w:cs="Cambria Math"/>
+            <w:rFonts w:ascii="Times New Roman" w:eastAsia="宋体" w:hAnsi="Times New Roman" w:cs="Cambria Math"/>
           </w:rPr>
           <m:t>v</m:t>
         </m:r>
@@ -2975,7 +2975,7 @@
       <m:oMath>
         <m:r>
           <w:rPr>
-            <w:rFonts w:ascii="Cambria Math" w:eastAsia="宋体" w:hAnsi="Cambria Math" w:cs="Cambria Math"/>
+            <w:rFonts w:ascii="Times New Roman" w:eastAsia="宋体" w:hAnsi="Times New Roman" w:cs="Cambria Math"/>
           </w:rPr>
           <m:t>l</m:t>
         </m:r>
@@ -3284,25 +3284,25 @@
             <m:oMath>
               <m:r>
                 <w:rPr>
-                  <w:rFonts w:ascii="Cambria Math" w:eastAsia="宋体" w:hAnsi="Cambria Math" w:cs="Cambria Math"/>
+                  <w:rFonts w:ascii="Times New Roman" w:eastAsia="宋体" w:hAnsi="Times New Roman" w:cs="Cambria Math"/>
                 </w:rPr>
                 <m:t>l</m:t>
               </m:r>
               <m:r>
                 <w:rPr>
-                  <w:rFonts w:ascii="Cambria Math" w:eastAsia="宋体" w:hAnsi="Cambria Math" w:cs="Cambria Math"/>
+                  <w:rFonts w:ascii="Times New Roman" w:eastAsia="宋体" w:hAnsi="Times New Roman" w:cs="Cambria Math"/>
                 </w:rPr>
                 <m:t>=</m:t>
               </m:r>
               <m:r>
                 <w:rPr>
-                  <w:rFonts w:ascii="Cambria Math" w:eastAsia="宋体" w:hAnsi="Cambria Math" w:cs="Cambria Math"/>
+                  <w:rFonts w:ascii="Times New Roman" w:eastAsia="宋体" w:hAnsi="Times New Roman" w:cs="Cambria Math"/>
                 </w:rPr>
                 <m:t>c</m:t>
               </m:r>
               <m:r>
                 <w:rPr>
-                  <w:rFonts w:ascii="Cambria Math" w:eastAsia="宋体" w:hAnsi="Cambria Math" w:cs="Cambria Math"/>
+                  <w:rFonts w:ascii="Times New Roman" w:eastAsia="宋体" w:hAnsi="Times New Roman" w:cs="Cambria Math"/>
                 </w:rPr>
                 <m:t>d</m:t>
               </m:r>
@@ -3311,7 +3311,7 @@
                   <m:sty m:val="p"/>
                 </m:rPr>
                 <w:rPr>
-                  <w:rFonts w:ascii="Cambria Math" w:eastAsia="宋体" w:hAnsi="Cambria Math" w:cs="Cambria Math"/>
+                  <w:rFonts w:ascii="Times New Roman" w:eastAsia="宋体" w:hAnsi="Times New Roman" w:cs="Cambria Math"/>
                 </w:rPr>
                 <m:t>s</m:t>
               </m:r>
@@ -3320,7 +3320,7 @@
                   <m:sty m:val="p"/>
                 </m:rPr>
                 <w:rPr>
-                  <w:rFonts w:ascii="Cambria Math" w:eastAsia="宋体" w:hAnsi="Cambria Math" w:cs="Cambria Math"/>
+                  <w:rFonts w:ascii="Times New Roman" w:eastAsia="宋体" w:hAnsi="Times New Roman" w:cs="Cambria Math"/>
                 </w:rPr>
                 <m:t>i</m:t>
               </m:r>
@@ -3329,19 +3329,19 @@
                   <m:sty m:val="p"/>
                 </m:rPr>
                 <w:rPr>
-                  <w:rFonts w:ascii="Cambria Math" w:eastAsia="宋体" w:hAnsi="Cambria Math" w:cs="Cambria Math"/>
+                  <w:rFonts w:ascii="Times New Roman" w:eastAsia="宋体" w:hAnsi="Times New Roman" w:cs="Cambria Math"/>
                 </w:rPr>
                 <m:t>n</m:t>
               </m:r>
               <m:r>
                 <w:rPr>
-                  <w:rFonts w:ascii="Cambria Math" w:eastAsia="宋体" w:hAnsi="Cambria Math" w:cs="Cambria Math"/>
+                  <w:rFonts w:ascii="Times New Roman" w:eastAsia="宋体" w:hAnsi="Times New Roman" w:cs="Cambria Math"/>
                 </w:rPr>
                 <m:t>⁡</m:t>
               </m:r>
               <m:r>
                 <w:rPr>
-                  <w:rFonts w:ascii="Cambria Math" w:eastAsia="宋体" w:hAnsi="Cambria Math" w:cs="Cambria Math"/>
+                  <w:rFonts w:ascii="Times New Roman" w:eastAsia="宋体" w:hAnsi="Times New Roman" w:cs="Cambria Math"/>
                 </w:rPr>
                 <m:t>β</m:t>
               </m:r>
@@ -3377,25 +3377,25 @@
             <m:oMath>
               <m:r>
                 <w:rPr>
-                  <w:rFonts w:ascii="Cambria Math" w:eastAsia="宋体" w:hAnsi="Cambria Math" w:cs="Cambria Math"/>
+                  <w:rFonts w:ascii="Times New Roman" w:eastAsia="宋体" w:hAnsi="Times New Roman" w:cs="Cambria Math"/>
                 </w:rPr>
                 <m:t>l</m:t>
               </m:r>
               <m:r>
                 <w:rPr>
-                  <w:rFonts w:ascii="Cambria Math" w:eastAsia="宋体" w:hAnsi="Cambria Math" w:cs="Cambria Math"/>
+                  <w:rFonts w:ascii="Times New Roman" w:eastAsia="宋体" w:hAnsi="Times New Roman" w:cs="Cambria Math"/>
                 </w:rPr>
                 <m:t>=</m:t>
               </m:r>
               <m:r>
                 <w:rPr>
-                  <w:rFonts w:ascii="Cambria Math" w:eastAsia="宋体" w:hAnsi="Cambria Math" w:cs="Cambria Math"/>
+                  <w:rFonts w:ascii="Times New Roman" w:eastAsia="宋体" w:hAnsi="Times New Roman" w:cs="Cambria Math"/>
                 </w:rPr>
                 <m:t>M</m:t>
               </m:r>
               <m:r>
                 <w:rPr>
-                  <w:rFonts w:ascii="Cambria Math" w:eastAsia="宋体" w:hAnsi="Cambria Math" w:cs="Cambria Math"/>
+                  <w:rFonts w:ascii="Times New Roman" w:eastAsia="宋体" w:hAnsi="Times New Roman" w:cs="Cambria Math"/>
                 </w:rPr>
                 <m:t>N</m:t>
               </m:r>
@@ -3432,7 +3432,7 @@
                 <m:e>
                   <m:r>
                     <w:rPr>
-                      <w:rFonts w:ascii="Cambria Math" w:eastAsia="宋体" w:hAnsi="Cambria Math" w:cs="Cambria Math"/>
+                      <w:rFonts w:ascii="Times New Roman" w:eastAsia="宋体" w:hAnsi="Times New Roman" w:cs="Cambria Math"/>
                     </w:rPr>
                     <m:t>v</m:t>
                   </m:r>
@@ -3440,7 +3440,7 @@
                 <m:sub>
                   <m:r>
                     <w:rPr>
-                      <w:rFonts w:ascii="Cambria Math" w:eastAsia="宋体" w:hAnsi="Cambria Math" w:cs="Cambria Math"/>
+                      <w:rFonts w:ascii="Times New Roman" w:eastAsia="宋体" w:hAnsi="Times New Roman" w:cs="Cambria Math"/>
                     </w:rPr>
                     <m:t>1</m:t>
                   </m:r>
@@ -3458,13 +3458,13 @@
             <m:oMath>
               <m:r>
                 <w:rPr>
-                  <w:rFonts w:ascii="Cambria Math" w:eastAsia="宋体" w:hAnsi="Cambria Math" w:cs="Cambria Math"/>
+                  <w:rFonts w:ascii="Times New Roman" w:eastAsia="宋体" w:hAnsi="Times New Roman" w:cs="Cambria Math"/>
                 </w:rPr>
                 <m:t>l</m:t>
               </m:r>
               <m:r>
                 <w:rPr>
-                  <w:rFonts w:ascii="Cambria Math" w:eastAsia="宋体" w:hAnsi="Cambria Math" w:cs="Cambria Math"/>
+                  <w:rFonts w:ascii="Times New Roman" w:eastAsia="宋体" w:hAnsi="Times New Roman" w:cs="Cambria Math"/>
                 </w:rPr>
                 <m:t>=</m:t>
               </m:r>
@@ -3476,7 +3476,7 @@
                 <m:e>
                   <m:r>
                     <w:rPr>
-                      <w:rFonts w:ascii="Cambria Math" w:eastAsia="宋体" w:hAnsi="Cambria Math" w:cs="Cambria Math"/>
+                      <w:rFonts w:ascii="Times New Roman" w:eastAsia="宋体" w:hAnsi="Times New Roman" w:cs="Cambria Math"/>
                     </w:rPr>
                     <m:t>2</m:t>
                   </m:r>
@@ -3484,7 +3484,7 @@
               </m:rad>
               <m:r>
                 <w:rPr>
-                  <w:rFonts w:ascii="Cambria Math" w:eastAsia="宋体" w:hAnsi="Cambria Math" w:cs="Cambria Math"/>
+                  <w:rFonts w:ascii="Times New Roman" w:eastAsia="宋体" w:hAnsi="Times New Roman" w:cs="Cambria Math"/>
                 </w:rPr>
                 <m:t>R</m:t>
               </m:r>
@@ -3592,7 +3592,7 @@
                 <m:e>
                   <m:r>
                     <w:rPr>
-                      <w:rFonts w:ascii="Cambria Math" w:eastAsia="宋体" w:hAnsi="Cambria Math" w:cs="Cambria Math"/>
+                      <w:rFonts w:ascii="Times New Roman" w:eastAsia="宋体" w:hAnsi="Times New Roman" w:cs="Cambria Math"/>
                     </w:rPr>
                     <m:t>v</m:t>
                   </m:r>
@@ -3600,7 +3600,7 @@
                 <m:sub>
                   <m:r>
                     <w:rPr>
-                      <w:rFonts w:ascii="Cambria Math" w:eastAsia="宋体" w:hAnsi="Cambria Math" w:cs="Cambria Math"/>
+                      <w:rFonts w:ascii="Times New Roman" w:eastAsia="宋体" w:hAnsi="Times New Roman" w:cs="Cambria Math"/>
                     </w:rPr>
                     <m:t>2</m:t>
                   </m:r>
@@ -3618,19 +3618,19 @@
             <m:oMath>
               <m:r>
                 <w:rPr>
-                  <w:rFonts w:ascii="Cambria Math" w:eastAsia="宋体" w:hAnsi="Cambria Math" w:cs="Cambria Math"/>
+                  <w:rFonts w:ascii="Times New Roman" w:eastAsia="宋体" w:hAnsi="Times New Roman" w:cs="Cambria Math"/>
                 </w:rPr>
                 <m:t>l</m:t>
               </m:r>
               <m:r>
                 <w:rPr>
-                  <w:rFonts w:ascii="Cambria Math" w:eastAsia="宋体" w:hAnsi="Cambria Math" w:cs="Cambria Math"/>
+                  <w:rFonts w:ascii="Times New Roman" w:eastAsia="宋体" w:hAnsi="Times New Roman" w:cs="Cambria Math"/>
                 </w:rPr>
                 <m:t>=</m:t>
               </m:r>
               <m:r>
                 <w:rPr>
-                  <w:rFonts w:ascii="Cambria Math" w:eastAsia="宋体" w:hAnsi="Cambria Math" w:cs="Cambria Math"/>
+                  <w:rFonts w:ascii="Times New Roman" w:eastAsia="宋体" w:hAnsi="Times New Roman" w:cs="Cambria Math"/>
                 </w:rPr>
                 <m:t>R</m:t>
               </m:r>
@@ -3687,25 +3687,25 @@
       <m:oMath>
         <m:r>
           <w:rPr>
-            <w:rFonts w:ascii="Cambria Math" w:eastAsia="宋体" w:hAnsi="Cambria Math" w:cs="Cambria Math"/>
+            <w:rFonts w:ascii="Times New Roman" w:eastAsia="宋体" w:hAnsi="Times New Roman" w:cs="Cambria Math"/>
           </w:rPr>
           <m:t>v</m:t>
         </m:r>
         <m:r>
           <w:rPr>
-            <w:rFonts w:ascii="Cambria Math" w:eastAsia="宋体" w:hAnsi="Cambria Math" w:cs="Cambria Math"/>
+            <w:rFonts w:ascii="Times New Roman" w:eastAsia="宋体" w:hAnsi="Times New Roman" w:cs="Cambria Math"/>
           </w:rPr>
           <m:t>=</m:t>
         </m:r>
         <m:r>
           <w:rPr>
-            <w:rFonts w:ascii="Cambria Math" w:eastAsia="宋体" w:hAnsi="Cambria Math" w:cs="Cambria Math"/>
+            <w:rFonts w:ascii="Times New Roman" w:eastAsia="宋体" w:hAnsi="Times New Roman" w:cs="Cambria Math"/>
           </w:rPr>
           <m:t>ω</m:t>
         </m:r>
         <m:r>
           <w:rPr>
-            <w:rFonts w:ascii="Cambria Math" w:eastAsia="宋体" w:hAnsi="Cambria Math" w:cs="Cambria Math"/>
+            <w:rFonts w:ascii="Times New Roman" w:eastAsia="宋体" w:hAnsi="Times New Roman" w:cs="Cambria Math"/>
           </w:rPr>
           <m:t>r</m:t>
         </m:r>
@@ -3721,25 +3721,25 @@
       <m:oMath>
         <m:r>
           <w:rPr>
-            <w:rFonts w:ascii="Cambria Math" w:eastAsia="宋体" w:hAnsi="Cambria Math" w:cs="Cambria Math"/>
+            <w:rFonts w:ascii="Times New Roman" w:eastAsia="宋体" w:hAnsi="Times New Roman" w:cs="Cambria Math"/>
           </w:rPr>
           <m:t>E</m:t>
         </m:r>
         <m:r>
           <w:rPr>
-            <w:rFonts w:ascii="Cambria Math" w:eastAsia="宋体" w:hAnsi="Cambria Math" w:cs="Cambria Math"/>
+            <w:rFonts w:ascii="Times New Roman" w:eastAsia="宋体" w:hAnsi="Times New Roman" w:cs="Cambria Math"/>
           </w:rPr>
           <m:t>=</m:t>
         </m:r>
         <m:r>
           <w:rPr>
-            <w:rFonts w:ascii="Cambria Math" w:eastAsia="宋体" w:hAnsi="Cambria Math" w:cs="Cambria Math"/>
+            <w:rFonts w:ascii="Times New Roman" w:eastAsia="宋体" w:hAnsi="Times New Roman" w:cs="Cambria Math"/>
           </w:rPr>
           <m:t>B</m:t>
         </m:r>
         <m:r>
           <w:rPr>
-            <w:rFonts w:ascii="Cambria Math" w:eastAsia="宋体" w:hAnsi="Cambria Math" w:cs="Cambria Math"/>
+            <w:rFonts w:ascii="Times New Roman" w:eastAsia="宋体" w:hAnsi="Times New Roman" w:cs="Cambria Math"/>
           </w:rPr>
           <m:t>l</m:t>
         </m:r>
@@ -3750,7 +3750,7 @@
           <m:e>
             <m:r>
               <w:rPr>
-                <w:rFonts w:ascii="Cambria Math" w:eastAsia="宋体" w:hAnsi="Cambria Math" w:cs="Cambria Math"/>
+                <w:rFonts w:ascii="Times New Roman" w:eastAsia="宋体" w:hAnsi="Times New Roman" w:cs="Cambria Math"/>
               </w:rPr>
               <m:t>v</m:t>
             </m:r>
@@ -3758,7 +3758,7 @@
         </m:acc>
         <m:r>
           <w:rPr>
-            <w:rFonts w:ascii="Cambria Math" w:eastAsia="宋体" w:hAnsi="Cambria Math" w:cs="Cambria Math"/>
+            <w:rFonts w:ascii="Times New Roman" w:eastAsia="宋体" w:hAnsi="Times New Roman" w:cs="Cambria Math"/>
           </w:rPr>
           <m:t>=</m:t>
         </m:r>
@@ -3766,7 +3766,7 @@
           <m:num>
             <m:r>
               <w:rPr>
-                <w:rFonts w:ascii="Cambria Math" w:eastAsia="宋体" w:hAnsi="Cambria Math" w:cs="Cambria Math"/>
+                <w:rFonts w:ascii="Times New Roman" w:eastAsia="宋体" w:hAnsi="Times New Roman" w:cs="Cambria Math"/>
               </w:rPr>
               <m:t>1</m:t>
             </m:r>
@@ -3774,7 +3774,7 @@
           <m:den>
             <m:r>
               <w:rPr>
-                <w:rFonts w:ascii="Cambria Math" w:eastAsia="宋体" w:hAnsi="Cambria Math" w:cs="Cambria Math"/>
+                <w:rFonts w:ascii="Times New Roman" w:eastAsia="宋体" w:hAnsi="Times New Roman" w:cs="Cambria Math"/>
               </w:rPr>
               <m:t>2</m:t>
             </m:r>
@@ -3782,7 +3782,7 @@
         </m:f>
         <m:r>
           <w:rPr>
-            <w:rFonts w:ascii="Cambria Math" w:eastAsia="宋体" w:hAnsi="Cambria Math" w:cs="Cambria Math"/>
+            <w:rFonts w:ascii="Times New Roman" w:eastAsia="宋体" w:hAnsi="Times New Roman" w:cs="Cambria Math"/>
           </w:rPr>
           <m:t>B</m:t>
         </m:r>
@@ -3790,7 +3790,7 @@
           <m:e>
             <m:r>
               <w:rPr>
-                <w:rFonts w:ascii="Cambria Math" w:eastAsia="宋体" w:hAnsi="Cambria Math" w:cs="Cambria Math"/>
+                <w:rFonts w:ascii="Times New Roman" w:eastAsia="宋体" w:hAnsi="Times New Roman" w:cs="Cambria Math"/>
               </w:rPr>
               <m:t>l</m:t>
             </m:r>
@@ -3798,7 +3798,7 @@
           <m:sup>
             <m:r>
               <w:rPr>
-                <w:rFonts w:ascii="Cambria Math" w:eastAsia="宋体" w:hAnsi="Cambria Math" w:cs="Cambria Math"/>
+                <w:rFonts w:ascii="Times New Roman" w:eastAsia="宋体" w:hAnsi="Times New Roman" w:cs="Cambria Math"/>
               </w:rPr>
               <m:t>2</m:t>
             </m:r>
@@ -3806,7 +3806,7 @@
         </m:sSup>
         <m:r>
           <w:rPr>
-            <w:rFonts w:ascii="Cambria Math" w:eastAsia="宋体" w:hAnsi="Cambria Math" w:cs="Cambria Math"/>
+            <w:rFonts w:ascii="Times New Roman" w:eastAsia="宋体" w:hAnsi="Times New Roman" w:cs="Cambria Math"/>
           </w:rPr>
           <m:t>ω</m:t>
         </m:r>
@@ -3917,25 +3917,25 @@
       <m:oMath>
         <m:r>
           <w:rPr>
-            <w:rFonts w:ascii="Cambria Math" w:eastAsia="宋体" w:hAnsi="Cambria Math" w:cs="Cambria Math"/>
+            <w:rFonts w:ascii="Times New Roman" w:eastAsia="宋体" w:hAnsi="Times New Roman" w:cs="Cambria Math"/>
           </w:rPr>
           <m:t>E</m:t>
         </m:r>
         <m:r>
           <w:rPr>
-            <w:rFonts w:ascii="Cambria Math" w:eastAsia="宋体" w:hAnsi="Cambria Math" w:cs="Cambria Math"/>
+            <w:rFonts w:ascii="Times New Roman" w:eastAsia="宋体" w:hAnsi="Times New Roman" w:cs="Cambria Math"/>
           </w:rPr>
           <m:t>=</m:t>
         </m:r>
         <m:r>
           <w:rPr>
-            <w:rFonts w:ascii="Cambria Math" w:eastAsia="宋体" w:hAnsi="Cambria Math" w:cs="Cambria Math"/>
+            <w:rFonts w:ascii="Times New Roman" w:eastAsia="宋体" w:hAnsi="Times New Roman" w:cs="Cambria Math"/>
           </w:rPr>
           <m:t>B</m:t>
         </m:r>
         <m:r>
           <w:rPr>
-            <w:rFonts w:ascii="Cambria Math" w:eastAsia="宋体" w:hAnsi="Cambria Math" w:cs="Cambria Math"/>
+            <w:rFonts w:ascii="Times New Roman" w:eastAsia="宋体" w:hAnsi="Times New Roman" w:cs="Cambria Math"/>
           </w:rPr>
           <m:t>l</m:t>
         </m:r>
@@ -3946,7 +3946,7 @@
           <m:e>
             <m:r>
               <w:rPr>
-                <w:rFonts w:ascii="Cambria Math" w:eastAsia="宋体" w:hAnsi="Cambria Math" w:cs="Cambria Math"/>
+                <w:rFonts w:ascii="Times New Roman" w:eastAsia="宋体" w:hAnsi="Times New Roman" w:cs="Cambria Math"/>
               </w:rPr>
               <m:t>v</m:t>
             </m:r>
@@ -3954,7 +3954,7 @@
         </m:acc>
         <m:r>
           <w:rPr>
-            <w:rFonts w:ascii="Cambria Math" w:eastAsia="宋体" w:hAnsi="Cambria Math" w:cs="Cambria Math"/>
+            <w:rFonts w:ascii="Times New Roman" w:eastAsia="宋体" w:hAnsi="Times New Roman" w:cs="Cambria Math"/>
           </w:rPr>
           <m:t>=</m:t>
         </m:r>
@@ -3962,7 +3962,7 @@
           <m:num>
             <m:r>
               <w:rPr>
-                <w:rFonts w:ascii="Cambria Math" w:eastAsia="宋体" w:hAnsi="Cambria Math" w:cs="Cambria Math"/>
+                <w:rFonts w:ascii="Times New Roman" w:eastAsia="宋体" w:hAnsi="Times New Roman" w:cs="Cambria Math"/>
               </w:rPr>
               <m:t>1</m:t>
             </m:r>
@@ -3970,7 +3970,7 @@
           <m:den>
             <m:r>
               <w:rPr>
-                <w:rFonts w:ascii="Cambria Math" w:eastAsia="宋体" w:hAnsi="Cambria Math" w:cs="Cambria Math"/>
+                <w:rFonts w:ascii="Times New Roman" w:eastAsia="宋体" w:hAnsi="Times New Roman" w:cs="Cambria Math"/>
               </w:rPr>
               <m:t>2</m:t>
             </m:r>
@@ -3978,7 +3978,7 @@
         </m:f>
         <m:r>
           <w:rPr>
-            <w:rFonts w:ascii="Cambria Math" w:eastAsia="宋体" w:hAnsi="Cambria Math" w:cs="Cambria Math"/>
+            <w:rFonts w:ascii="Times New Roman" w:eastAsia="宋体" w:hAnsi="Times New Roman" w:cs="Cambria Math"/>
           </w:rPr>
           <m:t>B</m:t>
         </m:r>
@@ -3986,7 +3986,7 @@
           <m:e>
             <m:r>
               <w:rPr>
-                <w:rFonts w:ascii="Cambria Math" w:eastAsia="宋体" w:hAnsi="Cambria Math" w:cs="Cambria Math"/>
+                <w:rFonts w:ascii="Times New Roman" w:eastAsia="宋体" w:hAnsi="Times New Roman" w:cs="Cambria Math"/>
               </w:rPr>
               <m:t>r</m:t>
             </m:r>
@@ -3994,7 +3994,7 @@
           <m:sup>
             <m:r>
               <w:rPr>
-                <w:rFonts w:ascii="Cambria Math" w:eastAsia="宋体" w:hAnsi="Cambria Math" w:cs="Cambria Math"/>
+                <w:rFonts w:ascii="Times New Roman" w:eastAsia="宋体" w:hAnsi="Times New Roman" w:cs="Cambria Math"/>
               </w:rPr>
               <m:t>2</m:t>
             </m:r>
@@ -4002,7 +4002,7 @@
         </m:sSup>
         <m:r>
           <w:rPr>
-            <w:rFonts w:ascii="Cambria Math" w:eastAsia="宋体" w:hAnsi="Cambria Math" w:cs="Cambria Math"/>
+            <w:rFonts w:ascii="Times New Roman" w:eastAsia="宋体" w:hAnsi="Times New Roman" w:cs="Cambria Math"/>
           </w:rPr>
           <m:t>ω</m:t>
         </m:r>
@@ -5344,13 +5344,13 @@
       <m:oMath>
         <m:r>
           <w:rPr>
-            <w:rFonts w:ascii="Cambria Math" w:eastAsia="宋体" w:hAnsi="Cambria Math" w:cs="Cambria Math"/>
+            <w:rFonts w:ascii="Times New Roman" w:eastAsia="宋体" w:hAnsi="Times New Roman" w:cs="Cambria Math"/>
           </w:rPr>
           <m:t>I</m:t>
         </m:r>
         <m:r>
           <w:rPr>
-            <w:rFonts w:ascii="Cambria Math" w:eastAsia="宋体" w:hAnsi="Cambria Math" w:cs="Cambria Math"/>
+            <w:rFonts w:ascii="Times New Roman" w:eastAsia="宋体" w:hAnsi="Times New Roman" w:cs="Cambria Math"/>
           </w:rPr>
           <m:t>=</m:t>
         </m:r>
@@ -5358,7 +5358,7 @@
           <m:num>
             <m:r>
               <w:rPr>
-                <w:rFonts w:ascii="Cambria Math" w:eastAsia="宋体" w:hAnsi="Cambria Math" w:cs="Cambria Math"/>
+                <w:rFonts w:ascii="Times New Roman" w:eastAsia="宋体" w:hAnsi="Times New Roman" w:cs="Cambria Math"/>
               </w:rPr>
               <m:t>E</m:t>
             </m:r>
@@ -5366,7 +5366,7 @@
           <m:den>
             <m:r>
               <w:rPr>
-                <w:rFonts w:ascii="Cambria Math" w:eastAsia="宋体" w:hAnsi="Cambria Math" w:cs="Cambria Math"/>
+                <w:rFonts w:ascii="Times New Roman" w:eastAsia="宋体" w:hAnsi="Times New Roman" w:cs="Cambria Math"/>
               </w:rPr>
               <m:t>R</m:t>
             </m:r>
@@ -5374,7 +5374,7 @@
         </m:f>
         <m:r>
           <w:rPr>
-            <w:rFonts w:ascii="Cambria Math" w:eastAsia="宋体" w:hAnsi="Cambria Math" w:cs="Cambria Math"/>
+            <w:rFonts w:ascii="Times New Roman" w:eastAsia="宋体" w:hAnsi="Times New Roman" w:cs="Cambria Math"/>
           </w:rPr>
           <m:t>=</m:t>
         </m:r>
@@ -5382,7 +5382,7 @@
           <m:num>
             <m:r>
               <w:rPr>
-                <w:rFonts w:ascii="Cambria Math" w:eastAsia="宋体" w:hAnsi="Cambria Math" w:cs="Cambria Math"/>
+                <w:rFonts w:ascii="Times New Roman" w:eastAsia="宋体" w:hAnsi="Times New Roman" w:cs="Cambria Math"/>
               </w:rPr>
               <m:t>S</m:t>
             </m:r>
@@ -5393,13 +5393,13 @@
                     <m:sty m:val="p"/>
                   </m:rPr>
                   <w:rPr>
-                    <w:rFonts w:ascii="Cambria Math" w:eastAsia="宋体" w:hAnsi="Cambria Math" w:cs="Cambria Math"/>
+                    <w:rFonts w:ascii="Times New Roman" w:eastAsia="宋体" w:hAnsi="Times New Roman" w:cs="Cambria Math"/>
                   </w:rPr>
                   <m:t>Δ</m:t>
                 </m:r>
                 <m:r>
                   <w:rPr>
-                    <w:rFonts w:ascii="Cambria Math" w:eastAsia="宋体" w:hAnsi="Cambria Math" w:cs="Cambria Math"/>
+                    <w:rFonts w:ascii="Times New Roman" w:eastAsia="宋体" w:hAnsi="Times New Roman" w:cs="Cambria Math"/>
                   </w:rPr>
                   <m:t>B</m:t>
                 </m:r>
@@ -5410,13 +5410,13 @@
                     <m:sty m:val="p"/>
                   </m:rPr>
                   <w:rPr>
-                    <w:rFonts w:ascii="Cambria Math" w:eastAsia="宋体" w:hAnsi="Cambria Math" w:cs="Cambria Math"/>
+                    <w:rFonts w:ascii="Times New Roman" w:eastAsia="宋体" w:hAnsi="Times New Roman" w:cs="Cambria Math"/>
                   </w:rPr>
                   <m:t>Δ</m:t>
                 </m:r>
                 <m:r>
                   <w:rPr>
-                    <w:rFonts w:ascii="Cambria Math" w:eastAsia="宋体" w:hAnsi="Cambria Math" w:cs="Cambria Math"/>
+                    <w:rFonts w:ascii="Times New Roman" w:eastAsia="宋体" w:hAnsi="Times New Roman" w:cs="Cambria Math"/>
                   </w:rPr>
                   <m:t>t</m:t>
                 </m:r>
@@ -5426,7 +5426,7 @@
           <m:den>
             <m:r>
               <w:rPr>
-                <w:rFonts w:ascii="Cambria Math" w:eastAsia="宋体" w:hAnsi="Cambria Math" w:cs="Cambria Math"/>
+                <w:rFonts w:ascii="Times New Roman" w:eastAsia="宋体" w:hAnsi="Times New Roman" w:cs="Cambria Math"/>
               </w:rPr>
               <m:t>R</m:t>
             </m:r>
@@ -5434,7 +5434,7 @@
         </m:f>
         <m:r>
           <w:rPr>
-            <w:rFonts w:ascii="Cambria Math" w:eastAsia="宋体" w:hAnsi="Cambria Math" w:cs="Cambria Math"/>
+            <w:rFonts w:ascii="Times New Roman" w:eastAsia="宋体" w:hAnsi="Times New Roman" w:cs="Cambria Math"/>
           </w:rPr>
           <m:t>=</m:t>
         </m:r>
@@ -5442,13 +5442,13 @@
           <m:num>
             <m:r>
               <w:rPr>
-                <w:rFonts w:ascii="Cambria Math" w:eastAsia="宋体" w:hAnsi="Cambria Math" w:cs="Cambria Math"/>
+                <w:rFonts w:ascii="Times New Roman" w:eastAsia="宋体" w:hAnsi="Times New Roman" w:cs="Cambria Math"/>
               </w:rPr>
               <m:t>S</m:t>
             </m:r>
             <m:r>
               <w:rPr>
-                <w:rFonts w:ascii="Cambria Math" w:eastAsia="宋体" w:hAnsi="Cambria Math" w:cs="Cambria Math"/>
+                <w:rFonts w:ascii="Times New Roman" w:eastAsia="宋体" w:hAnsi="Times New Roman" w:cs="Cambria Math"/>
               </w:rPr>
               <m:t>k</m:t>
             </m:r>
@@ -5456,7 +5456,7 @@
           <m:den>
             <m:r>
               <w:rPr>
-                <w:rFonts w:ascii="Cambria Math" w:eastAsia="宋体" w:hAnsi="Cambria Math" w:cs="Cambria Math"/>
+                <w:rFonts w:ascii="Times New Roman" w:eastAsia="宋体" w:hAnsi="Times New Roman" w:cs="Cambria Math"/>
               </w:rPr>
               <m:t>R</m:t>
             </m:r>
@@ -5806,31 +5806,31 @@
       <m:oMath>
         <m:r>
           <w:rPr>
-            <w:rFonts w:ascii="Cambria Math" w:eastAsia="宋体" w:hAnsi="Cambria Math" w:cs="Cambria Math"/>
+            <w:rFonts w:ascii="Times New Roman" w:eastAsia="宋体" w:hAnsi="Times New Roman" w:cs="Cambria Math"/>
           </w:rPr>
           <m:t>E</m:t>
         </m:r>
         <m:r>
           <w:rPr>
-            <w:rFonts w:ascii="Cambria Math" w:eastAsia="宋体" w:hAnsi="Cambria Math" w:cs="Cambria Math"/>
+            <w:rFonts w:ascii="Times New Roman" w:eastAsia="宋体" w:hAnsi="Times New Roman" w:cs="Cambria Math"/>
           </w:rPr>
           <m:t>=</m:t>
         </m:r>
         <m:r>
           <w:rPr>
-            <w:rFonts w:ascii="Cambria Math" w:eastAsia="宋体" w:hAnsi="Cambria Math" w:cs="Cambria Math"/>
+            <w:rFonts w:ascii="Times New Roman" w:eastAsia="宋体" w:hAnsi="Times New Roman" w:cs="Cambria Math"/>
           </w:rPr>
           <m:t>L</m:t>
         </m:r>
         <m:r>
           <w:rPr>
-            <w:rFonts w:ascii="Cambria Math" w:eastAsia="宋体" w:hAnsi="Cambria Math" w:cs="Cambria Math"/>
+            <w:rFonts w:ascii="Times New Roman" w:eastAsia="宋体" w:hAnsi="Times New Roman" w:cs="Cambria Math"/>
           </w:rPr>
           <m:t>B</m:t>
         </m:r>
         <m:r>
           <w:rPr>
-            <w:rFonts w:ascii="Cambria Math" w:eastAsia="宋体" w:hAnsi="Cambria Math" w:cs="Cambria Math"/>
+            <w:rFonts w:ascii="Times New Roman" w:eastAsia="宋体" w:hAnsi="Times New Roman" w:cs="Cambria Math"/>
           </w:rPr>
           <m:t>v</m:t>
         </m:r>
@@ -5857,37 +5857,37 @@
       <m:oMath>
         <m:r>
           <w:rPr>
-            <w:rFonts w:ascii="Cambria Math" w:eastAsia="宋体" w:hAnsi="Cambria Math" w:cs="Cambria Math"/>
+            <w:rFonts w:ascii="Times New Roman" w:eastAsia="宋体" w:hAnsi="Times New Roman" w:cs="Cambria Math"/>
           </w:rPr>
           <m:t>E</m:t>
         </m:r>
         <m:r>
           <w:rPr>
-            <w:rFonts w:ascii="Cambria Math" w:eastAsia="宋体" w:hAnsi="Cambria Math" w:cs="Cambria Math"/>
+            <w:rFonts w:ascii="Times New Roman" w:eastAsia="宋体" w:hAnsi="Times New Roman" w:cs="Cambria Math"/>
           </w:rPr>
           <m:t>=</m:t>
         </m:r>
         <m:r>
           <w:rPr>
-            <w:rFonts w:ascii="Cambria Math" w:eastAsia="宋体" w:hAnsi="Cambria Math" w:cs="Cambria Math"/>
+            <w:rFonts w:ascii="Times New Roman" w:eastAsia="宋体" w:hAnsi="Times New Roman" w:cs="Cambria Math"/>
           </w:rPr>
           <m:t>2</m:t>
         </m:r>
         <m:r>
           <w:rPr>
-            <w:rFonts w:ascii="Cambria Math" w:eastAsia="宋体" w:hAnsi="Cambria Math" w:cs="Cambria Math"/>
+            <w:rFonts w:ascii="Times New Roman" w:eastAsia="宋体" w:hAnsi="Times New Roman" w:cs="Cambria Math"/>
           </w:rPr>
           <m:t>L</m:t>
         </m:r>
         <m:r>
           <w:rPr>
-            <w:rFonts w:ascii="Cambria Math" w:eastAsia="宋体" w:hAnsi="Cambria Math" w:cs="Cambria Math"/>
+            <w:rFonts w:ascii="Times New Roman" w:eastAsia="宋体" w:hAnsi="Times New Roman" w:cs="Cambria Math"/>
           </w:rPr>
           <m:t>B</m:t>
         </m:r>
         <m:r>
           <w:rPr>
-            <w:rFonts w:ascii="Cambria Math" w:eastAsia="宋体" w:hAnsi="Cambria Math" w:cs="Cambria Math"/>
+            <w:rFonts w:ascii="Times New Roman" w:eastAsia="宋体" w:hAnsi="Times New Roman" w:cs="Cambria Math"/>
           </w:rPr>
           <m:t>v</m:t>
         </m:r>
@@ -6003,31 +6003,31 @@
       <m:oMath>
         <m:r>
           <w:rPr>
-            <w:rFonts w:ascii="Cambria Math" w:eastAsia="宋体" w:hAnsi="Cambria Math" w:cs="Cambria Math"/>
+            <w:rFonts w:ascii="Times New Roman" w:eastAsia="宋体" w:hAnsi="Times New Roman" w:cs="Cambria Math"/>
           </w:rPr>
           <m:t>E</m:t>
         </m:r>
         <m:r>
           <w:rPr>
-            <w:rFonts w:ascii="Cambria Math" w:eastAsia="宋体" w:hAnsi="Cambria Math" w:cs="Cambria Math"/>
+            <w:rFonts w:ascii="Times New Roman" w:eastAsia="宋体" w:hAnsi="Times New Roman" w:cs="Cambria Math"/>
           </w:rPr>
           <m:t>=</m:t>
         </m:r>
         <m:r>
           <w:rPr>
-            <w:rFonts w:ascii="Cambria Math" w:eastAsia="宋体" w:hAnsi="Cambria Math" w:cs="Cambria Math"/>
+            <w:rFonts w:ascii="Times New Roman" w:eastAsia="宋体" w:hAnsi="Times New Roman" w:cs="Cambria Math"/>
           </w:rPr>
           <m:t>B</m:t>
         </m:r>
         <m:r>
           <w:rPr>
-            <w:rFonts w:ascii="Cambria Math" w:eastAsia="宋体" w:hAnsi="Cambria Math" w:cs="Cambria Math"/>
+            <w:rFonts w:ascii="Times New Roman" w:eastAsia="宋体" w:hAnsi="Times New Roman" w:cs="Cambria Math"/>
           </w:rPr>
           <m:t>L</m:t>
         </m:r>
         <m:r>
           <w:rPr>
-            <w:rFonts w:ascii="Cambria Math" w:eastAsia="宋体" w:hAnsi="Cambria Math" w:cs="Cambria Math"/>
+            <w:rFonts w:ascii="Times New Roman" w:eastAsia="宋体" w:hAnsi="Times New Roman" w:cs="Cambria Math"/>
           </w:rPr>
           <m:t>v</m:t>
         </m:r>
@@ -6119,7 +6119,7 @@
           <m:e>
             <m:r>
               <w:rPr>
-                <w:rFonts w:ascii="Cambria Math" w:eastAsia="宋体" w:hAnsi="Cambria Math" w:cs="Cambria Math"/>
+                <w:rFonts w:ascii="Times New Roman" w:eastAsia="宋体" w:hAnsi="Times New Roman" w:cs="Cambria Math"/>
               </w:rPr>
               <m:t>v</m:t>
             </m:r>
@@ -6127,7 +6127,7 @@
           <m:sub>
             <m:r>
               <w:rPr>
-                <w:rFonts w:ascii="Cambria Math" w:eastAsia="宋体" w:hAnsi="Cambria Math" w:cs="Cambria Math"/>
+                <w:rFonts w:ascii="Times New Roman" w:eastAsia="宋体" w:hAnsi="Times New Roman" w:cs="Cambria Math"/>
               </w:rPr>
               <m:t>0</m:t>
             </m:r>
@@ -6181,7 +6181,7 @@
           <m:e>
             <m:r>
               <w:rPr>
-                <w:rFonts w:ascii="Cambria Math" w:eastAsia="宋体" w:hAnsi="Cambria Math" w:cs="Cambria Math"/>
+                <w:rFonts w:ascii="Times New Roman" w:eastAsia="宋体" w:hAnsi="Times New Roman" w:cs="Cambria Math"/>
               </w:rPr>
               <m:t>v</m:t>
             </m:r>
@@ -6189,7 +6189,7 @@
           <m:sub>
             <m:r>
               <w:rPr>
-                <w:rFonts w:ascii="Cambria Math" w:eastAsia="宋体" w:hAnsi="Cambria Math" w:cs="Cambria Math"/>
+                <w:rFonts w:ascii="Times New Roman" w:eastAsia="宋体" w:hAnsi="Times New Roman" w:cs="Cambria Math"/>
               </w:rPr>
               <m:t>0</m:t>
             </m:r>
@@ -6302,13 +6302,13 @@
             <m:sty m:val="p"/>
           </m:rPr>
           <w:rPr>
-            <w:rFonts w:ascii="Cambria Math" w:eastAsia="宋体" w:hAnsi="Cambria Math" w:cs="Cambria Math"/>
+            <w:rFonts w:ascii="Times New Roman" w:eastAsia="宋体" w:hAnsi="Times New Roman" w:cs="Cambria Math"/>
           </w:rPr>
           <m:t>B</m:t>
         </m:r>
         <m:r>
           <w:rPr>
-            <w:rFonts w:ascii="Cambria Math" w:eastAsia="宋体" w:hAnsi="Cambria Math" w:cs="Cambria Math"/>
+            <w:rFonts w:ascii="Times New Roman" w:eastAsia="宋体" w:hAnsi="Times New Roman" w:cs="Cambria Math"/>
           </w:rPr>
           <m:t>d</m:t>
         </m:r>
@@ -6316,7 +6316,7 @@
           <m:e>
             <m:r>
               <w:rPr>
-                <w:rFonts w:ascii="Cambria Math" w:eastAsia="宋体" w:hAnsi="Cambria Math" w:cs="Cambria Math"/>
+                <w:rFonts w:ascii="Times New Roman" w:eastAsia="宋体" w:hAnsi="Times New Roman" w:cs="Cambria Math"/>
               </w:rPr>
               <m:t>v</m:t>
             </m:r>
@@ -6324,7 +6324,7 @@
           <m:sub>
             <m:r>
               <w:rPr>
-                <w:rFonts w:ascii="Cambria Math" w:eastAsia="宋体" w:hAnsi="Cambria Math" w:cs="Cambria Math"/>
+                <w:rFonts w:ascii="Times New Roman" w:eastAsia="宋体" w:hAnsi="Times New Roman" w:cs="Cambria Math"/>
               </w:rPr>
               <m:t>0</m:t>
             </m:r>
@@ -6350,7 +6350,7 @@
       <m:oMath>
         <m:r>
           <w:rPr>
-            <w:rFonts w:ascii="Cambria Math" w:eastAsia="宋体" w:hAnsi="Cambria Math" w:cs="Cambria Math"/>
+            <w:rFonts w:ascii="Times New Roman" w:eastAsia="宋体" w:hAnsi="Times New Roman" w:cs="Cambria Math"/>
           </w:rPr>
           <m:t>2</m:t>
         </m:r>
@@ -6359,13 +6359,13 @@
             <m:sty m:val="p"/>
           </m:rPr>
           <w:rPr>
-            <w:rFonts w:ascii="Cambria Math" w:eastAsia="宋体" w:hAnsi="Cambria Math" w:cs="Cambria Math"/>
+            <w:rFonts w:ascii="Times New Roman" w:eastAsia="宋体" w:hAnsi="Times New Roman" w:cs="Cambria Math"/>
           </w:rPr>
           <m:t>B</m:t>
         </m:r>
         <m:r>
           <w:rPr>
-            <w:rFonts w:ascii="Cambria Math" w:eastAsia="宋体" w:hAnsi="Cambria Math" w:cs="Cambria Math"/>
+            <w:rFonts w:ascii="Times New Roman" w:eastAsia="宋体" w:hAnsi="Times New Roman" w:cs="Cambria Math"/>
           </w:rPr>
           <m:t>d</m:t>
         </m:r>
@@ -6373,7 +6373,7 @@
           <m:e>
             <m:r>
               <w:rPr>
-                <w:rFonts w:ascii="Cambria Math" w:eastAsia="宋体" w:hAnsi="Cambria Math" w:cs="Cambria Math"/>
+                <w:rFonts w:ascii="Times New Roman" w:eastAsia="宋体" w:hAnsi="Times New Roman" w:cs="Cambria Math"/>
               </w:rPr>
               <m:t>v</m:t>
             </m:r>
@@ -6381,7 +6381,7 @@
           <m:sub>
             <m:r>
               <w:rPr>
-                <w:rFonts w:ascii="Cambria Math" w:eastAsia="宋体" w:hAnsi="Cambria Math" w:cs="Cambria Math"/>
+                <w:rFonts w:ascii="Times New Roman" w:eastAsia="宋体" w:hAnsi="Times New Roman" w:cs="Cambria Math"/>
               </w:rPr>
               <m:t>0</m:t>
             </m:r>
@@ -6407,7 +6407,7 @@
       <m:oMath>
         <m:r>
           <w:rPr>
-            <w:rFonts w:ascii="Cambria Math" w:eastAsia="宋体" w:hAnsi="Cambria Math" w:cs="Cambria Math"/>
+            <w:rFonts w:ascii="Times New Roman" w:eastAsia="宋体" w:hAnsi="Times New Roman" w:cs="Cambria Math"/>
           </w:rPr>
           <m:t>4</m:t>
         </m:r>
@@ -6416,13 +6416,13 @@
             <m:sty m:val="p"/>
           </m:rPr>
           <w:rPr>
-            <w:rFonts w:ascii="Cambria Math" w:eastAsia="宋体" w:hAnsi="Cambria Math" w:cs="Cambria Math"/>
+            <w:rFonts w:ascii="Times New Roman" w:eastAsia="宋体" w:hAnsi="Times New Roman" w:cs="Cambria Math"/>
           </w:rPr>
           <m:t>B</m:t>
         </m:r>
         <m:r>
           <w:rPr>
-            <w:rFonts w:ascii="Cambria Math" w:eastAsia="宋体" w:hAnsi="Cambria Math" w:cs="Cambria Math"/>
+            <w:rFonts w:ascii="Times New Roman" w:eastAsia="宋体" w:hAnsi="Times New Roman" w:cs="Cambria Math"/>
           </w:rPr>
           <m:t>d</m:t>
         </m:r>
@@ -6430,7 +6430,7 @@
           <m:e>
             <m:r>
               <w:rPr>
-                <w:rFonts w:ascii="Cambria Math" w:eastAsia="宋体" w:hAnsi="Cambria Math" w:cs="Cambria Math"/>
+                <w:rFonts w:ascii="Times New Roman" w:eastAsia="宋体" w:hAnsi="Times New Roman" w:cs="Cambria Math"/>
               </w:rPr>
               <m:t>v</m:t>
             </m:r>
@@ -6438,7 +6438,7 @@
           <m:sub>
             <m:r>
               <w:rPr>
-                <w:rFonts w:ascii="Cambria Math" w:eastAsia="宋体" w:hAnsi="Cambria Math" w:cs="Cambria Math"/>
+                <w:rFonts w:ascii="Times New Roman" w:eastAsia="宋体" w:hAnsi="Times New Roman" w:cs="Cambria Math"/>
               </w:rPr>
               <m:t>0</m:t>
             </m:r>
@@ -6518,31 +6518,31 @@
       <m:oMath>
         <m:r>
           <w:rPr>
-            <w:rFonts w:ascii="Cambria Math" w:eastAsia="宋体" w:hAnsi="Cambria Math" w:cs="Cambria Math"/>
+            <w:rFonts w:ascii="Times New Roman" w:eastAsia="宋体" w:hAnsi="Times New Roman" w:cs="Cambria Math"/>
           </w:rPr>
           <m:t>E</m:t>
         </m:r>
         <m:r>
           <w:rPr>
-            <w:rFonts w:ascii="Cambria Math" w:eastAsia="宋体" w:hAnsi="Cambria Math" w:cs="Cambria Math"/>
+            <w:rFonts w:ascii="Times New Roman" w:eastAsia="宋体" w:hAnsi="Times New Roman" w:cs="Cambria Math"/>
           </w:rPr>
           <m:t>=</m:t>
         </m:r>
         <m:r>
           <w:rPr>
-            <w:rFonts w:ascii="Cambria Math" w:eastAsia="宋体" w:hAnsi="Cambria Math" w:cs="Cambria Math"/>
+            <w:rFonts w:ascii="Times New Roman" w:eastAsia="宋体" w:hAnsi="Times New Roman" w:cs="Cambria Math"/>
           </w:rPr>
           <m:t>B</m:t>
         </m:r>
         <m:r>
           <w:rPr>
-            <w:rFonts w:ascii="Cambria Math" w:eastAsia="宋体" w:hAnsi="Cambria Math" w:cs="Cambria Math"/>
+            <w:rFonts w:ascii="Times New Roman" w:eastAsia="宋体" w:hAnsi="Times New Roman" w:cs="Cambria Math"/>
           </w:rPr>
           <m:t>L</m:t>
         </m:r>
         <m:r>
           <w:rPr>
-            <w:rFonts w:ascii="Cambria Math" w:eastAsia="宋体" w:hAnsi="Cambria Math" w:cs="Cambria Math"/>
+            <w:rFonts w:ascii="Times New Roman" w:eastAsia="宋体" w:hAnsi="Times New Roman" w:cs="Cambria Math"/>
           </w:rPr>
           <m:t>v</m:t>
         </m:r>
@@ -6594,7 +6594,7 @@
           <m:e>
             <m:r>
               <w:rPr>
-                <w:rFonts w:ascii="Cambria Math" w:eastAsia="宋体" w:hAnsi="Cambria Math" w:cs="Cambria Math"/>
+                <w:rFonts w:ascii="Times New Roman" w:eastAsia="宋体" w:hAnsi="Times New Roman" w:cs="Cambria Math"/>
               </w:rPr>
               <m:t>v</m:t>
             </m:r>
@@ -6602,7 +6602,7 @@
           <m:sub>
             <m:r>
               <w:rPr>
-                <w:rFonts w:ascii="Cambria Math" w:eastAsia="宋体" w:hAnsi="Cambria Math" w:cs="Cambria Math"/>
+                <w:rFonts w:ascii="Times New Roman" w:eastAsia="宋体" w:hAnsi="Times New Roman" w:cs="Cambria Math"/>
               </w:rPr>
               <m:t>0</m:t>
             </m:r>
@@ -6622,7 +6622,7 @@
           <m:e>
             <m:r>
               <w:rPr>
-                <w:rFonts w:ascii="Cambria Math" w:eastAsia="宋体" w:hAnsi="Cambria Math" w:cs="Cambria Math"/>
+                <w:rFonts w:ascii="Times New Roman" w:eastAsia="宋体" w:hAnsi="Times New Roman" w:cs="Cambria Math"/>
               </w:rPr>
               <m:t>v</m:t>
             </m:r>
@@ -6630,7 +6630,7 @@
           <m:sub>
             <m:r>
               <w:rPr>
-                <w:rFonts w:ascii="Cambria Math" w:eastAsia="宋体" w:hAnsi="Cambria Math" w:cs="Cambria Math"/>
+                <w:rFonts w:ascii="Times New Roman" w:eastAsia="宋体" w:hAnsi="Times New Roman" w:cs="Cambria Math"/>
               </w:rPr>
               <m:t>0</m:t>
             </m:r>
@@ -6648,19 +6648,19 @@
       <m:oMath>
         <m:r>
           <w:rPr>
-            <w:rFonts w:ascii="Cambria Math" w:eastAsia="宋体" w:hAnsi="Cambria Math" w:cs="Cambria Math"/>
+            <w:rFonts w:ascii="Times New Roman" w:eastAsia="宋体" w:hAnsi="Times New Roman" w:cs="Cambria Math"/>
           </w:rPr>
           <m:t>v</m:t>
         </m:r>
         <m:r>
           <w:rPr>
-            <w:rFonts w:ascii="Cambria Math" w:eastAsia="宋体" w:hAnsi="Cambria Math" w:cs="Cambria Math"/>
+            <w:rFonts w:ascii="Times New Roman" w:eastAsia="宋体" w:hAnsi="Times New Roman" w:cs="Cambria Math"/>
           </w:rPr>
           <m:t>=</m:t>
         </m:r>
         <m:r>
           <w:rPr>
-            <w:rFonts w:ascii="Cambria Math" w:eastAsia="宋体" w:hAnsi="Cambria Math" w:cs="Cambria Math"/>
+            <w:rFonts w:ascii="Times New Roman" w:eastAsia="宋体" w:hAnsi="Times New Roman" w:cs="Cambria Math"/>
           </w:rPr>
           <m:t>2</m:t>
         </m:r>
@@ -6668,7 +6668,7 @@
           <m:e>
             <m:r>
               <w:rPr>
-                <w:rFonts w:ascii="Cambria Math" w:eastAsia="宋体" w:hAnsi="Cambria Math" w:cs="Cambria Math"/>
+                <w:rFonts w:ascii="Times New Roman" w:eastAsia="宋体" w:hAnsi="Times New Roman" w:cs="Cambria Math"/>
               </w:rPr>
               <m:t>v</m:t>
             </m:r>
@@ -6676,7 +6676,7 @@
           <m:sub>
             <m:r>
               <w:rPr>
-                <w:rFonts w:ascii="Cambria Math" w:eastAsia="宋体" w:hAnsi="Cambria Math" w:cs="Cambria Math"/>
+                <w:rFonts w:ascii="Times New Roman" w:eastAsia="宋体" w:hAnsi="Times New Roman" w:cs="Cambria Math"/>
               </w:rPr>
               <m:t>0</m:t>
             </m:r>
@@ -6705,31 +6705,31 @@
       <m:oMath>
         <m:r>
           <w:rPr>
-            <w:rFonts w:ascii="Cambria Math" w:eastAsia="宋体" w:hAnsi="Cambria Math" w:cs="Cambria Math"/>
+            <w:rFonts w:ascii="Times New Roman" w:eastAsia="宋体" w:hAnsi="Times New Roman" w:cs="Cambria Math"/>
           </w:rPr>
           <m:t>E</m:t>
         </m:r>
         <m:r>
           <w:rPr>
-            <w:rFonts w:ascii="Cambria Math" w:eastAsia="宋体" w:hAnsi="Cambria Math" w:cs="Cambria Math"/>
+            <w:rFonts w:ascii="Times New Roman" w:eastAsia="宋体" w:hAnsi="Times New Roman" w:cs="Cambria Math"/>
           </w:rPr>
           <m:t>=</m:t>
         </m:r>
         <m:r>
           <w:rPr>
-            <w:rFonts w:ascii="Cambria Math" w:eastAsia="宋体" w:hAnsi="Cambria Math" w:cs="Cambria Math"/>
+            <w:rFonts w:ascii="Times New Roman" w:eastAsia="宋体" w:hAnsi="Times New Roman" w:cs="Cambria Math"/>
           </w:rPr>
           <m:t>2</m:t>
         </m:r>
         <m:r>
           <w:rPr>
-            <w:rFonts w:ascii="Cambria Math" w:eastAsia="宋体" w:hAnsi="Cambria Math" w:cs="Cambria Math"/>
+            <w:rFonts w:ascii="Times New Roman" w:eastAsia="宋体" w:hAnsi="Times New Roman" w:cs="Cambria Math"/>
           </w:rPr>
           <m:t>B</m:t>
         </m:r>
         <m:r>
           <w:rPr>
-            <w:rFonts w:ascii="Cambria Math" w:eastAsia="宋体" w:hAnsi="Cambria Math" w:cs="Cambria Math"/>
+            <w:rFonts w:ascii="Times New Roman" w:eastAsia="宋体" w:hAnsi="Times New Roman" w:cs="Cambria Math"/>
           </w:rPr>
           <m:t>d</m:t>
         </m:r>
@@ -6737,7 +6737,7 @@
           <m:e>
             <m:r>
               <w:rPr>
-                <w:rFonts w:ascii="Cambria Math" w:eastAsia="宋体" w:hAnsi="Cambria Math" w:cs="Cambria Math"/>
+                <w:rFonts w:ascii="Times New Roman" w:eastAsia="宋体" w:hAnsi="Times New Roman" w:cs="Cambria Math"/>
               </w:rPr>
               <m:t>v</m:t>
             </m:r>
@@ -6745,7 +6745,7 @@
           <m:sub>
             <m:r>
               <w:rPr>
-                <w:rFonts w:ascii="Cambria Math" w:eastAsia="宋体" w:hAnsi="Cambria Math" w:cs="Cambria Math"/>
+                <w:rFonts w:ascii="Times New Roman" w:eastAsia="宋体" w:hAnsi="Times New Roman" w:cs="Cambria Math"/>
               </w:rPr>
               <m:t>0</m:t>
             </m:r>
@@ -7026,13 +7026,13 @@
       <m:oMath>
         <m:r>
           <w:rPr>
-            <w:rFonts w:ascii="Cambria Math" w:eastAsia="宋体" w:hAnsi="Cambria Math" w:cs="Cambria Math"/>
+            <w:rFonts w:ascii="Times New Roman" w:eastAsia="宋体" w:hAnsi="Times New Roman" w:cs="Cambria Math"/>
           </w:rPr>
           <m:t>Δ</m:t>
         </m:r>
         <m:r>
           <w:rPr>
-            <w:rFonts w:ascii="Cambria Math" w:eastAsia="宋体" w:hAnsi="Cambria Math" w:cs="Cambria Math"/>
+            <w:rFonts w:ascii="Times New Roman" w:eastAsia="宋体" w:hAnsi="Times New Roman" w:cs="Cambria Math"/>
           </w:rPr>
           <m:t>t</m:t>
         </m:r>
@@ -7048,19 +7048,19 @@
       <m:oMath>
         <m:r>
           <w:rPr>
-            <w:rFonts w:ascii="Cambria Math" w:eastAsia="宋体" w:hAnsi="Cambria Math" w:cs="Cambria Math"/>
+            <w:rFonts w:ascii="Times New Roman" w:eastAsia="宋体" w:hAnsi="Times New Roman" w:cs="Cambria Math"/>
           </w:rPr>
           <m:t>E</m:t>
         </m:r>
         <m:r>
           <w:rPr>
-            <w:rFonts w:ascii="Cambria Math" w:eastAsia="宋体" w:hAnsi="Cambria Math" w:cs="Cambria Math"/>
+            <w:rFonts w:ascii="Times New Roman" w:eastAsia="宋体" w:hAnsi="Times New Roman" w:cs="Cambria Math"/>
           </w:rPr>
           <m:t>=</m:t>
         </m:r>
         <m:r>
           <w:rPr>
-            <w:rFonts w:ascii="Cambria Math" w:eastAsia="宋体" w:hAnsi="Cambria Math" w:cs="Cambria Math"/>
+            <w:rFonts w:ascii="Times New Roman" w:eastAsia="宋体" w:hAnsi="Times New Roman" w:cs="Cambria Math"/>
           </w:rPr>
           <m:t>n</m:t>
         </m:r>
@@ -7071,13 +7071,13 @@
                 <m:sty m:val="p"/>
               </m:rPr>
               <w:rPr>
-                <w:rFonts w:ascii="Cambria Math" w:eastAsia="宋体" w:hAnsi="Cambria Math" w:cs="Cambria Math"/>
+                <w:rFonts w:ascii="Times New Roman" w:eastAsia="宋体" w:hAnsi="Times New Roman" w:cs="Cambria Math"/>
               </w:rPr>
               <m:t>Δ</m:t>
             </m:r>
             <m:r>
               <w:rPr>
-                <w:rFonts w:ascii="Cambria Math" w:eastAsia="宋体" w:hAnsi="Cambria Math" w:cs="Cambria Math"/>
+                <w:rFonts w:ascii="Times New Roman" w:eastAsia="宋体" w:hAnsi="Times New Roman" w:cs="Cambria Math"/>
               </w:rPr>
               <m:t>Φ</m:t>
             </m:r>
@@ -7088,13 +7088,13 @@
                 <m:sty m:val="p"/>
               </m:rPr>
               <w:rPr>
-                <w:rFonts w:ascii="Cambria Math" w:eastAsia="宋体" w:hAnsi="Cambria Math" w:cs="Cambria Math"/>
+                <w:rFonts w:ascii="Times New Roman" w:eastAsia="宋体" w:hAnsi="Times New Roman" w:cs="Cambria Math"/>
               </w:rPr>
               <m:t>Δ</m:t>
             </m:r>
             <m:r>
               <w:rPr>
-                <w:rFonts w:ascii="Cambria Math" w:eastAsia="宋体" w:hAnsi="Cambria Math" w:cs="Cambria Math"/>
+                <w:rFonts w:ascii="Times New Roman" w:eastAsia="宋体" w:hAnsi="Times New Roman" w:cs="Cambria Math"/>
               </w:rPr>
               <m:t>t</m:t>
             </m:r>
@@ -7123,7 +7123,7 @@
       <m:oMath>
         <m:r>
           <w:rPr>
-            <w:rFonts w:ascii="Cambria Math" w:eastAsia="宋体" w:hAnsi="Cambria Math" w:cs="Cambria Math"/>
+            <w:rFonts w:ascii="Times New Roman" w:eastAsia="宋体" w:hAnsi="Times New Roman" w:cs="Cambria Math"/>
           </w:rPr>
           <m:t>R</m:t>
         </m:r>
@@ -7139,13 +7139,13 @@
       <m:oMath>
         <m:r>
           <w:rPr>
-            <w:rFonts w:ascii="Cambria Math" w:eastAsia="宋体" w:hAnsi="Cambria Math" w:cs="Cambria Math"/>
+            <w:rFonts w:ascii="Times New Roman" w:eastAsia="宋体" w:hAnsi="Times New Roman" w:cs="Cambria Math"/>
           </w:rPr>
           <m:t>I</m:t>
         </m:r>
         <m:r>
           <w:rPr>
-            <w:rFonts w:ascii="Cambria Math" w:eastAsia="宋体" w:hAnsi="Cambria Math" w:cs="Cambria Math"/>
+            <w:rFonts w:ascii="Times New Roman" w:eastAsia="宋体" w:hAnsi="Times New Roman" w:cs="Cambria Math"/>
           </w:rPr>
           <m:t>=</m:t>
         </m:r>
@@ -7153,7 +7153,7 @@
           <m:num>
             <m:r>
               <w:rPr>
-                <w:rFonts w:ascii="Cambria Math" w:eastAsia="宋体" w:hAnsi="Cambria Math" w:cs="Cambria Math"/>
+                <w:rFonts w:ascii="Times New Roman" w:eastAsia="宋体" w:hAnsi="Times New Roman" w:cs="Cambria Math"/>
               </w:rPr>
               <m:t>E</m:t>
             </m:r>
@@ -7161,19 +7161,19 @@
           <m:den>
             <m:r>
               <w:rPr>
-                <w:rFonts w:ascii="Cambria Math" w:eastAsia="宋体" w:hAnsi="Cambria Math" w:cs="Cambria Math"/>
+                <w:rFonts w:ascii="Times New Roman" w:eastAsia="宋体" w:hAnsi="Times New Roman" w:cs="Cambria Math"/>
               </w:rPr>
               <m:t>R</m:t>
             </m:r>
             <m:r>
               <w:rPr>
-                <w:rFonts w:ascii="Cambria Math" w:eastAsia="宋体" w:hAnsi="Cambria Math" w:cs="Cambria Math"/>
+                <w:rFonts w:ascii="Times New Roman" w:eastAsia="宋体" w:hAnsi="Times New Roman" w:cs="Cambria Math"/>
               </w:rPr>
               <m:t>+</m:t>
             </m:r>
             <m:r>
               <w:rPr>
-                <w:rFonts w:ascii="Cambria Math" w:eastAsia="宋体" w:hAnsi="Cambria Math" w:cs="Cambria Math"/>
+                <w:rFonts w:ascii="Times New Roman" w:eastAsia="宋体" w:hAnsi="Times New Roman" w:cs="Cambria Math"/>
               </w:rPr>
               <m:t>r</m:t>
             </m:r>
@@ -7202,31 +7202,31 @@
       <m:oMath>
         <m:r>
           <w:rPr>
-            <w:rFonts w:ascii="Cambria Math" w:eastAsia="宋体" w:hAnsi="Cambria Math" w:cs="Cambria Math"/>
+            <w:rFonts w:ascii="Times New Roman" w:eastAsia="宋体" w:hAnsi="Times New Roman" w:cs="Cambria Math"/>
           </w:rPr>
           <m:t>q</m:t>
         </m:r>
         <m:r>
           <w:rPr>
-            <w:rFonts w:ascii="Cambria Math" w:eastAsia="宋体" w:hAnsi="Cambria Math" w:cs="Cambria Math"/>
+            <w:rFonts w:ascii="Times New Roman" w:eastAsia="宋体" w:hAnsi="Times New Roman" w:cs="Cambria Math"/>
           </w:rPr>
           <m:t>=</m:t>
         </m:r>
         <m:r>
           <w:rPr>
-            <w:rFonts w:ascii="Cambria Math" w:eastAsia="宋体" w:hAnsi="Cambria Math" w:cs="Cambria Math"/>
+            <w:rFonts w:ascii="Times New Roman" w:eastAsia="宋体" w:hAnsi="Times New Roman" w:cs="Cambria Math"/>
           </w:rPr>
           <m:t>I</m:t>
         </m:r>
         <m:r>
           <w:rPr>
-            <w:rFonts w:ascii="Cambria Math" w:eastAsia="宋体" w:hAnsi="Cambria Math" w:cs="Cambria Math"/>
+            <w:rFonts w:ascii="Times New Roman" w:eastAsia="宋体" w:hAnsi="Times New Roman" w:cs="Cambria Math"/>
           </w:rPr>
           <m:t>Δ</m:t>
         </m:r>
         <m:r>
           <w:rPr>
-            <w:rFonts w:ascii="Cambria Math" w:eastAsia="宋体" w:hAnsi="Cambria Math" w:cs="Cambria Math"/>
+            <w:rFonts w:ascii="Times New Roman" w:eastAsia="宋体" w:hAnsi="Times New Roman" w:cs="Cambria Math"/>
           </w:rPr>
           <m:t>t</m:t>
         </m:r>
@@ -7242,19 +7242,19 @@
       <m:oMath>
         <m:r>
           <w:rPr>
-            <w:rFonts w:ascii="Cambria Math" w:eastAsia="宋体" w:hAnsi="Cambria Math" w:cs="Cambria Math"/>
+            <w:rFonts w:ascii="Times New Roman" w:eastAsia="宋体" w:hAnsi="Times New Roman" w:cs="Cambria Math"/>
           </w:rPr>
           <m:t>q</m:t>
         </m:r>
         <m:r>
           <w:rPr>
-            <w:rFonts w:ascii="Cambria Math" w:eastAsia="宋体" w:hAnsi="Cambria Math" w:cs="Cambria Math"/>
+            <w:rFonts w:ascii="Times New Roman" w:eastAsia="宋体" w:hAnsi="Times New Roman" w:cs="Cambria Math"/>
           </w:rPr>
           <m:t>=</m:t>
         </m:r>
         <m:r>
           <w:rPr>
-            <w:rFonts w:ascii="Cambria Math" w:eastAsia="宋体" w:hAnsi="Cambria Math" w:cs="Cambria Math"/>
+            <w:rFonts w:ascii="Times New Roman" w:eastAsia="宋体" w:hAnsi="Times New Roman" w:cs="Cambria Math"/>
           </w:rPr>
           <m:t>n</m:t>
         </m:r>
@@ -7265,13 +7265,13 @@
                 <m:sty m:val="p"/>
               </m:rPr>
               <w:rPr>
-                <w:rFonts w:ascii="Cambria Math" w:eastAsia="宋体" w:hAnsi="Cambria Math" w:cs="Cambria Math"/>
+                <w:rFonts w:ascii="Times New Roman" w:eastAsia="宋体" w:hAnsi="Times New Roman" w:cs="Cambria Math"/>
               </w:rPr>
               <m:t>Δ</m:t>
             </m:r>
             <m:r>
               <w:rPr>
-                <w:rFonts w:ascii="Cambria Math" w:eastAsia="宋体" w:hAnsi="Cambria Math" w:cs="Cambria Math"/>
+                <w:rFonts w:ascii="Times New Roman" w:eastAsia="宋体" w:hAnsi="Times New Roman" w:cs="Cambria Math"/>
               </w:rPr>
               <m:t>Φ</m:t>
             </m:r>
@@ -7279,19 +7279,19 @@
           <m:den>
             <m:r>
               <w:rPr>
-                <w:rFonts w:ascii="Cambria Math" w:eastAsia="宋体" w:hAnsi="Cambria Math" w:cs="Cambria Math"/>
+                <w:rFonts w:ascii="Times New Roman" w:eastAsia="宋体" w:hAnsi="Times New Roman" w:cs="Cambria Math"/>
               </w:rPr>
               <m:t>R</m:t>
             </m:r>
             <m:r>
               <w:rPr>
-                <w:rFonts w:ascii="Cambria Math" w:eastAsia="宋体" w:hAnsi="Cambria Math" w:cs="Cambria Math"/>
+                <w:rFonts w:ascii="Times New Roman" w:eastAsia="宋体" w:hAnsi="Times New Roman" w:cs="Cambria Math"/>
               </w:rPr>
               <m:t>+</m:t>
             </m:r>
             <m:r>
               <w:rPr>
-                <w:rFonts w:ascii="Cambria Math" w:eastAsia="宋体" w:hAnsi="Cambria Math" w:cs="Cambria Math"/>
+                <w:rFonts w:ascii="Times New Roman" w:eastAsia="宋体" w:hAnsi="Times New Roman" w:cs="Cambria Math"/>
               </w:rPr>
               <m:t>r</m:t>
             </m:r>
@@ -7400,19 +7400,19 @@
       <m:oMath>
         <m:r>
           <w:rPr>
-            <w:rFonts w:ascii="Cambria Math" w:eastAsia="宋体" w:hAnsi="Cambria Math" w:cs="Cambria Math"/>
+            <w:rFonts w:ascii="Times New Roman" w:eastAsia="宋体" w:hAnsi="Times New Roman" w:cs="Cambria Math"/>
           </w:rPr>
           <m:t>R</m:t>
         </m:r>
         <m:r>
           <w:rPr>
-            <w:rFonts w:ascii="Cambria Math" w:eastAsia="宋体" w:hAnsi="Cambria Math" w:cs="Cambria Math"/>
+            <w:rFonts w:ascii="Times New Roman" w:eastAsia="宋体" w:hAnsi="Times New Roman" w:cs="Cambria Math"/>
           </w:rPr>
           <m:t>=</m:t>
         </m:r>
         <m:r>
           <w:rPr>
-            <w:rFonts w:ascii="Cambria Math" w:eastAsia="宋体" w:hAnsi="Cambria Math" w:cs="Cambria Math"/>
+            <w:rFonts w:ascii="Times New Roman" w:eastAsia="宋体" w:hAnsi="Times New Roman" w:cs="Cambria Math"/>
           </w:rPr>
           <m:t>0.1</m:t>
         </m:r>
@@ -7421,7 +7421,7 @@
             <m:sty m:val="p"/>
           </m:rPr>
           <w:rPr>
-            <w:rFonts w:ascii="Cambria Math" w:eastAsia="宋体" w:hAnsi="Cambria Math" w:cs="Cambria Math"/>
+            <w:rFonts w:ascii="Times New Roman" w:eastAsia="宋体" w:hAnsi="Times New Roman" w:cs="Cambria Math"/>
           </w:rPr>
           <m:t>Ω</m:t>
         </m:r>
@@ -7437,19 +7437,19 @@
       <m:oMath>
         <m:r>
           <w:rPr>
-            <w:rFonts w:ascii="Cambria Math" w:eastAsia="宋体" w:hAnsi="Cambria Math" w:cs="Cambria Math"/>
+            <w:rFonts w:ascii="Times New Roman" w:eastAsia="宋体" w:hAnsi="Times New Roman" w:cs="Cambria Math"/>
           </w:rPr>
           <m:t>l</m:t>
         </m:r>
         <m:r>
           <w:rPr>
-            <w:rFonts w:ascii="Cambria Math" w:eastAsia="宋体" w:hAnsi="Cambria Math" w:cs="Cambria Math"/>
+            <w:rFonts w:ascii="Times New Roman" w:eastAsia="宋体" w:hAnsi="Times New Roman" w:cs="Cambria Math"/>
           </w:rPr>
           <m:t>=</m:t>
         </m:r>
         <m:r>
           <w:rPr>
-            <w:rFonts w:ascii="Cambria Math" w:eastAsia="宋体" w:hAnsi="Cambria Math" w:cs="Cambria Math"/>
+            <w:rFonts w:ascii="Times New Roman" w:eastAsia="宋体" w:hAnsi="Times New Roman" w:cs="Cambria Math"/>
           </w:rPr>
           <m:t>0.2</m:t>
         </m:r>
@@ -7458,7 +7458,7 @@
             <m:nor/>
           </m:rPr>
           <w:rPr>
-            <w:rFonts w:ascii="Cambria Math" w:eastAsia="宋体" w:hAnsi="Cambria Math" w:cs="Cambria Math"/>
+            <w:rFonts w:ascii="Times New Roman" w:eastAsia="宋体" w:hAnsi="Times New Roman" w:cs="Cambria Math"/>
           </w:rPr>
           <m:t>m</m:t>
         </m:r>
@@ -7493,19 +7493,19 @@
       <m:oMath>
         <m:r>
           <w:rPr>
-            <w:rFonts w:ascii="Cambria Math" w:eastAsia="宋体" w:hAnsi="Cambria Math" w:cs="Cambria Math"/>
+            <w:rFonts w:ascii="Times New Roman" w:eastAsia="宋体" w:hAnsi="Times New Roman" w:cs="Cambria Math"/>
           </w:rPr>
           <m:t>t</m:t>
         </m:r>
         <m:r>
           <w:rPr>
-            <w:rFonts w:ascii="Cambria Math" w:eastAsia="宋体" w:hAnsi="Cambria Math" w:cs="Cambria Math"/>
+            <w:rFonts w:ascii="Times New Roman" w:eastAsia="宋体" w:hAnsi="Times New Roman" w:cs="Cambria Math"/>
           </w:rPr>
           <m:t>=</m:t>
         </m:r>
         <m:r>
           <w:rPr>
-            <w:rFonts w:ascii="Cambria Math" w:eastAsia="宋体" w:hAnsi="Cambria Math" w:cs="Cambria Math"/>
+            <w:rFonts w:ascii="Times New Roman" w:eastAsia="宋体" w:hAnsi="Times New Roman" w:cs="Cambria Math"/>
           </w:rPr>
           <m:t>0</m:t>
         </m:r>
@@ -7521,19 +7521,19 @@
       <m:oMath>
         <m:r>
           <w:rPr>
-            <w:rFonts w:ascii="Cambria Math" w:eastAsia="宋体" w:hAnsi="Cambria Math" w:cs="Cambria Math"/>
+            <w:rFonts w:ascii="Times New Roman" w:eastAsia="宋体" w:hAnsi="Times New Roman" w:cs="Cambria Math"/>
           </w:rPr>
           <m:t>t</m:t>
         </m:r>
         <m:r>
           <w:rPr>
-            <w:rFonts w:ascii="Cambria Math" w:eastAsia="宋体" w:hAnsi="Cambria Math" w:cs="Cambria Math"/>
+            <w:rFonts w:ascii="Times New Roman" w:eastAsia="宋体" w:hAnsi="Times New Roman" w:cs="Cambria Math"/>
           </w:rPr>
           <m:t>=</m:t>
         </m:r>
         <m:r>
           <w:rPr>
-            <w:rFonts w:ascii="Cambria Math" w:eastAsia="宋体" w:hAnsi="Cambria Math" w:cs="Cambria Math"/>
+            <w:rFonts w:ascii="Times New Roman" w:eastAsia="宋体" w:hAnsi="Times New Roman" w:cs="Cambria Math"/>
           </w:rPr>
           <m:t>0.1</m:t>
         </m:r>
@@ -7542,7 +7542,7 @@
             <m:nor/>
           </m:rPr>
           <w:rPr>
-            <w:rFonts w:ascii="Cambria Math" w:eastAsia="宋体" w:hAnsi="Cambria Math" w:cs="Cambria Math"/>
+            <w:rFonts w:ascii="Times New Roman" w:eastAsia="宋体" w:hAnsi="Times New Roman" w:cs="Cambria Math"/>
           </w:rPr>
           <m:t>s</m:t>
         </m:r>
@@ -7594,19 +7594,19 @@
       <m:oMath>
         <m:r>
           <w:rPr>
-            <w:rFonts w:ascii="Cambria Math" w:eastAsia="宋体" w:hAnsi="Cambria Math" w:cs="Cambria Math"/>
+            <w:rFonts w:ascii="Times New Roman" w:eastAsia="宋体" w:hAnsi="Times New Roman" w:cs="Cambria Math"/>
           </w:rPr>
           <m:t>t</m:t>
         </m:r>
         <m:r>
           <w:rPr>
-            <w:rFonts w:ascii="Cambria Math" w:eastAsia="宋体" w:hAnsi="Cambria Math" w:cs="Cambria Math"/>
+            <w:rFonts w:ascii="Times New Roman" w:eastAsia="宋体" w:hAnsi="Times New Roman" w:cs="Cambria Math"/>
           </w:rPr>
           <m:t>=</m:t>
         </m:r>
         <m:r>
           <w:rPr>
-            <w:rFonts w:ascii="Cambria Math" w:eastAsia="宋体" w:hAnsi="Cambria Math" w:cs="Cambria Math"/>
+            <w:rFonts w:ascii="Times New Roman" w:eastAsia="宋体" w:hAnsi="Times New Roman" w:cs="Cambria Math"/>
           </w:rPr>
           <m:t>0.05</m:t>
         </m:r>
@@ -7615,7 +7615,7 @@
             <m:nor/>
           </m:rPr>
           <w:rPr>
-            <w:rFonts w:ascii="Cambria Math" w:eastAsia="宋体" w:hAnsi="Cambria Math" w:cs="Cambria Math"/>
+            <w:rFonts w:ascii="Times New Roman" w:eastAsia="宋体" w:hAnsi="Times New Roman" w:cs="Cambria Math"/>
           </w:rPr>
           <m:t>s</m:t>
         </m:r>
@@ -7684,19 +7684,19 @@
       <m:oMath>
         <m:r>
           <w:rPr>
-            <w:rFonts w:ascii="Cambria Math" w:eastAsia="宋体" w:hAnsi="Cambria Math" w:cs="Cambria Math"/>
+            <w:rFonts w:ascii="Times New Roman" w:eastAsia="宋体" w:hAnsi="Times New Roman" w:cs="Cambria Math"/>
           </w:rPr>
           <m:t>t</m:t>
         </m:r>
         <m:r>
           <w:rPr>
-            <w:rFonts w:ascii="Cambria Math" w:eastAsia="宋体" w:hAnsi="Cambria Math" w:cs="Cambria Math"/>
+            <w:rFonts w:ascii="Times New Roman" w:eastAsia="宋体" w:hAnsi="Times New Roman" w:cs="Cambria Math"/>
           </w:rPr>
           <m:t>=</m:t>
         </m:r>
         <m:r>
           <w:rPr>
-            <w:rFonts w:ascii="Cambria Math" w:eastAsia="宋体" w:hAnsi="Cambria Math" w:cs="Cambria Math"/>
+            <w:rFonts w:ascii="Times New Roman" w:eastAsia="宋体" w:hAnsi="Times New Roman" w:cs="Cambria Math"/>
           </w:rPr>
           <m:t>0</m:t>
         </m:r>
@@ -7712,19 +7712,19 @@
       <m:oMath>
         <m:r>
           <w:rPr>
-            <w:rFonts w:ascii="Cambria Math" w:eastAsia="宋体" w:hAnsi="Cambria Math" w:cs="Cambria Math"/>
+            <w:rFonts w:ascii="Times New Roman" w:eastAsia="宋体" w:hAnsi="Times New Roman" w:cs="Cambria Math"/>
           </w:rPr>
           <m:t>t</m:t>
         </m:r>
         <m:r>
           <w:rPr>
-            <w:rFonts w:ascii="Cambria Math" w:eastAsia="宋体" w:hAnsi="Cambria Math" w:cs="Cambria Math"/>
+            <w:rFonts w:ascii="Times New Roman" w:eastAsia="宋体" w:hAnsi="Times New Roman" w:cs="Cambria Math"/>
           </w:rPr>
           <m:t>=</m:t>
         </m:r>
         <m:r>
           <w:rPr>
-            <w:rFonts w:ascii="Cambria Math" w:eastAsia="宋体" w:hAnsi="Cambria Math" w:cs="Cambria Math"/>
+            <w:rFonts w:ascii="Times New Roman" w:eastAsia="宋体" w:hAnsi="Times New Roman" w:cs="Cambria Math"/>
           </w:rPr>
           <m:t>0.1</m:t>
         </m:r>
@@ -7733,7 +7733,7 @@
             <m:nor/>
           </m:rPr>
           <w:rPr>
-            <w:rFonts w:ascii="Cambria Math" w:eastAsia="宋体" w:hAnsi="Cambria Math" w:cs="Cambria Math"/>
+            <w:rFonts w:ascii="Times New Roman" w:eastAsia="宋体" w:hAnsi="Times New Roman" w:cs="Cambria Math"/>
           </w:rPr>
           <m:t>s</m:t>
         </m:r>
@@ -7910,19 +7910,19 @@
       <m:oMath>
         <m:r>
           <w:rPr>
-            <w:rFonts w:ascii="Cambria Math" w:eastAsia="宋体" w:hAnsi="Cambria Math" w:cs="Cambria Math"/>
+            <w:rFonts w:ascii="Times New Roman" w:eastAsia="宋体" w:hAnsi="Times New Roman" w:cs="Cambria Math"/>
           </w:rPr>
           <m:t>E</m:t>
         </m:r>
         <m:r>
           <w:rPr>
-            <w:rFonts w:ascii="Cambria Math" w:eastAsia="宋体" w:hAnsi="Cambria Math" w:cs="Cambria Math"/>
+            <w:rFonts w:ascii="Times New Roman" w:eastAsia="宋体" w:hAnsi="Times New Roman" w:cs="Cambria Math"/>
           </w:rPr>
           <m:t>=</m:t>
         </m:r>
         <m:r>
           <w:rPr>
-            <w:rFonts w:ascii="Cambria Math" w:eastAsia="宋体" w:hAnsi="Cambria Math" w:cs="Cambria Math"/>
+            <w:rFonts w:ascii="Times New Roman" w:eastAsia="宋体" w:hAnsi="Times New Roman" w:cs="Cambria Math"/>
           </w:rPr>
           <m:t>N</m:t>
         </m:r>
@@ -7933,7 +7933,7 @@
                 <m:sty m:val="p"/>
               </m:rPr>
               <w:rPr>
-                <w:rFonts w:ascii="Cambria Math" w:eastAsia="宋体" w:hAnsi="Cambria Math" w:cs="Cambria Math"/>
+                <w:rFonts w:ascii="Times New Roman" w:eastAsia="宋体" w:hAnsi="Times New Roman" w:cs="Cambria Math"/>
               </w:rPr>
               <m:t>Δ</m:t>
             </m:r>
@@ -7942,7 +7942,7 @@
                 <m:sty m:val="p"/>
               </m:rPr>
               <w:rPr>
-                <w:rFonts w:ascii="Cambria Math" w:eastAsia="宋体" w:hAnsi="Cambria Math" w:cs="Cambria Math"/>
+                <w:rFonts w:ascii="Times New Roman" w:eastAsia="宋体" w:hAnsi="Times New Roman" w:cs="Cambria Math"/>
               </w:rPr>
               <m:t>Φ</m:t>
             </m:r>
@@ -7953,13 +7953,13 @@
                 <m:sty m:val="p"/>
               </m:rPr>
               <w:rPr>
-                <w:rFonts w:ascii="Cambria Math" w:eastAsia="宋体" w:hAnsi="Cambria Math" w:cs="Cambria Math"/>
+                <w:rFonts w:ascii="Times New Roman" w:eastAsia="宋体" w:hAnsi="Times New Roman" w:cs="Cambria Math"/>
               </w:rPr>
               <m:t>Δ</m:t>
             </m:r>
             <m:r>
               <w:rPr>
-                <w:rFonts w:ascii="Cambria Math" w:eastAsia="宋体" w:hAnsi="Cambria Math" w:cs="Cambria Math"/>
+                <w:rFonts w:ascii="Times New Roman" w:eastAsia="宋体" w:hAnsi="Times New Roman" w:cs="Cambria Math"/>
               </w:rPr>
               <m:t>t</m:t>
             </m:r>
@@ -7967,19 +7967,19 @@
         </m:f>
         <m:r>
           <w:rPr>
-            <w:rFonts w:ascii="Cambria Math" w:eastAsia="宋体" w:hAnsi="Cambria Math" w:cs="Cambria Math"/>
+            <w:rFonts w:ascii="Times New Roman" w:eastAsia="宋体" w:hAnsi="Times New Roman" w:cs="Cambria Math"/>
           </w:rPr>
           <m:t>=</m:t>
         </m:r>
         <m:r>
           <w:rPr>
-            <w:rFonts w:ascii="Cambria Math" w:eastAsia="宋体" w:hAnsi="Cambria Math" w:cs="Cambria Math"/>
+            <w:rFonts w:ascii="Times New Roman" w:eastAsia="宋体" w:hAnsi="Times New Roman" w:cs="Cambria Math"/>
           </w:rPr>
           <m:t>N</m:t>
         </m:r>
         <m:r>
           <w:rPr>
-            <w:rFonts w:ascii="Cambria Math" w:eastAsia="宋体" w:hAnsi="Cambria Math" w:cs="Cambria Math"/>
+            <w:rFonts w:ascii="Times New Roman" w:eastAsia="宋体" w:hAnsi="Times New Roman" w:cs="Cambria Math"/>
           </w:rPr>
           <m:t>S</m:t>
         </m:r>
@@ -7990,13 +7990,13 @@
                 <m:sty m:val="p"/>
               </m:rPr>
               <w:rPr>
-                <w:rFonts w:ascii="Cambria Math" w:eastAsia="宋体" w:hAnsi="Cambria Math" w:cs="Cambria Math"/>
+                <w:rFonts w:ascii="Times New Roman" w:eastAsia="宋体" w:hAnsi="Times New Roman" w:cs="Cambria Math"/>
               </w:rPr>
               <m:t>Δ</m:t>
             </m:r>
             <m:r>
               <w:rPr>
-                <w:rFonts w:ascii="Cambria Math" w:eastAsia="宋体" w:hAnsi="Cambria Math" w:cs="Cambria Math"/>
+                <w:rFonts w:ascii="Times New Roman" w:eastAsia="宋体" w:hAnsi="Times New Roman" w:cs="Cambria Math"/>
               </w:rPr>
               <m:t>B</m:t>
             </m:r>
@@ -8007,13 +8007,13 @@
                 <m:sty m:val="p"/>
               </m:rPr>
               <w:rPr>
-                <w:rFonts w:ascii="Cambria Math" w:eastAsia="宋体" w:hAnsi="Cambria Math" w:cs="Cambria Math"/>
+                <w:rFonts w:ascii="Times New Roman" w:eastAsia="宋体" w:hAnsi="Times New Roman" w:cs="Cambria Math"/>
               </w:rPr>
               <m:t>Δ</m:t>
             </m:r>
             <m:r>
               <w:rPr>
-                <w:rFonts w:ascii="Cambria Math" w:eastAsia="宋体" w:hAnsi="Cambria Math" w:cs="Cambria Math"/>
+                <w:rFonts w:ascii="Times New Roman" w:eastAsia="宋体" w:hAnsi="Times New Roman" w:cs="Cambria Math"/>
               </w:rPr>
               <m:t>t</m:t>
             </m:r>
@@ -8021,31 +8021,31 @@
         </m:f>
         <m:r>
           <w:rPr>
-            <w:rFonts w:ascii="Cambria Math" w:eastAsia="宋体" w:hAnsi="Cambria Math" w:cs="Cambria Math"/>
+            <w:rFonts w:ascii="Times New Roman" w:eastAsia="宋体" w:hAnsi="Times New Roman" w:cs="Cambria Math"/>
           </w:rPr>
           <m:t>=</m:t>
         </m:r>
         <m:r>
           <w:rPr>
-            <w:rFonts w:ascii="Cambria Math" w:eastAsia="宋体" w:hAnsi="Cambria Math" w:cs="Cambria Math"/>
+            <w:rFonts w:ascii="Times New Roman" w:eastAsia="宋体" w:hAnsi="Times New Roman" w:cs="Cambria Math"/>
           </w:rPr>
           <m:t>0.2</m:t>
         </m:r>
         <m:r>
           <w:rPr>
-            <w:rFonts w:ascii="Cambria Math" w:eastAsia="宋体" w:hAnsi="Cambria Math" w:cs="Cambria Math"/>
+            <w:rFonts w:ascii="Times New Roman" w:eastAsia="宋体" w:hAnsi="Times New Roman" w:cs="Cambria Math"/>
           </w:rPr>
           <m:t>×</m:t>
         </m:r>
         <m:r>
           <w:rPr>
-            <w:rFonts w:ascii="Cambria Math" w:eastAsia="宋体" w:hAnsi="Cambria Math" w:cs="Cambria Math"/>
+            <w:rFonts w:ascii="Times New Roman" w:eastAsia="宋体" w:hAnsi="Times New Roman" w:cs="Cambria Math"/>
           </w:rPr>
           <m:t>0.2</m:t>
         </m:r>
         <m:r>
           <w:rPr>
-            <w:rFonts w:ascii="Cambria Math" w:eastAsia="宋体" w:hAnsi="Cambria Math" w:cs="Cambria Math"/>
+            <w:rFonts w:ascii="Times New Roman" w:eastAsia="宋体" w:hAnsi="Times New Roman" w:cs="Cambria Math"/>
           </w:rPr>
           <m:t>×</m:t>
         </m:r>
@@ -8053,7 +8053,7 @@
           <m:num>
             <m:r>
               <w:rPr>
-                <w:rFonts w:ascii="Cambria Math" w:eastAsia="宋体" w:hAnsi="Cambria Math" w:cs="Cambria Math"/>
+                <w:rFonts w:ascii="Times New Roman" w:eastAsia="宋体" w:hAnsi="Times New Roman" w:cs="Cambria Math"/>
               </w:rPr>
               <m:t>0.2</m:t>
             </m:r>
@@ -8061,7 +8061,7 @@
           <m:den>
             <m:r>
               <w:rPr>
-                <w:rFonts w:ascii="Cambria Math" w:eastAsia="宋体" w:hAnsi="Cambria Math" w:cs="Cambria Math"/>
+                <w:rFonts w:ascii="Times New Roman" w:eastAsia="宋体" w:hAnsi="Times New Roman" w:cs="Cambria Math"/>
               </w:rPr>
               <m:t>0.1</m:t>
             </m:r>
@@ -8072,19 +8072,19 @@
             <m:nor/>
           </m:rPr>
           <w:rPr>
-            <w:rFonts w:ascii="Cambria Math" w:eastAsia="宋体" w:hAnsi="Cambria Math" w:cs="Cambria Math"/>
+            <w:rFonts w:ascii="Times New Roman" w:eastAsia="宋体" w:hAnsi="Times New Roman" w:cs="Cambria Math"/>
           </w:rPr>
           <m:t>V</m:t>
         </m:r>
         <m:r>
           <w:rPr>
-            <w:rFonts w:ascii="Cambria Math" w:eastAsia="宋体" w:hAnsi="Cambria Math" w:cs="Cambria Math"/>
+            <w:rFonts w:ascii="Times New Roman" w:eastAsia="宋体" w:hAnsi="Times New Roman" w:cs="Cambria Math"/>
           </w:rPr>
           <m:t>=</m:t>
         </m:r>
         <m:r>
           <w:rPr>
-            <w:rFonts w:ascii="Cambria Math" w:eastAsia="宋体" w:hAnsi="Cambria Math" w:cs="Cambria Math"/>
+            <w:rFonts w:ascii="Times New Roman" w:eastAsia="宋体" w:hAnsi="Times New Roman" w:cs="Cambria Math"/>
           </w:rPr>
           <m:t>0.08</m:t>
         </m:r>
@@ -8093,7 +8093,7 @@
             <m:nor/>
           </m:rPr>
           <w:rPr>
-            <w:rFonts w:ascii="Cambria Math" w:eastAsia="宋体" w:hAnsi="Cambria Math" w:cs="Cambria Math"/>
+            <w:rFonts w:ascii="Times New Roman" w:eastAsia="宋体" w:hAnsi="Times New Roman" w:cs="Cambria Math"/>
           </w:rPr>
           <m:t>V</m:t>
         </m:r>
@@ -8137,13 +8137,13 @@
       <m:oMath>
         <m:r>
           <w:rPr>
-            <w:rFonts w:ascii="Cambria Math" w:eastAsia="宋体" w:hAnsi="Cambria Math" w:cs="Cambria Math"/>
+            <w:rFonts w:ascii="Times New Roman" w:eastAsia="宋体" w:hAnsi="Times New Roman" w:cs="Cambria Math"/>
           </w:rPr>
           <m:t>I</m:t>
         </m:r>
         <m:r>
           <w:rPr>
-            <w:rFonts w:ascii="Cambria Math" w:eastAsia="宋体" w:hAnsi="Cambria Math" w:cs="Cambria Math"/>
+            <w:rFonts w:ascii="Times New Roman" w:eastAsia="宋体" w:hAnsi="Times New Roman" w:cs="Cambria Math"/>
           </w:rPr>
           <m:t>=</m:t>
         </m:r>
@@ -8151,7 +8151,7 @@
           <m:num>
             <m:r>
               <w:rPr>
-                <w:rFonts w:ascii="Cambria Math" w:eastAsia="宋体" w:hAnsi="Cambria Math" w:cs="Cambria Math"/>
+                <w:rFonts w:ascii="Times New Roman" w:eastAsia="宋体" w:hAnsi="Times New Roman" w:cs="Cambria Math"/>
               </w:rPr>
               <m:t>E</m:t>
             </m:r>
@@ -8159,7 +8159,7 @@
           <m:den>
             <m:r>
               <w:rPr>
-                <w:rFonts w:ascii="Cambria Math" w:eastAsia="宋体" w:hAnsi="Cambria Math" w:cs="Cambria Math"/>
+                <w:rFonts w:ascii="Times New Roman" w:eastAsia="宋体" w:hAnsi="Times New Roman" w:cs="Cambria Math"/>
               </w:rPr>
               <m:t>R</m:t>
             </m:r>
@@ -8167,13 +8167,13 @@
         </m:f>
         <m:r>
           <w:rPr>
-            <w:rFonts w:ascii="Cambria Math" w:eastAsia="宋体" w:hAnsi="Cambria Math" w:cs="Cambria Math"/>
+            <w:rFonts w:ascii="Times New Roman" w:eastAsia="宋体" w:hAnsi="Times New Roman" w:cs="Cambria Math"/>
           </w:rPr>
           <m:t>=</m:t>
         </m:r>
         <m:r>
           <w:rPr>
-            <w:rFonts w:ascii="Cambria Math" w:eastAsia="宋体" w:hAnsi="Cambria Math" w:cs="Cambria Math"/>
+            <w:rFonts w:ascii="Times New Roman" w:eastAsia="宋体" w:hAnsi="Times New Roman" w:cs="Cambria Math"/>
           </w:rPr>
           <m:t>0.8</m:t>
         </m:r>
@@ -8182,7 +8182,7 @@
             <m:nor/>
           </m:rPr>
           <w:rPr>
-            <w:rFonts w:ascii="Cambria Math" w:eastAsia="宋体" w:hAnsi="Cambria Math" w:cs="Cambria Math"/>
+            <w:rFonts w:ascii="Times New Roman" w:eastAsia="宋体" w:hAnsi="Times New Roman" w:cs="Cambria Math"/>
           </w:rPr>
           <m:t>A</m:t>
         </m:r>
@@ -8209,19 +8209,19 @@
       <m:oMath>
         <m:r>
           <w:rPr>
-            <w:rFonts w:ascii="Cambria Math" w:eastAsia="宋体" w:hAnsi="Cambria Math" w:cs="Cambria Math"/>
+            <w:rFonts w:ascii="Times New Roman" w:eastAsia="宋体" w:hAnsi="Times New Roman" w:cs="Cambria Math"/>
           </w:rPr>
           <m:t>t</m:t>
         </m:r>
         <m:r>
           <w:rPr>
-            <w:rFonts w:ascii="Cambria Math" w:eastAsia="宋体" w:hAnsi="Cambria Math" w:cs="Cambria Math"/>
+            <w:rFonts w:ascii="Times New Roman" w:eastAsia="宋体" w:hAnsi="Times New Roman" w:cs="Cambria Math"/>
           </w:rPr>
           <m:t>=</m:t>
         </m:r>
         <m:r>
           <w:rPr>
-            <w:rFonts w:ascii="Cambria Math" w:eastAsia="宋体" w:hAnsi="Cambria Math" w:cs="Cambria Math"/>
+            <w:rFonts w:ascii="Times New Roman" w:eastAsia="宋体" w:hAnsi="Times New Roman" w:cs="Cambria Math"/>
           </w:rPr>
           <m:t>0.05</m:t>
         </m:r>
@@ -8230,7 +8230,7 @@
             <m:nor/>
           </m:rPr>
           <w:rPr>
-            <w:rFonts w:ascii="Cambria Math" w:eastAsia="宋体" w:hAnsi="Cambria Math" w:cs="Cambria Math"/>
+            <w:rFonts w:ascii="Times New Roman" w:eastAsia="宋体" w:hAnsi="Times New Roman" w:cs="Cambria Math"/>
           </w:rPr>
           <m:t>s</m:t>
         </m:r>
@@ -8248,7 +8248,7 @@
           <m:e>
             <m:r>
               <w:rPr>
-                <w:rFonts w:ascii="Cambria Math" w:eastAsia="宋体" w:hAnsi="Cambria Math" w:cs="Cambria Math"/>
+                <w:rFonts w:ascii="Times New Roman" w:eastAsia="宋体" w:hAnsi="Times New Roman" w:cs="Cambria Math"/>
               </w:rPr>
               <m:t>B</m:t>
             </m:r>
@@ -8256,7 +8256,7 @@
           <m:sub>
             <m:r>
               <w:rPr>
-                <w:rFonts w:ascii="Cambria Math" w:eastAsia="宋体" w:hAnsi="Cambria Math" w:cs="Cambria Math"/>
+                <w:rFonts w:ascii="Times New Roman" w:eastAsia="宋体" w:hAnsi="Times New Roman" w:cs="Cambria Math"/>
               </w:rPr>
               <m:t>1</m:t>
             </m:r>
@@ -8264,13 +8264,13 @@
         </m:sSub>
         <m:r>
           <w:rPr>
-            <w:rFonts w:ascii="Cambria Math" w:eastAsia="宋体" w:hAnsi="Cambria Math" w:cs="Cambria Math"/>
+            <w:rFonts w:ascii="Times New Roman" w:eastAsia="宋体" w:hAnsi="Times New Roman" w:cs="Cambria Math"/>
           </w:rPr>
           <m:t>=</m:t>
         </m:r>
         <m:r>
           <w:rPr>
-            <w:rFonts w:ascii="Cambria Math" w:eastAsia="宋体" w:hAnsi="Cambria Math" w:cs="Cambria Math"/>
+            <w:rFonts w:ascii="Times New Roman" w:eastAsia="宋体" w:hAnsi="Times New Roman" w:cs="Cambria Math"/>
           </w:rPr>
           <m:t>0.1</m:t>
         </m:r>
@@ -8279,7 +8279,7 @@
             <m:nor/>
           </m:rPr>
           <w:rPr>
-            <w:rFonts w:ascii="Cambria Math" w:eastAsia="宋体" w:hAnsi="Cambria Math" w:cs="Cambria Math"/>
+            <w:rFonts w:ascii="Times New Roman" w:eastAsia="宋体" w:hAnsi="Times New Roman" w:cs="Cambria Math"/>
           </w:rPr>
           <m:t>T</m:t>
         </m:r>
@@ -8323,25 +8323,25 @@
       <m:oMath>
         <m:r>
           <w:rPr>
-            <w:rFonts w:ascii="Cambria Math" w:eastAsia="宋体" w:hAnsi="Cambria Math" w:cs="Cambria Math"/>
+            <w:rFonts w:ascii="Times New Roman" w:eastAsia="宋体" w:hAnsi="Times New Roman" w:cs="Cambria Math"/>
           </w:rPr>
           <m:t>F</m:t>
         </m:r>
         <m:r>
           <w:rPr>
-            <w:rFonts w:ascii="Cambria Math" w:eastAsia="宋体" w:hAnsi="Cambria Math" w:cs="Cambria Math"/>
+            <w:rFonts w:ascii="Times New Roman" w:eastAsia="宋体" w:hAnsi="Times New Roman" w:cs="Cambria Math"/>
           </w:rPr>
           <m:t>=</m:t>
         </m:r>
         <m:r>
           <w:rPr>
-            <w:rFonts w:ascii="Cambria Math" w:eastAsia="宋体" w:hAnsi="Cambria Math" w:cs="Cambria Math"/>
+            <w:rFonts w:ascii="Times New Roman" w:eastAsia="宋体" w:hAnsi="Times New Roman" w:cs="Cambria Math"/>
           </w:rPr>
           <m:t>I</m:t>
         </m:r>
         <m:r>
           <w:rPr>
-            <w:rFonts w:ascii="Cambria Math" w:eastAsia="宋体" w:hAnsi="Cambria Math" w:cs="Cambria Math"/>
+            <w:rFonts w:ascii="Times New Roman" w:eastAsia="宋体" w:hAnsi="Times New Roman" w:cs="Cambria Math"/>
           </w:rPr>
           <m:t>l</m:t>
         </m:r>
@@ -8349,7 +8349,7 @@
           <m:e>
             <m:r>
               <w:rPr>
-                <w:rFonts w:ascii="Cambria Math" w:eastAsia="宋体" w:hAnsi="Cambria Math" w:cs="Cambria Math"/>
+                <w:rFonts w:ascii="Times New Roman" w:eastAsia="宋体" w:hAnsi="Times New Roman" w:cs="Cambria Math"/>
               </w:rPr>
               <m:t>B</m:t>
             </m:r>
@@ -8357,7 +8357,7 @@
           <m:sub>
             <m:r>
               <w:rPr>
-                <w:rFonts w:ascii="Cambria Math" w:eastAsia="宋体" w:hAnsi="Cambria Math" w:cs="Cambria Math"/>
+                <w:rFonts w:ascii="Times New Roman" w:eastAsia="宋体" w:hAnsi="Times New Roman" w:cs="Cambria Math"/>
               </w:rPr>
               <m:t>1</m:t>
             </m:r>
@@ -8365,37 +8365,37 @@
         </m:sSub>
         <m:r>
           <w:rPr>
-            <w:rFonts w:ascii="Cambria Math" w:eastAsia="宋体" w:hAnsi="Cambria Math" w:cs="Cambria Math"/>
+            <w:rFonts w:ascii="Times New Roman" w:eastAsia="宋体" w:hAnsi="Times New Roman" w:cs="Cambria Math"/>
           </w:rPr>
           <m:t>=</m:t>
         </m:r>
         <m:r>
           <w:rPr>
-            <w:rFonts w:ascii="Cambria Math" w:eastAsia="宋体" w:hAnsi="Cambria Math" w:cs="Cambria Math"/>
+            <w:rFonts w:ascii="Times New Roman" w:eastAsia="宋体" w:hAnsi="Times New Roman" w:cs="Cambria Math"/>
           </w:rPr>
           <m:t>0.8</m:t>
         </m:r>
         <m:r>
           <w:rPr>
-            <w:rFonts w:ascii="Cambria Math" w:eastAsia="宋体" w:hAnsi="Cambria Math" w:cs="Cambria Math"/>
+            <w:rFonts w:ascii="Times New Roman" w:eastAsia="宋体" w:hAnsi="Times New Roman" w:cs="Cambria Math"/>
           </w:rPr>
           <m:t>×</m:t>
         </m:r>
         <m:r>
           <w:rPr>
-            <w:rFonts w:ascii="Cambria Math" w:eastAsia="宋体" w:hAnsi="Cambria Math" w:cs="Cambria Math"/>
+            <w:rFonts w:ascii="Times New Roman" w:eastAsia="宋体" w:hAnsi="Times New Roman" w:cs="Cambria Math"/>
           </w:rPr>
           <m:t>0.2</m:t>
         </m:r>
         <m:r>
           <w:rPr>
-            <w:rFonts w:ascii="Cambria Math" w:eastAsia="宋体" w:hAnsi="Cambria Math" w:cs="Cambria Math"/>
+            <w:rFonts w:ascii="Times New Roman" w:eastAsia="宋体" w:hAnsi="Times New Roman" w:cs="Cambria Math"/>
           </w:rPr>
           <m:t>×</m:t>
         </m:r>
         <m:r>
           <w:rPr>
-            <w:rFonts w:ascii="Cambria Math" w:eastAsia="宋体" w:hAnsi="Cambria Math" w:cs="Cambria Math"/>
+            <w:rFonts w:ascii="Times New Roman" w:eastAsia="宋体" w:hAnsi="Times New Roman" w:cs="Cambria Math"/>
           </w:rPr>
           <m:t>0.1</m:t>
         </m:r>
@@ -8404,19 +8404,19 @@
             <m:nor/>
           </m:rPr>
           <w:rPr>
-            <w:rFonts w:ascii="Cambria Math" w:eastAsia="宋体" w:hAnsi="Cambria Math" w:cs="Cambria Math"/>
+            <w:rFonts w:ascii="Times New Roman" w:eastAsia="宋体" w:hAnsi="Times New Roman" w:cs="Cambria Math"/>
           </w:rPr>
           <m:t>N</m:t>
         </m:r>
         <m:r>
           <w:rPr>
-            <w:rFonts w:ascii="Cambria Math" w:eastAsia="宋体" w:hAnsi="Cambria Math" w:cs="Cambria Math"/>
+            <w:rFonts w:ascii="Times New Roman" w:eastAsia="宋体" w:hAnsi="Times New Roman" w:cs="Cambria Math"/>
           </w:rPr>
           <m:t>=</m:t>
         </m:r>
         <m:r>
           <w:rPr>
-            <w:rFonts w:ascii="Cambria Math" w:eastAsia="宋体" w:hAnsi="Cambria Math" w:cs="Cambria Math"/>
+            <w:rFonts w:ascii="Times New Roman" w:eastAsia="宋体" w:hAnsi="Times New Roman" w:cs="Cambria Math"/>
           </w:rPr>
           <m:t>0.016</m:t>
         </m:r>
@@ -8425,7 +8425,7 @@
             <m:nor/>
           </m:rPr>
           <w:rPr>
-            <w:rFonts w:ascii="Cambria Math" w:eastAsia="宋体" w:hAnsi="Cambria Math" w:cs="Cambria Math"/>
+            <w:rFonts w:ascii="Times New Roman" w:eastAsia="宋体" w:hAnsi="Times New Roman" w:cs="Cambria Math"/>
           </w:rPr>
           <m:t>N</m:t>
         </m:r>
@@ -8488,19 +8488,19 @@
       <m:oMath>
         <m:r>
           <w:rPr>
-            <w:rFonts w:ascii="Cambria Math" w:eastAsia="宋体" w:hAnsi="Cambria Math" w:cs="Cambria Math"/>
+            <w:rFonts w:ascii="Times New Roman" w:eastAsia="宋体" w:hAnsi="Times New Roman" w:cs="Cambria Math"/>
           </w:rPr>
           <m:t>t</m:t>
         </m:r>
         <m:r>
           <w:rPr>
-            <w:rFonts w:ascii="Cambria Math" w:eastAsia="宋体" w:hAnsi="Cambria Math" w:cs="Cambria Math"/>
+            <w:rFonts w:ascii="Times New Roman" w:eastAsia="宋体" w:hAnsi="Times New Roman" w:cs="Cambria Math"/>
           </w:rPr>
           <m:t>=</m:t>
         </m:r>
         <m:r>
           <w:rPr>
-            <w:rFonts w:ascii="Cambria Math" w:eastAsia="宋体" w:hAnsi="Cambria Math" w:cs="Cambria Math"/>
+            <w:rFonts w:ascii="Times New Roman" w:eastAsia="宋体" w:hAnsi="Times New Roman" w:cs="Cambria Math"/>
           </w:rPr>
           <m:t>0</m:t>
         </m:r>
@@ -8516,19 +8516,19 @@
       <m:oMath>
         <m:r>
           <w:rPr>
-            <w:rFonts w:ascii="Cambria Math" w:eastAsia="宋体" w:hAnsi="Cambria Math" w:cs="Cambria Math"/>
+            <w:rFonts w:ascii="Times New Roman" w:eastAsia="宋体" w:hAnsi="Times New Roman" w:cs="Cambria Math"/>
           </w:rPr>
           <m:t>t</m:t>
         </m:r>
         <m:r>
           <w:rPr>
-            <w:rFonts w:ascii="Cambria Math" w:eastAsia="宋体" w:hAnsi="Cambria Math" w:cs="Cambria Math"/>
+            <w:rFonts w:ascii="Times New Roman" w:eastAsia="宋体" w:hAnsi="Times New Roman" w:cs="Cambria Math"/>
           </w:rPr>
           <m:t>=</m:t>
         </m:r>
         <m:r>
           <w:rPr>
-            <w:rFonts w:ascii="Cambria Math" w:eastAsia="宋体" w:hAnsi="Cambria Math" w:cs="Cambria Math"/>
+            <w:rFonts w:ascii="Times New Roman" w:eastAsia="宋体" w:hAnsi="Times New Roman" w:cs="Cambria Math"/>
           </w:rPr>
           <m:t>0.1</m:t>
         </m:r>
@@ -8537,7 +8537,7 @@
             <m:nor/>
           </m:rPr>
           <w:rPr>
-            <w:rFonts w:ascii="Cambria Math" w:eastAsia="宋体" w:hAnsi="Cambria Math" w:cs="Cambria Math"/>
+            <w:rFonts w:ascii="Times New Roman" w:eastAsia="宋体" w:hAnsi="Times New Roman" w:cs="Cambria Math"/>
           </w:rPr>
           <m:t>s</m:t>
         </m:r>
@@ -8553,49 +8553,49 @@
       <m:oMath>
         <m:r>
           <w:rPr>
-            <w:rFonts w:ascii="Cambria Math" w:eastAsia="宋体" w:hAnsi="Cambria Math" w:cs="Cambria Math"/>
+            <w:rFonts w:ascii="Times New Roman" w:eastAsia="宋体" w:hAnsi="Times New Roman" w:cs="Cambria Math"/>
           </w:rPr>
           <m:t>q</m:t>
         </m:r>
         <m:r>
           <w:rPr>
-            <w:rFonts w:ascii="Cambria Math" w:eastAsia="宋体" w:hAnsi="Cambria Math" w:cs="Cambria Math"/>
+            <w:rFonts w:ascii="Times New Roman" w:eastAsia="宋体" w:hAnsi="Times New Roman" w:cs="Cambria Math"/>
           </w:rPr>
           <m:t>=</m:t>
         </m:r>
         <m:r>
           <w:rPr>
-            <w:rFonts w:ascii="Cambria Math" w:eastAsia="宋体" w:hAnsi="Cambria Math" w:cs="Cambria Math"/>
+            <w:rFonts w:ascii="Times New Roman" w:eastAsia="宋体" w:hAnsi="Times New Roman" w:cs="Cambria Math"/>
           </w:rPr>
           <m:t>I</m:t>
         </m:r>
         <m:r>
           <w:rPr>
-            <w:rFonts w:ascii="Cambria Math" w:eastAsia="宋体" w:hAnsi="Cambria Math" w:cs="Cambria Math"/>
+            <w:rFonts w:ascii="Times New Roman" w:eastAsia="宋体" w:hAnsi="Times New Roman" w:cs="Cambria Math"/>
           </w:rPr>
           <m:t>t</m:t>
         </m:r>
         <m:r>
           <w:rPr>
-            <w:rFonts w:ascii="Cambria Math" w:eastAsia="宋体" w:hAnsi="Cambria Math" w:cs="Cambria Math"/>
+            <w:rFonts w:ascii="Times New Roman" w:eastAsia="宋体" w:hAnsi="Times New Roman" w:cs="Cambria Math"/>
           </w:rPr>
           <m:t>=</m:t>
         </m:r>
         <m:r>
           <w:rPr>
-            <w:rFonts w:ascii="Cambria Math" w:eastAsia="宋体" w:hAnsi="Cambria Math" w:cs="Cambria Math"/>
+            <w:rFonts w:ascii="Times New Roman" w:eastAsia="宋体" w:hAnsi="Times New Roman" w:cs="Cambria Math"/>
           </w:rPr>
           <m:t>0.8</m:t>
         </m:r>
         <m:r>
           <w:rPr>
-            <w:rFonts w:ascii="Cambria Math" w:eastAsia="宋体" w:hAnsi="Cambria Math" w:cs="Cambria Math"/>
+            <w:rFonts w:ascii="Times New Roman" w:eastAsia="宋体" w:hAnsi="Times New Roman" w:cs="Cambria Math"/>
           </w:rPr>
           <m:t>×</m:t>
         </m:r>
         <m:r>
           <w:rPr>
-            <w:rFonts w:ascii="Cambria Math" w:eastAsia="宋体" w:hAnsi="Cambria Math" w:cs="Cambria Math"/>
+            <w:rFonts w:ascii="Times New Roman" w:eastAsia="宋体" w:hAnsi="Times New Roman" w:cs="Cambria Math"/>
           </w:rPr>
           <m:t>0.1</m:t>
         </m:r>
@@ -8604,19 +8604,19 @@
             <m:nor/>
           </m:rPr>
           <w:rPr>
-            <w:rFonts w:ascii="Cambria Math" w:eastAsia="宋体" w:hAnsi="Cambria Math" w:cs="Cambria Math"/>
+            <w:rFonts w:ascii="Times New Roman" w:eastAsia="宋体" w:hAnsi="Times New Roman" w:cs="Cambria Math"/>
           </w:rPr>
           <m:t>C</m:t>
         </m:r>
         <m:r>
           <w:rPr>
-            <w:rFonts w:ascii="Cambria Math" w:eastAsia="宋体" w:hAnsi="Cambria Math" w:cs="Cambria Math"/>
+            <w:rFonts w:ascii="Times New Roman" w:eastAsia="宋体" w:hAnsi="Times New Roman" w:cs="Cambria Math"/>
           </w:rPr>
           <m:t>=</m:t>
         </m:r>
         <m:r>
           <w:rPr>
-            <w:rFonts w:ascii="Cambria Math" w:eastAsia="宋体" w:hAnsi="Cambria Math" w:cs="Cambria Math"/>
+            <w:rFonts w:ascii="Times New Roman" w:eastAsia="宋体" w:hAnsi="Times New Roman" w:cs="Cambria Math"/>
           </w:rPr>
           <m:t>0.08</m:t>
         </m:r>
@@ -8625,7 +8625,7 @@
             <m:nor/>
           </m:rPr>
           <w:rPr>
-            <w:rFonts w:ascii="Cambria Math" w:eastAsia="宋体" w:hAnsi="Cambria Math" w:cs="Cambria Math"/>
+            <w:rFonts w:ascii="Times New Roman" w:eastAsia="宋体" w:hAnsi="Times New Roman" w:cs="Cambria Math"/>
           </w:rPr>
           <m:t>C</m:t>
         </m:r>
@@ -8865,7 +8865,7 @@
       <m:oMath>
         <m:r>
           <w:rPr>
-            <w:rFonts w:ascii="Cambria Math" w:eastAsia="宋体" w:hAnsi="Cambria Math" w:cs="Cambria Math"/>
+            <w:rFonts w:ascii="Times New Roman" w:eastAsia="宋体" w:hAnsi="Times New Roman" w:cs="Cambria Math"/>
           </w:rPr>
           <m:t>I</m:t>
         </m:r>
@@ -8881,13 +8881,13 @@
       <m:oMath>
         <m:r>
           <w:rPr>
-            <w:rFonts w:ascii="Cambria Math" w:eastAsia="宋体" w:hAnsi="Cambria Math" w:cs="Cambria Math"/>
+            <w:rFonts w:ascii="Times New Roman" w:eastAsia="宋体" w:hAnsi="Times New Roman" w:cs="Cambria Math"/>
           </w:rPr>
           <m:t>Q</m:t>
         </m:r>
         <m:r>
           <w:rPr>
-            <w:rFonts w:ascii="Cambria Math" w:eastAsia="宋体" w:hAnsi="Cambria Math" w:cs="Cambria Math"/>
+            <w:rFonts w:ascii="Times New Roman" w:eastAsia="宋体" w:hAnsi="Times New Roman" w:cs="Cambria Math"/>
           </w:rPr>
           <m:t>=</m:t>
         </m:r>
@@ -8895,7 +8895,7 @@
           <m:e>
             <m:r>
               <w:rPr>
-                <w:rFonts w:ascii="Cambria Math" w:eastAsia="宋体" w:hAnsi="Cambria Math" w:cs="Cambria Math"/>
+                <w:rFonts w:ascii="Times New Roman" w:eastAsia="宋体" w:hAnsi="Times New Roman" w:cs="Cambria Math"/>
               </w:rPr>
               <m:t>I</m:t>
             </m:r>
@@ -8903,7 +8903,7 @@
           <m:sup>
             <m:r>
               <w:rPr>
-                <w:rFonts w:ascii="Cambria Math" w:eastAsia="宋体" w:hAnsi="Cambria Math" w:cs="Cambria Math"/>
+                <w:rFonts w:ascii="Times New Roman" w:eastAsia="宋体" w:hAnsi="Times New Roman" w:cs="Cambria Math"/>
               </w:rPr>
               <m:t>2</m:t>
             </m:r>
@@ -8911,13 +8911,13 @@
         </m:sSup>
         <m:r>
           <w:rPr>
-            <w:rFonts w:ascii="Cambria Math" w:eastAsia="宋体" w:hAnsi="Cambria Math" w:cs="Cambria Math"/>
+            <w:rFonts w:ascii="Times New Roman" w:eastAsia="宋体" w:hAnsi="Times New Roman" w:cs="Cambria Math"/>
           </w:rPr>
           <m:t>R</m:t>
         </m:r>
         <m:r>
           <w:rPr>
-            <w:rFonts w:ascii="Cambria Math" w:eastAsia="宋体" w:hAnsi="Cambria Math" w:cs="Cambria Math"/>
+            <w:rFonts w:ascii="Times New Roman" w:eastAsia="宋体" w:hAnsi="Times New Roman" w:cs="Cambria Math"/>
           </w:rPr>
           <m:t>t</m:t>
         </m:r>
@@ -8968,7 +8968,7 @@
       <m:oMath>
         <m:r>
           <w:rPr>
-            <w:rFonts w:ascii="Cambria Math" w:eastAsia="宋体" w:hAnsi="Cambria Math" w:cs="Cambria Math"/>
+            <w:rFonts w:ascii="Times New Roman" w:eastAsia="宋体" w:hAnsi="Times New Roman" w:cs="Cambria Math"/>
           </w:rPr>
           <m:t>I</m:t>
         </m:r>
@@ -9164,13 +9164,13 @@
       <m:oMath>
         <m:r>
           <w:rPr>
-            <w:rFonts w:ascii="Cambria Math" w:eastAsia="宋体" w:hAnsi="Cambria Math" w:cs="Cambria Math"/>
+            <w:rFonts w:ascii="Times New Roman" w:eastAsia="宋体" w:hAnsi="Times New Roman" w:cs="Cambria Math"/>
           </w:rPr>
           <m:t>-</m:t>
         </m:r>
         <m:r>
           <w:rPr>
-            <w:rFonts w:ascii="Cambria Math" w:eastAsia="宋体" w:hAnsi="Cambria Math" w:cs="Cambria Math"/>
+            <w:rFonts w:ascii="Times New Roman" w:eastAsia="宋体" w:hAnsi="Times New Roman" w:cs="Cambria Math"/>
           </w:rPr>
           <m:t>B</m:t>
         </m:r>
@@ -9181,7 +9181,7 @@
           <m:e>
             <m:r>
               <w:rPr>
-                <w:rFonts w:ascii="Cambria Math" w:eastAsia="宋体" w:hAnsi="Cambria Math" w:cs="Cambria Math"/>
+                <w:rFonts w:ascii="Times New Roman" w:eastAsia="宋体" w:hAnsi="Times New Roman" w:cs="Cambria Math"/>
               </w:rPr>
               <m:t>I</m:t>
             </m:r>
@@ -9189,7 +9189,7 @@
         </m:acc>
         <m:r>
           <w:rPr>
-            <w:rFonts w:ascii="Cambria Math" w:eastAsia="宋体" w:hAnsi="Cambria Math" w:cs="Cambria Math"/>
+            <w:rFonts w:ascii="Times New Roman" w:eastAsia="宋体" w:hAnsi="Times New Roman" w:cs="Cambria Math"/>
           </w:rPr>
           <m:t>L</m:t>
         </m:r>
@@ -9198,37 +9198,37 @@
             <m:sty m:val="p"/>
           </m:rPr>
           <w:rPr>
-            <w:rFonts w:ascii="Cambria Math" w:eastAsia="宋体" w:hAnsi="Cambria Math" w:cs="Cambria Math"/>
+            <w:rFonts w:ascii="Times New Roman" w:eastAsia="宋体" w:hAnsi="Times New Roman" w:cs="Cambria Math"/>
           </w:rPr>
           <m:t>Δ</m:t>
         </m:r>
         <m:r>
           <w:rPr>
-            <w:rFonts w:ascii="Cambria Math" w:eastAsia="宋体" w:hAnsi="Cambria Math" w:cs="Cambria Math"/>
+            <w:rFonts w:ascii="Times New Roman" w:eastAsia="宋体" w:hAnsi="Times New Roman" w:cs="Cambria Math"/>
           </w:rPr>
           <m:t>t</m:t>
         </m:r>
         <m:r>
           <w:rPr>
-            <w:rFonts w:ascii="Cambria Math" w:eastAsia="宋体" w:hAnsi="Cambria Math" w:cs="Cambria Math"/>
+            <w:rFonts w:ascii="Times New Roman" w:eastAsia="宋体" w:hAnsi="Times New Roman" w:cs="Cambria Math"/>
           </w:rPr>
           <m:t>=</m:t>
         </m:r>
         <m:r>
           <w:rPr>
-            <w:rFonts w:ascii="Cambria Math" w:eastAsia="宋体" w:hAnsi="Cambria Math" w:cs="Cambria Math"/>
+            <w:rFonts w:ascii="Times New Roman" w:eastAsia="宋体" w:hAnsi="Times New Roman" w:cs="Cambria Math"/>
           </w:rPr>
           <m:t>0</m:t>
         </m:r>
         <m:r>
           <w:rPr>
-            <w:rFonts w:ascii="Cambria Math" w:eastAsia="宋体" w:hAnsi="Cambria Math" w:cs="Cambria Math"/>
+            <w:rFonts w:ascii="Times New Roman" w:eastAsia="宋体" w:hAnsi="Times New Roman" w:cs="Cambria Math"/>
           </w:rPr>
           <m:t>-</m:t>
         </m:r>
         <m:r>
           <w:rPr>
-            <w:rFonts w:ascii="Cambria Math" w:eastAsia="宋体" w:hAnsi="Cambria Math" w:cs="Cambria Math"/>
+            <w:rFonts w:ascii="Times New Roman" w:eastAsia="宋体" w:hAnsi="Times New Roman" w:cs="Cambria Math"/>
           </w:rPr>
           <m:t>m</m:t>
         </m:r>
@@ -9236,7 +9236,7 @@
           <m:e>
             <m:r>
               <w:rPr>
-                <w:rFonts w:ascii="Cambria Math" w:eastAsia="宋体" w:hAnsi="Cambria Math" w:cs="Cambria Math"/>
+                <w:rFonts w:ascii="Times New Roman" w:eastAsia="宋体" w:hAnsi="Times New Roman" w:cs="Cambria Math"/>
               </w:rPr>
               <m:t>v</m:t>
             </m:r>
@@ -9244,7 +9244,7 @@
           <m:sub>
             <m:r>
               <w:rPr>
-                <w:rFonts w:ascii="Cambria Math" w:eastAsia="宋体" w:hAnsi="Cambria Math" w:cs="Cambria Math"/>
+                <w:rFonts w:ascii="Times New Roman" w:eastAsia="宋体" w:hAnsi="Times New Roman" w:cs="Cambria Math"/>
               </w:rPr>
               <m:t>0</m:t>
             </m:r>
@@ -9252,19 +9252,19 @@
         </m:sSub>
         <m:r>
           <w:rPr>
-            <w:rFonts w:ascii="Cambria Math" w:eastAsia="宋体" w:hAnsi="Cambria Math" w:cs="Cambria Math"/>
+            <w:rFonts w:ascii="Times New Roman" w:eastAsia="宋体" w:hAnsi="Times New Roman" w:cs="Cambria Math"/>
           </w:rPr>
           <m:t>，</m:t>
         </m:r>
         <m:r>
           <w:rPr>
-            <w:rFonts w:ascii="Cambria Math" w:eastAsia="宋体" w:hAnsi="Cambria Math" w:cs="Cambria Math"/>
+            <w:rFonts w:ascii="Times New Roman" w:eastAsia="宋体" w:hAnsi="Times New Roman" w:cs="Cambria Math"/>
           </w:rPr>
           <m:t>q</m:t>
         </m:r>
         <m:r>
           <w:rPr>
-            <w:rFonts w:ascii="Cambria Math" w:eastAsia="宋体" w:hAnsi="Cambria Math" w:cs="Cambria Math"/>
+            <w:rFonts w:ascii="Times New Roman" w:eastAsia="宋体" w:hAnsi="Times New Roman" w:cs="Cambria Math"/>
           </w:rPr>
           <m:t>=</m:t>
         </m:r>
@@ -9275,7 +9275,7 @@
           <m:e>
             <m:r>
               <w:rPr>
-                <w:rFonts w:ascii="Cambria Math" w:eastAsia="宋体" w:hAnsi="Cambria Math" w:cs="Cambria Math"/>
+                <w:rFonts w:ascii="Times New Roman" w:eastAsia="宋体" w:hAnsi="Times New Roman" w:cs="Cambria Math"/>
               </w:rPr>
               <m:t>I</m:t>
             </m:r>
@@ -9286,31 +9286,31 @@
             <m:sty m:val="p"/>
           </m:rPr>
           <w:rPr>
-            <w:rFonts w:ascii="Cambria Math" w:eastAsia="宋体" w:hAnsi="Cambria Math" w:cs="Cambria Math"/>
+            <w:rFonts w:ascii="Times New Roman" w:eastAsia="宋体" w:hAnsi="Times New Roman" w:cs="Cambria Math"/>
           </w:rPr>
           <m:t>Δ</m:t>
         </m:r>
         <m:r>
           <w:rPr>
-            <w:rFonts w:ascii="Cambria Math" w:eastAsia="宋体" w:hAnsi="Cambria Math" w:cs="Cambria Math"/>
+            <w:rFonts w:ascii="Times New Roman" w:eastAsia="宋体" w:hAnsi="Times New Roman" w:cs="Cambria Math"/>
           </w:rPr>
           <m:t>t</m:t>
         </m:r>
         <m:r>
           <w:rPr>
-            <w:rFonts w:ascii="Cambria Math" w:eastAsia="宋体" w:hAnsi="Cambria Math" w:cs="Cambria Math"/>
+            <w:rFonts w:ascii="Times New Roman" w:eastAsia="宋体" w:hAnsi="Times New Roman" w:cs="Cambria Math"/>
           </w:rPr>
           <m:t>，</m:t>
         </m:r>
         <m:r>
           <w:rPr>
-            <w:rFonts w:ascii="Cambria Math" w:eastAsia="宋体" w:hAnsi="Cambria Math" w:cs="Cambria Math"/>
+            <w:rFonts w:ascii="Times New Roman" w:eastAsia="宋体" w:hAnsi="Times New Roman" w:cs="Cambria Math"/>
           </w:rPr>
           <m:t>q</m:t>
         </m:r>
         <m:r>
           <w:rPr>
-            <w:rFonts w:ascii="Cambria Math" w:eastAsia="宋体" w:hAnsi="Cambria Math" w:cs="Cambria Math"/>
+            <w:rFonts w:ascii="Times New Roman" w:eastAsia="宋体" w:hAnsi="Times New Roman" w:cs="Cambria Math"/>
           </w:rPr>
           <m:t>=</m:t>
         </m:r>
@@ -9318,7 +9318,7 @@
           <m:num>
             <m:r>
               <w:rPr>
-                <w:rFonts w:ascii="Cambria Math" w:eastAsia="宋体" w:hAnsi="Cambria Math" w:cs="Cambria Math"/>
+                <w:rFonts w:ascii="Times New Roman" w:eastAsia="宋体" w:hAnsi="Times New Roman" w:cs="Cambria Math"/>
               </w:rPr>
               <m:t>m</m:t>
             </m:r>
@@ -9326,7 +9326,7 @@
               <m:e>
                 <m:r>
                   <w:rPr>
-                    <w:rFonts w:ascii="Cambria Math" w:eastAsia="宋体" w:hAnsi="Cambria Math" w:cs="Cambria Math"/>
+                    <w:rFonts w:ascii="Times New Roman" w:eastAsia="宋体" w:hAnsi="Times New Roman" w:cs="Cambria Math"/>
                   </w:rPr>
                   <m:t>v</m:t>
                 </m:r>
@@ -9334,7 +9334,7 @@
               <m:sub>
                 <m:r>
                   <w:rPr>
-                    <w:rFonts w:ascii="Cambria Math" w:eastAsia="宋体" w:hAnsi="Cambria Math" w:cs="Cambria Math"/>
+                    <w:rFonts w:ascii="Times New Roman" w:eastAsia="宋体" w:hAnsi="Times New Roman" w:cs="Cambria Math"/>
                   </w:rPr>
                   <m:t>0</m:t>
                 </m:r>
@@ -9344,13 +9344,13 @@
           <m:den>
             <m:r>
               <w:rPr>
-                <w:rFonts w:ascii="Cambria Math" w:eastAsia="宋体" w:hAnsi="Cambria Math" w:cs="Cambria Math"/>
+                <w:rFonts w:ascii="Times New Roman" w:eastAsia="宋体" w:hAnsi="Times New Roman" w:cs="Cambria Math"/>
               </w:rPr>
               <m:t>B</m:t>
             </m:r>
             <m:r>
               <w:rPr>
-                <w:rFonts w:ascii="Cambria Math" w:eastAsia="宋体" w:hAnsi="Cambria Math" w:cs="Cambria Math"/>
+                <w:rFonts w:ascii="Times New Roman" w:eastAsia="宋体" w:hAnsi="Times New Roman" w:cs="Cambria Math"/>
               </w:rPr>
               <m:t>L</m:t>
             </m:r>
@@ -9360,49 +9360,49 @@
       <m:oMath>
         <m:r>
           <w:rPr>
-            <w:rFonts w:ascii="Cambria Math" w:eastAsia="宋体" w:hAnsi="Cambria Math" w:cs="Cambria Math"/>
+            <w:rFonts w:ascii="Times New Roman" w:eastAsia="宋体" w:hAnsi="Times New Roman" w:cs="Cambria Math"/>
           </w:rPr>
           <m:t>-</m:t>
         </m:r>
         <m:r>
           <w:rPr>
-            <w:rFonts w:ascii="Cambria Math" w:eastAsia="宋体" w:hAnsi="Cambria Math" w:cs="Cambria Math"/>
+            <w:rFonts w:ascii="Times New Roman" w:eastAsia="宋体" w:hAnsi="Times New Roman" w:cs="Cambria Math"/>
           </w:rPr>
           <m:t>B</m:t>
         </m:r>
         <m:r>
           <w:rPr>
-            <w:rFonts w:ascii="Cambria Math" w:eastAsia="宋体" w:hAnsi="Cambria Math" w:cs="Cambria Math"/>
+            <w:rFonts w:ascii="Times New Roman" w:eastAsia="宋体" w:hAnsi="Times New Roman" w:cs="Cambria Math"/>
           </w:rPr>
           <m:t>L</m:t>
         </m:r>
         <m:r>
           <w:rPr>
-            <w:rFonts w:ascii="Cambria Math" w:eastAsia="宋体" w:hAnsi="Cambria Math" w:cs="Cambria Math"/>
+            <w:rFonts w:ascii="Times New Roman" w:eastAsia="宋体" w:hAnsi="Times New Roman" w:cs="Cambria Math"/>
           </w:rPr>
           <m:t>q</m:t>
         </m:r>
         <m:r>
           <w:rPr>
-            <w:rFonts w:ascii="Cambria Math" w:eastAsia="宋体" w:hAnsi="Cambria Math" w:cs="Cambria Math"/>
+            <w:rFonts w:ascii="Times New Roman" w:eastAsia="宋体" w:hAnsi="Times New Roman" w:cs="Cambria Math"/>
           </w:rPr>
           <m:t>=</m:t>
         </m:r>
         <m:r>
           <w:rPr>
-            <w:rFonts w:ascii="Cambria Math" w:eastAsia="宋体" w:hAnsi="Cambria Math" w:cs="Cambria Math"/>
+            <w:rFonts w:ascii="Times New Roman" w:eastAsia="宋体" w:hAnsi="Times New Roman" w:cs="Cambria Math"/>
           </w:rPr>
           <m:t>0</m:t>
         </m:r>
         <m:r>
           <w:rPr>
-            <w:rFonts w:ascii="Cambria Math" w:eastAsia="宋体" w:hAnsi="Cambria Math" w:cs="Cambria Math"/>
+            <w:rFonts w:ascii="Times New Roman" w:eastAsia="宋体" w:hAnsi="Times New Roman" w:cs="Cambria Math"/>
           </w:rPr>
           <m:t>-</m:t>
         </m:r>
         <m:r>
           <w:rPr>
-            <w:rFonts w:ascii="Cambria Math" w:eastAsia="宋体" w:hAnsi="Cambria Math" w:cs="Cambria Math"/>
+            <w:rFonts w:ascii="Times New Roman" w:eastAsia="宋体" w:hAnsi="Times New Roman" w:cs="Cambria Math"/>
           </w:rPr>
           <m:t>m</m:t>
         </m:r>
@@ -9410,7 +9410,7 @@
           <m:e>
             <m:r>
               <w:rPr>
-                <w:rFonts w:ascii="Cambria Math" w:eastAsia="宋体" w:hAnsi="Cambria Math" w:cs="Cambria Math"/>
+                <w:rFonts w:ascii="Times New Roman" w:eastAsia="宋体" w:hAnsi="Times New Roman" w:cs="Cambria Math"/>
               </w:rPr>
               <m:t>v</m:t>
             </m:r>
@@ -9418,7 +9418,7 @@
           <m:sub>
             <m:r>
               <w:rPr>
-                <w:rFonts w:ascii="Cambria Math" w:eastAsia="宋体" w:hAnsi="Cambria Math" w:cs="Cambria Math"/>
+                <w:rFonts w:ascii="Times New Roman" w:eastAsia="宋体" w:hAnsi="Times New Roman" w:cs="Cambria Math"/>
               </w:rPr>
               <m:t>0</m:t>
             </m:r>
@@ -9455,7 +9455,7 @@
       <m:oMath>
         <m:r>
           <w:rPr>
-            <w:rFonts w:ascii="Cambria Math" w:eastAsia="宋体" w:hAnsi="Cambria Math" w:cs="Cambria Math"/>
+            <w:rFonts w:ascii="Times New Roman" w:eastAsia="宋体" w:hAnsi="Times New Roman" w:cs="Cambria Math"/>
           </w:rPr>
           <m:t>-</m:t>
         </m:r>
@@ -9465,7 +9465,7 @@
               <m:e>
                 <m:r>
                   <w:rPr>
-                    <w:rFonts w:ascii="Cambria Math" w:eastAsia="宋体" w:hAnsi="Cambria Math" w:cs="Cambria Math"/>
+                    <w:rFonts w:ascii="Times New Roman" w:eastAsia="宋体" w:hAnsi="Times New Roman" w:cs="Cambria Math"/>
                   </w:rPr>
                   <m:t>B</m:t>
                 </m:r>
@@ -9473,7 +9473,7 @@
               <m:sup>
                 <m:r>
                   <w:rPr>
-                    <w:rFonts w:ascii="Cambria Math" w:eastAsia="宋体" w:hAnsi="Cambria Math" w:cs="Cambria Math"/>
+                    <w:rFonts w:ascii="Times New Roman" w:eastAsia="宋体" w:hAnsi="Times New Roman" w:cs="Cambria Math"/>
                   </w:rPr>
                   <m:t>2</m:t>
                 </m:r>
@@ -9483,7 +9483,7 @@
               <m:e>
                 <m:r>
                   <w:rPr>
-                    <w:rFonts w:ascii="Cambria Math" w:eastAsia="宋体" w:hAnsi="Cambria Math" w:cs="Cambria Math"/>
+                    <w:rFonts w:ascii="Times New Roman" w:eastAsia="宋体" w:hAnsi="Times New Roman" w:cs="Cambria Math"/>
                   </w:rPr>
                   <m:t>L</m:t>
                 </m:r>
@@ -9491,7 +9491,7 @@
               <m:sup>
                 <m:r>
                   <w:rPr>
-                    <w:rFonts w:ascii="Cambria Math" w:eastAsia="宋体" w:hAnsi="Cambria Math" w:cs="Cambria Math"/>
+                    <w:rFonts w:ascii="Times New Roman" w:eastAsia="宋体" w:hAnsi="Times New Roman" w:cs="Cambria Math"/>
                   </w:rPr>
                   <m:t>2</m:t>
                 </m:r>
@@ -9504,7 +9504,7 @@
               <m:e>
                 <m:r>
                   <w:rPr>
-                    <w:rFonts w:ascii="Cambria Math" w:eastAsia="宋体" w:hAnsi="Cambria Math" w:cs="Cambria Math"/>
+                    <w:rFonts w:ascii="Times New Roman" w:eastAsia="宋体" w:hAnsi="Times New Roman" w:cs="Cambria Math"/>
                   </w:rPr>
                   <m:t>v</m:t>
                 </m:r>
@@ -9514,7 +9514,7 @@
           <m:den>
             <m:r>
               <w:rPr>
-                <w:rFonts w:ascii="Cambria Math" w:eastAsia="宋体" w:hAnsi="Cambria Math" w:cs="Cambria Math"/>
+                <w:rFonts w:ascii="Times New Roman" w:eastAsia="宋体" w:hAnsi="Times New Roman" w:cs="Cambria Math"/>
               </w:rPr>
               <m:t>R</m:t>
             </m:r>
@@ -9525,37 +9525,37 @@
             <m:sty m:val="p"/>
           </m:rPr>
           <w:rPr>
-            <w:rFonts w:ascii="Cambria Math" w:eastAsia="宋体" w:hAnsi="Cambria Math" w:cs="Cambria Math"/>
+            <w:rFonts w:ascii="Times New Roman" w:eastAsia="宋体" w:hAnsi="Times New Roman" w:cs="Cambria Math"/>
           </w:rPr>
           <m:t>Δ</m:t>
         </m:r>
         <m:r>
           <w:rPr>
-            <w:rFonts w:ascii="Cambria Math" w:eastAsia="宋体" w:hAnsi="Cambria Math" w:cs="Cambria Math"/>
+            <w:rFonts w:ascii="Times New Roman" w:eastAsia="宋体" w:hAnsi="Times New Roman" w:cs="Cambria Math"/>
           </w:rPr>
           <m:t>t</m:t>
         </m:r>
         <m:r>
           <w:rPr>
-            <w:rFonts w:ascii="Cambria Math" w:eastAsia="宋体" w:hAnsi="Cambria Math" w:cs="Cambria Math"/>
+            <w:rFonts w:ascii="Times New Roman" w:eastAsia="宋体" w:hAnsi="Times New Roman" w:cs="Cambria Math"/>
           </w:rPr>
           <m:t>=</m:t>
         </m:r>
         <m:r>
           <w:rPr>
-            <w:rFonts w:ascii="Cambria Math" w:eastAsia="宋体" w:hAnsi="Cambria Math" w:cs="Cambria Math"/>
+            <w:rFonts w:ascii="Times New Roman" w:eastAsia="宋体" w:hAnsi="Times New Roman" w:cs="Cambria Math"/>
           </w:rPr>
           <m:t>0</m:t>
         </m:r>
         <m:r>
           <w:rPr>
-            <w:rFonts w:ascii="Cambria Math" w:eastAsia="宋体" w:hAnsi="Cambria Math" w:cs="Cambria Math"/>
+            <w:rFonts w:ascii="Times New Roman" w:eastAsia="宋体" w:hAnsi="Times New Roman" w:cs="Cambria Math"/>
           </w:rPr>
           <m:t>-</m:t>
         </m:r>
         <m:r>
           <w:rPr>
-            <w:rFonts w:ascii="Cambria Math" w:eastAsia="宋体" w:hAnsi="Cambria Math" w:cs="Cambria Math"/>
+            <w:rFonts w:ascii="Times New Roman" w:eastAsia="宋体" w:hAnsi="Times New Roman" w:cs="Cambria Math"/>
           </w:rPr>
           <m:t>m</m:t>
         </m:r>
@@ -9563,7 +9563,7 @@
           <m:e>
             <m:r>
               <w:rPr>
-                <w:rFonts w:ascii="Cambria Math" w:eastAsia="宋体" w:hAnsi="Cambria Math" w:cs="Cambria Math"/>
+                <w:rFonts w:ascii="Times New Roman" w:eastAsia="宋体" w:hAnsi="Times New Roman" w:cs="Cambria Math"/>
               </w:rPr>
               <m:t>v</m:t>
             </m:r>
@@ -9571,7 +9571,7 @@
           <m:sub>
             <m:r>
               <w:rPr>
-                <w:rFonts w:ascii="Cambria Math" w:eastAsia="宋体" w:hAnsi="Cambria Math" w:cs="Cambria Math"/>
+                <w:rFonts w:ascii="Times New Roman" w:eastAsia="宋体" w:hAnsi="Times New Roman" w:cs="Cambria Math"/>
               </w:rPr>
               <m:t>0</m:t>
             </m:r>
@@ -9579,19 +9579,19 @@
         </m:sSub>
         <m:r>
           <w:rPr>
-            <w:rFonts w:ascii="Cambria Math" w:eastAsia="宋体" w:hAnsi="Cambria Math" w:cs="Cambria Math"/>
+            <w:rFonts w:ascii="Times New Roman" w:eastAsia="宋体" w:hAnsi="Times New Roman" w:cs="Cambria Math"/>
           </w:rPr>
           <m:t>，</m:t>
         </m:r>
         <m:r>
           <w:rPr>
-            <w:rFonts w:ascii="Cambria Math" w:eastAsia="宋体" w:hAnsi="Cambria Math" w:cs="Cambria Math"/>
+            <w:rFonts w:ascii="Times New Roman" w:eastAsia="宋体" w:hAnsi="Times New Roman" w:cs="Cambria Math"/>
           </w:rPr>
           <m:t>x</m:t>
         </m:r>
         <m:r>
           <w:rPr>
-            <w:rFonts w:ascii="Cambria Math" w:eastAsia="宋体" w:hAnsi="Cambria Math" w:cs="Cambria Math"/>
+            <w:rFonts w:ascii="Times New Roman" w:eastAsia="宋体" w:hAnsi="Times New Roman" w:cs="Cambria Math"/>
           </w:rPr>
           <m:t>=</m:t>
         </m:r>
@@ -9602,7 +9602,7 @@
           <m:e>
             <m:r>
               <w:rPr>
-                <w:rFonts w:ascii="Cambria Math" w:eastAsia="宋体" w:hAnsi="Cambria Math" w:cs="Cambria Math"/>
+                <w:rFonts w:ascii="Times New Roman" w:eastAsia="宋体" w:hAnsi="Times New Roman" w:cs="Cambria Math"/>
               </w:rPr>
               <m:t>v</m:t>
             </m:r>
@@ -9613,19 +9613,19 @@
             <m:sty m:val="p"/>
           </m:rPr>
           <w:rPr>
-            <w:rFonts w:ascii="Cambria Math" w:eastAsia="宋体" w:hAnsi="Cambria Math" w:cs="Cambria Math"/>
+            <w:rFonts w:ascii="Times New Roman" w:eastAsia="宋体" w:hAnsi="Times New Roman" w:cs="Cambria Math"/>
           </w:rPr>
           <m:t>Δ</m:t>
         </m:r>
         <m:r>
           <w:rPr>
-            <w:rFonts w:ascii="Cambria Math" w:eastAsia="宋体" w:hAnsi="Cambria Math" w:cs="Cambria Math"/>
+            <w:rFonts w:ascii="Times New Roman" w:eastAsia="宋体" w:hAnsi="Times New Roman" w:cs="Cambria Math"/>
           </w:rPr>
           <m:t>t</m:t>
         </m:r>
         <m:r>
           <w:rPr>
-            <w:rFonts w:ascii="Cambria Math" w:eastAsia="宋体" w:hAnsi="Cambria Math" w:cs="Cambria Math"/>
+            <w:rFonts w:ascii="Times New Roman" w:eastAsia="宋体" w:hAnsi="Times New Roman" w:cs="Cambria Math"/>
           </w:rPr>
           <m:t>=</m:t>
         </m:r>
@@ -9633,7 +9633,7 @@
           <m:num>
             <m:r>
               <w:rPr>
-                <w:rFonts w:ascii="Cambria Math" w:eastAsia="宋体" w:hAnsi="Cambria Math" w:cs="Cambria Math"/>
+                <w:rFonts w:ascii="Times New Roman" w:eastAsia="宋体" w:hAnsi="Times New Roman" w:cs="Cambria Math"/>
               </w:rPr>
               <m:t>m</m:t>
             </m:r>
@@ -9641,7 +9641,7 @@
               <m:e>
                 <m:r>
                   <w:rPr>
-                    <w:rFonts w:ascii="Cambria Math" w:eastAsia="宋体" w:hAnsi="Cambria Math" w:cs="Cambria Math"/>
+                    <w:rFonts w:ascii="Times New Roman" w:eastAsia="宋体" w:hAnsi="Times New Roman" w:cs="Cambria Math"/>
                   </w:rPr>
                   <m:t>v</m:t>
                 </m:r>
@@ -9649,7 +9649,7 @@
               <m:sub>
                 <m:r>
                   <w:rPr>
-                    <w:rFonts w:ascii="Cambria Math" w:eastAsia="宋体" w:hAnsi="Cambria Math" w:cs="Cambria Math"/>
+                    <w:rFonts w:ascii="Times New Roman" w:eastAsia="宋体" w:hAnsi="Times New Roman" w:cs="Cambria Math"/>
                   </w:rPr>
                   <m:t>0</m:t>
                 </m:r>
@@ -9657,7 +9657,7 @@
             </m:sSub>
             <m:r>
               <w:rPr>
-                <w:rFonts w:ascii="Cambria Math" w:eastAsia="宋体" w:hAnsi="Cambria Math" w:cs="Cambria Math"/>
+                <w:rFonts w:ascii="Times New Roman" w:eastAsia="宋体" w:hAnsi="Times New Roman" w:cs="Cambria Math"/>
               </w:rPr>
               <m:t>R</m:t>
             </m:r>
@@ -9667,7 +9667,7 @@
               <m:e>
                 <m:r>
                   <w:rPr>
-                    <w:rFonts w:ascii="Cambria Math" w:eastAsia="宋体" w:hAnsi="Cambria Math" w:cs="Cambria Math"/>
+                    <w:rFonts w:ascii="Times New Roman" w:eastAsia="宋体" w:hAnsi="Times New Roman" w:cs="Cambria Math"/>
                   </w:rPr>
                   <m:t>B</m:t>
                 </m:r>
@@ -9675,7 +9675,7 @@
               <m:sup>
                 <m:r>
                   <w:rPr>
-                    <w:rFonts w:ascii="Cambria Math" w:eastAsia="宋体" w:hAnsi="Cambria Math" w:cs="Cambria Math"/>
+                    <w:rFonts w:ascii="Times New Roman" w:eastAsia="宋体" w:hAnsi="Times New Roman" w:cs="Cambria Math"/>
                   </w:rPr>
                   <m:t>2</m:t>
                 </m:r>
@@ -9685,7 +9685,7 @@
               <m:e>
                 <m:r>
                   <w:rPr>
-                    <w:rFonts w:ascii="Cambria Math" w:eastAsia="宋体" w:hAnsi="Cambria Math" w:cs="Cambria Math"/>
+                    <w:rFonts w:ascii="Times New Roman" w:eastAsia="宋体" w:hAnsi="Times New Roman" w:cs="Cambria Math"/>
                   </w:rPr>
                   <m:t>L</m:t>
                 </m:r>
@@ -9693,7 +9693,7 @@
               <m:sup>
                 <m:r>
                   <w:rPr>
-                    <w:rFonts w:ascii="Cambria Math" w:eastAsia="宋体" w:hAnsi="Cambria Math" w:cs="Cambria Math"/>
+                    <w:rFonts w:ascii="Times New Roman" w:eastAsia="宋体" w:hAnsi="Times New Roman" w:cs="Cambria Math"/>
                   </w:rPr>
                   <m:t>2</m:t>
                 </m:r>
@@ -9705,49 +9705,49 @@
       <m:oMath>
         <m:r>
           <w:rPr>
-            <w:rFonts w:ascii="Cambria Math" w:eastAsia="宋体" w:hAnsi="Cambria Math" w:cs="Cambria Math"/>
+            <w:rFonts w:ascii="Times New Roman" w:eastAsia="宋体" w:hAnsi="Times New Roman" w:cs="Cambria Math"/>
           </w:rPr>
           <m:t>-</m:t>
         </m:r>
         <m:r>
           <w:rPr>
-            <w:rFonts w:ascii="Cambria Math" w:eastAsia="宋体" w:hAnsi="Cambria Math" w:cs="Cambria Math"/>
+            <w:rFonts w:ascii="Times New Roman" w:eastAsia="宋体" w:hAnsi="Times New Roman" w:cs="Cambria Math"/>
           </w:rPr>
           <m:t>B</m:t>
         </m:r>
         <m:r>
           <w:rPr>
-            <w:rFonts w:ascii="Cambria Math" w:eastAsia="宋体" w:hAnsi="Cambria Math" w:cs="Cambria Math"/>
+            <w:rFonts w:ascii="Times New Roman" w:eastAsia="宋体" w:hAnsi="Times New Roman" w:cs="Cambria Math"/>
           </w:rPr>
           <m:t>L</m:t>
         </m:r>
         <m:r>
           <w:rPr>
-            <w:rFonts w:ascii="Cambria Math" w:eastAsia="宋体" w:hAnsi="Cambria Math" w:cs="Cambria Math"/>
+            <w:rFonts w:ascii="Times New Roman" w:eastAsia="宋体" w:hAnsi="Times New Roman" w:cs="Cambria Math"/>
           </w:rPr>
           <m:t>x</m:t>
         </m:r>
         <m:r>
           <w:rPr>
-            <w:rFonts w:ascii="Cambria Math" w:eastAsia="宋体" w:hAnsi="Cambria Math" w:cs="Cambria Math"/>
+            <w:rFonts w:ascii="Times New Roman" w:eastAsia="宋体" w:hAnsi="Times New Roman" w:cs="Cambria Math"/>
           </w:rPr>
           <m:t>=</m:t>
         </m:r>
         <m:r>
           <w:rPr>
-            <w:rFonts w:ascii="Cambria Math" w:eastAsia="宋体" w:hAnsi="Cambria Math" w:cs="Cambria Math"/>
+            <w:rFonts w:ascii="Times New Roman" w:eastAsia="宋体" w:hAnsi="Times New Roman" w:cs="Cambria Math"/>
           </w:rPr>
           <m:t>0</m:t>
         </m:r>
         <m:r>
           <w:rPr>
-            <w:rFonts w:ascii="Cambria Math" w:eastAsia="宋体" w:hAnsi="Cambria Math" w:cs="Cambria Math"/>
+            <w:rFonts w:ascii="Times New Roman" w:eastAsia="宋体" w:hAnsi="Times New Roman" w:cs="Cambria Math"/>
           </w:rPr>
           <m:t>-</m:t>
         </m:r>
         <m:r>
           <w:rPr>
-            <w:rFonts w:ascii="Cambria Math" w:eastAsia="宋体" w:hAnsi="Cambria Math" w:cs="Cambria Math"/>
+            <w:rFonts w:ascii="Times New Roman" w:eastAsia="宋体" w:hAnsi="Times New Roman" w:cs="Cambria Math"/>
           </w:rPr>
           <m:t>m</m:t>
         </m:r>
@@ -9755,7 +9755,7 @@
           <m:e>
             <m:r>
               <w:rPr>
-                <w:rFonts w:ascii="Cambria Math" w:eastAsia="宋体" w:hAnsi="Cambria Math" w:cs="Cambria Math"/>
+                <w:rFonts w:ascii="Times New Roman" w:eastAsia="宋体" w:hAnsi="Times New Roman" w:cs="Cambria Math"/>
               </w:rPr>
               <m:t>v</m:t>
             </m:r>
@@ -9763,7 +9763,7 @@
           <m:sub>
             <m:r>
               <w:rPr>
-                <w:rFonts w:ascii="Cambria Math" w:eastAsia="宋体" w:hAnsi="Cambria Math" w:cs="Cambria Math"/>
+                <w:rFonts w:ascii="Times New Roman" w:eastAsia="宋体" w:hAnsi="Times New Roman" w:cs="Cambria Math"/>
               </w:rPr>
               <m:t>0</m:t>
             </m:r>
@@ -12661,7 +12661,7 @@
             <m:nor/>
           </m:rPr>
           <w:rPr>
-            <w:rFonts w:ascii="Cambria Math" w:eastAsia="宋体" w:hAnsi="Cambria Math" w:cs="Cambria Math"/>
+            <w:rFonts w:ascii="Times New Roman" w:eastAsia="宋体" w:hAnsi="Times New Roman" w:cs="Cambria Math"/>
           </w:rPr>
           <m:t>S</m:t>
         </m:r>
@@ -12677,7 +12677,7 @@
       <m:oMath>
         <m:r>
           <w:rPr>
-            <w:rFonts w:ascii="Cambria Math" w:eastAsia="宋体" w:hAnsi="Cambria Math" w:cs="Cambria Math"/>
+            <w:rFonts w:ascii="Times New Roman" w:eastAsia="宋体" w:hAnsi="Times New Roman" w:cs="Cambria Math"/>
           </w:rPr>
           <m:t>2</m:t>
         </m:r>
@@ -12686,7 +12686,7 @@
             <m:nor/>
           </m:rPr>
           <w:rPr>
-            <w:rFonts w:ascii="Cambria Math" w:eastAsia="宋体" w:hAnsi="Cambria Math" w:cs="Cambria Math"/>
+            <w:rFonts w:ascii="Times New Roman" w:eastAsia="宋体" w:hAnsi="Times New Roman" w:cs="Cambria Math"/>
           </w:rPr>
           <m:t>A</m:t>
         </m:r>
@@ -12705,7 +12705,7 @@
             <m:nor/>
           </m:rPr>
           <w:rPr>
-            <w:rFonts w:ascii="Cambria Math" w:eastAsia="宋体" w:hAnsi="Cambria Math" w:cs="Cambria Math"/>
+            <w:rFonts w:ascii="Times New Roman" w:eastAsia="宋体" w:hAnsi="Times New Roman" w:cs="Cambria Math"/>
           </w:rPr>
           <m:t>D</m:t>
         </m:r>
@@ -12721,7 +12721,7 @@
       <m:oMath>
         <m:r>
           <w:rPr>
-            <w:rFonts w:ascii="Cambria Math" w:eastAsia="宋体" w:hAnsi="Cambria Math" w:cs="Cambria Math"/>
+            <w:rFonts w:ascii="Times New Roman" w:eastAsia="宋体" w:hAnsi="Times New Roman" w:cs="Cambria Math"/>
           </w:rPr>
           <m:t>1</m:t>
         </m:r>
@@ -12730,7 +12730,7 @@
             <m:nor/>
           </m:rPr>
           <w:rPr>
-            <w:rFonts w:ascii="Cambria Math" w:eastAsia="宋体" w:hAnsi="Cambria Math" w:cs="Cambria Math"/>
+            <w:rFonts w:ascii="Times New Roman" w:eastAsia="宋体" w:hAnsi="Times New Roman" w:cs="Cambria Math"/>
           </w:rPr>
           <m:t>A</m:t>
         </m:r>
@@ -12749,7 +12749,7 @@
             <m:nor/>
           </m:rPr>
           <w:rPr>
-            <w:rFonts w:ascii="Cambria Math" w:eastAsia="宋体" w:hAnsi="Cambria Math" w:cs="Cambria Math"/>
+            <w:rFonts w:ascii="Times New Roman" w:eastAsia="宋体" w:hAnsi="Times New Roman" w:cs="Cambria Math"/>
           </w:rPr>
           <m:t>S</m:t>
         </m:r>
@@ -12765,7 +12765,7 @@
       <m:oMath>
         <m:r>
           <w:rPr>
-            <w:rFonts w:ascii="Cambria Math" w:eastAsia="宋体" w:hAnsi="Cambria Math" w:cs="Cambria Math"/>
+            <w:rFonts w:ascii="Times New Roman" w:eastAsia="宋体" w:hAnsi="Times New Roman" w:cs="Cambria Math"/>
           </w:rPr>
           <m:t>i</m:t>
         </m:r>
@@ -12784,7 +12784,7 @@
             <m:nor/>
           </m:rPr>
           <w:rPr>
-            <w:rFonts w:ascii="Cambria Math" w:eastAsia="宋体" w:hAnsi="Cambria Math" w:cs="Cambria Math"/>
+            <w:rFonts w:ascii="Times New Roman" w:eastAsia="宋体" w:hAnsi="Times New Roman" w:cs="Cambria Math"/>
           </w:rPr>
           <m:t>S</m:t>
         </m:r>
@@ -12800,7 +12800,7 @@
       <m:oMath>
         <m:r>
           <w:rPr>
-            <w:rFonts w:ascii="Cambria Math" w:eastAsia="宋体" w:hAnsi="Cambria Math" w:cs="Cambria Math"/>
+            <w:rFonts w:ascii="Times New Roman" w:eastAsia="宋体" w:hAnsi="Times New Roman" w:cs="Cambria Math"/>
           </w:rPr>
           <m:t>t</m:t>
         </m:r>
@@ -13803,6 +13803,7 @@
       <w:footerReference w:type="default" r:id="rId9"/>
       <w:pgSz w:w="11906" w:h="16838"/>
       <w:pgMar w:top="720" w:right="720" w:bottom="720" w:left="720" w:header="720" w:footer="720" w:gutter="0"/>
+      <w:pgNumType w:start="1"/>
       <w:cols w:space="720"/>
       <w:docGrid w:linePitch="360"/>
     </w:sectPr>
@@ -13811,16 +13812,10 @@
 </file>
 
 <file path=word/footer1.xml><?xml version="1.0" encoding="utf-8"?>
-<w:ftr xmlns:m="http://schemas.openxmlformats.org/officeDocument/2006/math" xmlns:mc="http://schemas.openxmlformats.org/markup-compatibility/2006" xmlns:mo="http://schemas.microsoft.com/office/mac/office/2008/main" xmlns:mv="urn:schemas-microsoft-com:mac:vml" xmlns:o="urn:schemas-microsoft-com:office:office" xmlns:r="http://schemas.openxmlformats.org/officeDocument/2006/relationships" xmlns:v="urn:schemas-microsoft-com:vml" xmlns:w10="urn:schemas-microsoft-com:office:word" xmlns:w14="http://schemas.microsoft.com/office/word/2010/wordml" xmlns:w="http://schemas.openxmlformats.org/wordprocessingml/2006/main" xmlns:wne="http://schemas.microsoft.com/office/word/2006/wordml" xmlns:wp14="http://schemas.microsoft.com/office/word/2010/wordprocessingDrawing" xmlns:wp="http://schemas.openxmlformats.org/drawingml/2006/wordprocessingDrawing" xmlns:wpc="http://schemas.microsoft.com/office/word/2010/wordprocessingCanvas" xmlns:wpg="http://schemas.microsoft.com/office/word/2010/wordprocessingGroup" xmlns:wpi="http://schemas.microsoft.com/office/word/2010/wordprocessingInk" xmlns:wps="http://schemas.microsoft.com/office/word/2010/wordprocessingShape" mc:Ignorable="w14 wp14">
+<w:ftr xmlns:w="http://schemas.openxmlformats.org/wordprocessingml/2006/main" xmlns:r="http://schemas.openxmlformats.org/officeDocument/2006/relationships">
   <w:p>
     <w:pPr>
-      <w:pStyle w:val="Footer"/>
-      <w:spacing w:before="0" w:after="0" w:line="300" w:lineRule="auto"/>
-      <w:jc w:val="left"/>
-      <w:rPr>
-        <w:sz w:val="21"/>
-        <w:szCs w:val="21"/>
-      </w:rPr>
+      <w:jc w:val="center"/>
     </w:pPr>
     <w:r>
       <w:rPr>
@@ -13828,23 +13823,43 @@
         <w:sz w:val="21"/>
         <w:szCs w:val="21"/>
       </w:rPr>
-      <w:fldChar w:fldCharType="begin"/>
+      <w:t xml:space="preserve">第</w:t>
     </w:r>
+    <w:fldSimple w:instr=" PAGE ">
+      <w:r>
+        <w:rPr>
+          <w:rFonts w:ascii="Times New Roman" w:hAnsi="Times New Roman" w:eastAsia="宋体"/>
+          <w:sz w:val="21"/>
+          <w:szCs w:val="21"/>
+        </w:rPr>
+        <w:t xml:space="preserve">1</w:t>
+      </w:r>
+    </w:fldSimple>
     <w:r>
       <w:rPr>
         <w:rFonts w:ascii="Times New Roman" w:hAnsi="Times New Roman" w:eastAsia="宋体"/>
         <w:sz w:val="21"/>
         <w:szCs w:val="21"/>
       </w:rPr>
-      <w:instrText xml:space="preserve">PAGE</w:instrText>
+      <w:t xml:space="preserve">页（共</w:t>
     </w:r>
+    <w:fldSimple w:instr=" NUMPAGES ">
+      <w:r>
+        <w:rPr>
+          <w:rFonts w:ascii="Times New Roman" w:hAnsi="Times New Roman" w:eastAsia="宋体"/>
+          <w:sz w:val="21"/>
+          <w:szCs w:val="21"/>
+        </w:rPr>
+        <w:t xml:space="preserve">1</w:t>
+      </w:r>
+    </w:fldSimple>
     <w:r>
       <w:rPr>
         <w:rFonts w:ascii="Times New Roman" w:hAnsi="Times New Roman" w:eastAsia="宋体"/>
         <w:sz w:val="21"/>
         <w:szCs w:val="21"/>
       </w:rPr>
-      <w:fldChar w:fldCharType="end"/>
+      <w:t xml:space="preserve">页）</w:t>
     </w:r>
   </w:p>
 </w:ftr>

--- a/高中物理/高中物理同步/人教版选必2 第2章 电磁感应·简单卷（14题）.docx
+++ b/高中物理/高中物理同步/人教版选必2 第2章 电磁感应·简单卷（14题）.docx
@@ -63,11 +63,9 @@
       <w:r>
         <w:rPr>
           <w:rFonts w:ascii="Times New Roman" w:eastAsia="宋体" w:hAnsi="Times New Roman" w:cs="Times New Roman"/>
-          <w:strike w:val="0"/>
           <w:kern w:val="0"/>
           <w:sz w:val="21"/>
           <w:szCs w:val="21"/>
-          <w:u w:val="none"/>
         </w:rPr>
       </w:r>
       <w:r>
@@ -280,11 +278,9 @@
       <w:r>
         <w:rPr>
           <w:rFonts w:ascii="Times New Roman" w:eastAsia="宋体" w:hAnsi="Times New Roman" w:cs="Times New Roman"/>
-          <w:strike w:val="0"/>
           <w:kern w:val="0"/>
           <w:sz w:val="21"/>
           <w:szCs w:val="21"/>
-          <w:u w:val="none"/>
         </w:rPr>
         <w:drawing>
           <wp:inline>
@@ -506,11 +502,9 @@
       <w:r>
         <w:rPr>
           <w:rFonts w:ascii="Times New Roman" w:eastAsia="宋体" w:hAnsi="Times New Roman" w:cs="Times New Roman"/>
-          <w:strike w:val="0"/>
           <w:kern w:val="0"/>
           <w:sz w:val="21"/>
           <w:szCs w:val="21"/>
-          <w:u w:val="none"/>
         </w:rPr>
       </w:r>
       <w:r>
@@ -545,11 +539,9 @@
       <w:r>
         <w:rPr>
           <w:rFonts w:ascii="Times New Roman" w:eastAsia="宋体" w:hAnsi="Times New Roman" w:cs="Times New Roman"/>
-          <w:strike w:val="0"/>
           <w:kern w:val="0"/>
           <w:sz w:val="21"/>
           <w:szCs w:val="21"/>
-          <w:u w:val="none"/>
         </w:rPr>
         <w:drawing>
           <wp:inline>
@@ -693,11 +685,9 @@
       <w:r>
         <w:rPr>
           <w:rFonts w:ascii="Times New Roman" w:eastAsia="宋体" w:hAnsi="Times New Roman" w:cs="Times New Roman"/>
-          <w:strike w:val="0"/>
           <w:kern w:val="0"/>
           <w:sz w:val="21"/>
           <w:szCs w:val="21"/>
-          <w:u w:val="none"/>
         </w:rPr>
         <w:drawing>
           <wp:inline>
@@ -747,11 +737,9 @@
       <w:r>
         <w:rPr>
           <w:rFonts w:ascii="Times New Roman" w:eastAsia="宋体" w:hAnsi="Times New Roman" w:cs="Times New Roman"/>
-          <w:strike w:val="0"/>
           <w:kern w:val="0"/>
           <w:sz w:val="21"/>
           <w:szCs w:val="21"/>
-          <w:u w:val="none"/>
         </w:rPr>
         <w:drawing>
           <wp:inline>
@@ -843,11 +831,9 @@
       <w:r>
         <w:rPr>
           <w:rFonts w:ascii="Times New Roman" w:eastAsia="宋体" w:hAnsi="Times New Roman" w:cs="Times New Roman"/>
-          <w:strike w:val="0"/>
           <w:kern w:val="0"/>
           <w:sz w:val="21"/>
           <w:szCs w:val="21"/>
-          <w:u w:val="none"/>
         </w:rPr>
         <w:drawing>
           <wp:inline>
@@ -1033,11 +1019,9 @@
       <w:r>
         <w:rPr>
           <w:rFonts w:ascii="Times New Roman" w:eastAsia="宋体" w:hAnsi="Times New Roman" w:cs="Times New Roman"/>
-          <w:strike w:val="0"/>
           <w:kern w:val="0"/>
           <w:sz w:val="21"/>
           <w:szCs w:val="21"/>
-          <w:u w:val="none"/>
         </w:rPr>
         <w:drawing>
           <wp:inline>
@@ -1119,11 +1103,9 @@
       <w:r>
         <w:rPr>
           <w:rFonts w:ascii="Times New Roman" w:eastAsia="宋体" w:hAnsi="Times New Roman" w:cs="Times New Roman"/>
-          <w:strike w:val="0"/>
           <w:kern w:val="0"/>
           <w:sz w:val="21"/>
           <w:szCs w:val="21"/>
-          <w:u w:val="none"/>
         </w:rPr>
         <w:drawing>
           <wp:inline>
@@ -1194,11 +1176,9 @@
       <w:r>
         <w:rPr>
           <w:rFonts w:ascii="Times New Roman" w:eastAsia="宋体" w:hAnsi="Times New Roman" w:cs="Times New Roman"/>
-          <w:strike w:val="0"/>
           <w:kern w:val="0"/>
           <w:sz w:val="21"/>
           <w:szCs w:val="21"/>
-          <w:u w:val="none"/>
         </w:rPr>
       </w:r>
       <w:r>
@@ -2122,11 +2102,9 @@
       <w:r>
         <w:rPr>
           <w:rFonts w:ascii="Times New Roman" w:eastAsia="宋体" w:hAnsi="Times New Roman" w:cs="Times New Roman"/>
-          <w:strike w:val="0"/>
           <w:kern w:val="0"/>
           <w:sz w:val="21"/>
           <w:szCs w:val="21"/>
-          <w:u w:val="none"/>
         </w:rPr>
         <w:drawing>
           <wp:inline>
@@ -2433,11 +2411,9 @@
       <w:r>
         <w:rPr>
           <w:rFonts w:ascii="Times New Roman" w:eastAsia="宋体" w:hAnsi="Times New Roman" w:cs="Times New Roman"/>
-          <w:strike w:val="0"/>
           <w:kern w:val="0"/>
           <w:sz w:val="21"/>
           <w:szCs w:val="21"/>
-          <w:u w:val="none"/>
         </w:rPr>
         <w:drawing>
           <wp:inline>
@@ -2780,11 +2756,9 @@
       <w:r>
         <w:rPr>
           <w:rFonts w:ascii="Times New Roman" w:eastAsia="宋体" w:hAnsi="Times New Roman" w:cs="Times New Roman"/>
-          <w:strike w:val="0"/>
           <w:kern w:val="0"/>
           <w:sz w:val="21"/>
           <w:szCs w:val="21"/>
-          <w:u w:val="none"/>
         </w:rPr>
       </w:r>
       <w:r>
@@ -3002,11 +2976,9 @@
       <w:r>
         <w:rPr>
           <w:rFonts w:ascii="Times New Roman" w:eastAsia="宋体" w:hAnsi="Times New Roman" w:cs="Times New Roman"/>
-          <w:strike w:val="0"/>
           <w:kern w:val="0"/>
           <w:sz w:val="21"/>
           <w:szCs w:val="21"/>
-          <w:u w:val="none"/>
         </w:rPr>
         <w:drawing>
           <wp:inline>
@@ -3833,11 +3805,9 @@
       <w:r>
         <w:rPr>
           <w:rFonts w:ascii="Times New Roman" w:eastAsia="宋体" w:hAnsi="Times New Roman" w:cs="Times New Roman"/>
-          <w:strike w:val="0"/>
           <w:kern w:val="0"/>
           <w:sz w:val="21"/>
           <w:szCs w:val="21"/>
-          <w:u w:val="none"/>
         </w:rPr>
         <w:drawing>
           <wp:inline>
@@ -4029,11 +3999,9 @@
       <w:r>
         <w:rPr>
           <w:rFonts w:ascii="Times New Roman" w:eastAsia="宋体" w:hAnsi="Times New Roman" w:cs="Times New Roman"/>
-          <w:strike w:val="0"/>
           <w:kern w:val="0"/>
           <w:sz w:val="21"/>
           <w:szCs w:val="21"/>
-          <w:u w:val="none"/>
         </w:rPr>
         <w:drawing>
           <wp:inline>
@@ -4094,11 +4062,9 @@
       <w:r>
         <w:rPr>
           <w:rFonts w:ascii="Times New Roman" w:eastAsia="宋体" w:hAnsi="Times New Roman" w:cs="Times New Roman"/>
-          <w:strike w:val="0"/>
           <w:kern w:val="0"/>
           <w:sz w:val="21"/>
           <w:szCs w:val="21"/>
-          <w:u w:val="none"/>
         </w:rPr>
         <w:drawing>
           <wp:inline>
@@ -4241,11 +4207,9 @@
       <w:r>
         <w:rPr>
           <w:rFonts w:ascii="Times New Roman" w:eastAsia="宋体" w:hAnsi="Times New Roman" w:cs="Times New Roman"/>
-          <w:strike w:val="0"/>
           <w:kern w:val="0"/>
           <w:sz w:val="21"/>
           <w:szCs w:val="21"/>
-          <w:u w:val="none"/>
         </w:rPr>
         <w:drawing>
           <wp:inline>
@@ -4909,11 +4873,9 @@
       <w:r>
         <w:rPr>
           <w:rFonts w:ascii="Times New Roman" w:eastAsia="宋体" w:hAnsi="Times New Roman" w:cs="Times New Roman"/>
-          <w:strike w:val="0"/>
           <w:kern w:val="0"/>
           <w:sz w:val="21"/>
           <w:szCs w:val="21"/>
-          <w:u w:val="none"/>
         </w:rPr>
         <w:drawing>
           <wp:inline>
@@ -4974,11 +4936,9 @@
       <w:r>
         <w:rPr>
           <w:rFonts w:ascii="Times New Roman" w:eastAsia="宋体" w:hAnsi="Times New Roman" w:cs="Times New Roman"/>
-          <w:strike w:val="0"/>
           <w:kern w:val="0"/>
           <w:sz w:val="21"/>
           <w:szCs w:val="21"/>
-          <w:u w:val="none"/>
         </w:rPr>
         <w:drawing>
           <wp:inline>
@@ -5036,11 +4996,9 @@
       <w:r>
         <w:rPr>
           <w:rFonts w:ascii="Times New Roman" w:eastAsia="宋体" w:hAnsi="Times New Roman" w:cs="Times New Roman"/>
-          <w:strike w:val="0"/>
           <w:kern w:val="0"/>
           <w:sz w:val="21"/>
           <w:szCs w:val="21"/>
-          <w:u w:val="none"/>
         </w:rPr>
         <w:drawing>
           <wp:inline>
@@ -5101,11 +5059,9 @@
       <w:r>
         <w:rPr>
           <w:rFonts w:ascii="Times New Roman" w:eastAsia="宋体" w:hAnsi="Times New Roman" w:cs="Times New Roman"/>
-          <w:strike w:val="0"/>
           <w:kern w:val="0"/>
           <w:sz w:val="21"/>
           <w:szCs w:val="21"/>
-          <w:u w:val="none"/>
         </w:rPr>
         <w:drawing>
           <wp:inline>
@@ -5163,11 +5119,9 @@
       <w:r>
         <w:rPr>
           <w:rFonts w:ascii="Times New Roman" w:eastAsia="宋体" w:hAnsi="Times New Roman" w:cs="Times New Roman"/>
-          <w:strike w:val="0"/>
           <w:kern w:val="0"/>
           <w:sz w:val="21"/>
           <w:szCs w:val="21"/>
-          <w:u w:val="none"/>
         </w:rPr>
         <w:drawing>
           <wp:inline>
@@ -5290,11 +5244,9 @@
       <w:r>
         <w:rPr>
           <w:rFonts w:ascii="Times New Roman" w:eastAsia="宋体" w:hAnsi="Times New Roman" w:cs="Times New Roman"/>
-          <w:strike w:val="0"/>
           <w:kern w:val="0"/>
           <w:sz w:val="21"/>
           <w:szCs w:val="21"/>
-          <w:u w:val="none"/>
         </w:rPr>
         <w:drawing>
           <wp:inline>
@@ -5741,11 +5693,9 @@
       <w:r>
         <w:rPr>
           <w:rFonts w:ascii="Times New Roman" w:eastAsia="宋体" w:hAnsi="Times New Roman" w:cs="Times New Roman"/>
-          <w:strike w:val="0"/>
           <w:kern w:val="0"/>
           <w:sz w:val="21"/>
           <w:szCs w:val="21"/>
-          <w:u w:val="none"/>
         </w:rPr>
         <w:drawing>
           <wp:inline>
@@ -6218,11 +6168,9 @@
       <w:r>
         <w:rPr>
           <w:rFonts w:ascii="Times New Roman" w:eastAsia="宋体" w:hAnsi="Times New Roman" w:cs="Times New Roman"/>
-          <w:strike w:val="0"/>
           <w:kern w:val="0"/>
           <w:sz w:val="21"/>
           <w:szCs w:val="21"/>
-          <w:u w:val="none"/>
         </w:rPr>
         <w:drawing>
           <wp:inline>
@@ -6795,11 +6743,9 @@
       <w:r>
         <w:rPr>
           <w:rFonts w:ascii="Times New Roman" w:eastAsia="宋体" w:hAnsi="Times New Roman" w:cs="Times New Roman"/>
-          <w:strike w:val="0"/>
           <w:kern w:val="0"/>
           <w:sz w:val="21"/>
           <w:szCs w:val="21"/>
-          <w:u w:val="none"/>
         </w:rPr>
       </w:r>
       <w:r>
@@ -7777,11 +7723,9 @@
       <w:r>
         <w:rPr>
           <w:rFonts w:ascii="Times New Roman" w:eastAsia="宋体" w:hAnsi="Times New Roman" w:cs="Times New Roman"/>
-          <w:strike w:val="0"/>
           <w:kern w:val="0"/>
           <w:sz w:val="21"/>
           <w:szCs w:val="21"/>
-          <w:u w:val="none"/>
         </w:rPr>
         <w:drawing>
           <wp:inline>
@@ -8654,11 +8598,9 @@
       <w:r>
         <w:rPr>
           <w:rFonts w:ascii="Times New Roman" w:eastAsia="宋体" w:hAnsi="Times New Roman" w:cs="Times New Roman"/>
-          <w:strike w:val="0"/>
           <w:kern w:val="0"/>
           <w:sz w:val="21"/>
           <w:szCs w:val="21"/>
-          <w:u w:val="none"/>
         </w:rPr>
       </w:r>
       <w:r>
@@ -8683,11 +8625,9 @@
       <w:r>
         <w:rPr>
           <w:rFonts w:ascii="Times New Roman" w:eastAsia="宋体" w:hAnsi="Times New Roman" w:cs="Times New Roman"/>
-          <w:strike w:val="0"/>
           <w:kern w:val="0"/>
           <w:sz w:val="21"/>
           <w:szCs w:val="21"/>
-          <w:u w:val="none"/>
         </w:rPr>
         <w:drawing>
           <wp:inline>
@@ -8758,11 +8698,9 @@
       <w:r>
         <w:rPr>
           <w:rFonts w:ascii="Times New Roman" w:eastAsia="宋体" w:hAnsi="Times New Roman" w:cs="Times New Roman"/>
-          <w:strike w:val="0"/>
           <w:kern w:val="0"/>
           <w:sz w:val="21"/>
           <w:szCs w:val="21"/>
-          <w:u w:val="none"/>
         </w:rPr>
       </w:r>
       <w:r>
@@ -9102,11 +9040,9 @@
       <w:r>
         <w:rPr>
           <w:rFonts w:ascii="Times New Roman" w:eastAsia="宋体" w:hAnsi="Times New Roman" w:cs="Times New Roman"/>
-          <w:strike w:val="0"/>
           <w:kern w:val="0"/>
           <w:sz w:val="21"/>
           <w:szCs w:val="21"/>
-          <w:u w:val="none"/>
         </w:rPr>
         <w:drawing>
           <wp:inline>
@@ -9794,11 +9730,9 @@
       <w:r>
         <w:rPr>
           <w:rFonts w:ascii="Times New Roman" w:eastAsia="宋体" w:hAnsi="Times New Roman" w:cs="Times New Roman"/>
-          <w:strike w:val="0"/>
           <w:kern w:val="0"/>
           <w:sz w:val="21"/>
           <w:szCs w:val="21"/>
-          <w:u w:val="none"/>
         </w:rPr>
       </w:r>
       <w:r>
@@ -9831,11 +9765,9 @@
       <w:r>
         <w:rPr>
           <w:rFonts w:ascii="Times New Roman" w:eastAsia="宋体" w:hAnsi="Times New Roman" w:cs="Times New Roman"/>
-          <w:strike w:val="0"/>
           <w:kern w:val="0"/>
           <w:sz w:val="21"/>
           <w:szCs w:val="21"/>
-          <w:u w:val="none"/>
         </w:rPr>
         <w:drawing>
           <wp:inline>
@@ -10044,11 +9976,9 @@
       <w:r>
         <w:rPr>
           <w:rFonts w:ascii="Times New Roman" w:eastAsia="宋体" w:hAnsi="Times New Roman" w:cs="Times New Roman"/>
-          <w:strike w:val="0"/>
           <w:kern w:val="0"/>
           <w:sz w:val="21"/>
           <w:szCs w:val="21"/>
-          <w:u w:val="none"/>
         </w:rPr>
         <w:drawing>
           <wp:inline>
@@ -10275,11 +10205,9 @@
       <w:r>
         <w:rPr>
           <w:rFonts w:ascii="Times New Roman" w:eastAsia="宋体" w:hAnsi="Times New Roman" w:cs="Times New Roman"/>
-          <w:strike w:val="0"/>
           <w:kern w:val="0"/>
           <w:sz w:val="21"/>
           <w:szCs w:val="21"/>
-          <w:u w:val="none"/>
         </w:rPr>
       </w:r>
       <w:r>
@@ -10352,11 +10280,9 @@
       <w:r>
         <w:rPr>
           <w:rFonts w:ascii="Times New Roman" w:eastAsia="宋体" w:hAnsi="Times New Roman" w:cs="Times New Roman"/>
-          <w:strike w:val="0"/>
           <w:kern w:val="0"/>
           <w:sz w:val="21"/>
           <w:szCs w:val="21"/>
-          <w:u w:val="none"/>
         </w:rPr>
         <w:drawing>
           <wp:inline>
@@ -10702,11 +10628,9 @@
       <w:r>
         <w:rPr>
           <w:rFonts w:ascii="Times New Roman" w:eastAsia="宋体" w:hAnsi="Times New Roman" w:cs="Times New Roman"/>
-          <w:strike w:val="0"/>
           <w:kern w:val="0"/>
           <w:sz w:val="21"/>
           <w:szCs w:val="21"/>
-          <w:u w:val="none"/>
         </w:rPr>
       </w:r>
       <w:r>
@@ -10852,11 +10776,9 @@
       <w:r>
         <w:rPr>
           <w:rFonts w:ascii="Times New Roman" w:eastAsia="宋体" w:hAnsi="Times New Roman" w:cs="Times New Roman"/>
-          <w:strike w:val="0"/>
           <w:kern w:val="0"/>
           <w:sz w:val="21"/>
           <w:szCs w:val="21"/>
-          <w:u w:val="none"/>
         </w:rPr>
         <w:drawing>
           <wp:inline>
@@ -10917,11 +10839,9 @@
       <w:r>
         <w:rPr>
           <w:rFonts w:ascii="Times New Roman" w:eastAsia="宋体" w:hAnsi="Times New Roman" w:cs="Times New Roman"/>
-          <w:strike w:val="0"/>
           <w:kern w:val="0"/>
           <w:sz w:val="21"/>
           <w:szCs w:val="21"/>
-          <w:u w:val="none"/>
         </w:rPr>
         <w:drawing>
           <wp:inline>
@@ -10979,11 +10899,9 @@
       <w:r>
         <w:rPr>
           <w:rFonts w:ascii="Times New Roman" w:eastAsia="宋体" w:hAnsi="Times New Roman" w:cs="Times New Roman"/>
-          <w:strike w:val="0"/>
           <w:kern w:val="0"/>
           <w:sz w:val="21"/>
           <w:szCs w:val="21"/>
-          <w:u w:val="none"/>
         </w:rPr>
         <w:drawing>
           <wp:inline>
@@ -11044,11 +10962,9 @@
       <w:r>
         <w:rPr>
           <w:rFonts w:ascii="Times New Roman" w:eastAsia="宋体" w:hAnsi="Times New Roman" w:cs="Times New Roman"/>
-          <w:strike w:val="0"/>
           <w:kern w:val="0"/>
           <w:sz w:val="21"/>
           <w:szCs w:val="21"/>
-          <w:u w:val="none"/>
         </w:rPr>
         <w:drawing>
           <wp:inline>
@@ -11106,11 +11022,9 @@
       <w:r>
         <w:rPr>
           <w:rFonts w:ascii="Times New Roman" w:eastAsia="宋体" w:hAnsi="Times New Roman" w:cs="Times New Roman"/>
-          <w:strike w:val="0"/>
           <w:kern w:val="0"/>
           <w:sz w:val="21"/>
           <w:szCs w:val="21"/>
-          <w:u w:val="none"/>
         </w:rPr>
         <w:drawing>
           <wp:inline>
@@ -11376,11 +11290,9 @@
       <w:r>
         <w:rPr>
           <w:rFonts w:ascii="Times New Roman" w:eastAsia="宋体" w:hAnsi="Times New Roman" w:cs="Times New Roman"/>
-          <w:strike w:val="0"/>
           <w:kern w:val="0"/>
           <w:sz w:val="21"/>
           <w:szCs w:val="21"/>
-          <w:u w:val="none"/>
         </w:rPr>
         <w:drawing>
           <wp:inline>
@@ -11627,11 +11539,9 @@
       <w:r>
         <w:rPr>
           <w:rFonts w:ascii="Times New Roman" w:eastAsia="宋体" w:hAnsi="Times New Roman" w:cs="Times New Roman"/>
-          <w:strike w:val="0"/>
           <w:kern w:val="0"/>
           <w:sz w:val="21"/>
           <w:szCs w:val="21"/>
-          <w:u w:val="none"/>
         </w:rPr>
       </w:r>
       <w:r>
@@ -11733,11 +11643,9 @@
             <w:r>
               <w:rPr>
                 <w:rFonts w:ascii="Times New Roman" w:eastAsia="宋体" w:hAnsi="Times New Roman" w:cs="Times New Roman"/>
-                <w:strike w:val="0"/>
                 <w:kern w:val="0"/>
                 <w:sz w:val="21"/>
                 <w:szCs w:val="21"/>
-                <w:u w:val="none"/>
               </w:rPr>
               <w:drawing>
                 <wp:inline>
@@ -11806,11 +11714,9 @@
             <w:r>
               <w:rPr>
                 <w:rFonts w:ascii="Times New Roman" w:eastAsia="宋体" w:hAnsi="Times New Roman" w:cs="Times New Roman"/>
-                <w:strike w:val="0"/>
                 <w:kern w:val="0"/>
                 <w:sz w:val="21"/>
                 <w:szCs w:val="21"/>
-                <w:u w:val="none"/>
               </w:rPr>
               <w:drawing>
                 <wp:inline>
@@ -12827,11 +12733,9 @@
       <w:r>
         <w:rPr>
           <w:rFonts w:ascii="Times New Roman" w:eastAsia="宋体" w:hAnsi="Times New Roman" w:cs="Times New Roman"/>
-          <w:strike w:val="0"/>
           <w:kern w:val="0"/>
           <w:sz w:val="21"/>
           <w:szCs w:val="21"/>
-          <w:u w:val="none"/>
         </w:rPr>
         <w:drawing>
           <wp:inline>
@@ -12892,11 +12796,9 @@
       <w:r>
         <w:rPr>
           <w:rFonts w:ascii="Times New Roman" w:eastAsia="宋体" w:hAnsi="Times New Roman" w:cs="Times New Roman"/>
-          <w:strike w:val="0"/>
           <w:kern w:val="0"/>
           <w:sz w:val="21"/>
           <w:szCs w:val="21"/>
-          <w:u w:val="none"/>
         </w:rPr>
         <w:drawing>
           <wp:inline>
@@ -12954,11 +12856,9 @@
       <w:r>
         <w:rPr>
           <w:rFonts w:ascii="Times New Roman" w:eastAsia="宋体" w:hAnsi="Times New Roman" w:cs="Times New Roman"/>
-          <w:strike w:val="0"/>
           <w:kern w:val="0"/>
           <w:sz w:val="21"/>
           <w:szCs w:val="21"/>
-          <w:u w:val="none"/>
         </w:rPr>
         <w:drawing>
           <wp:inline>
@@ -13016,11 +12916,9 @@
       <w:r>
         <w:rPr>
           <w:rFonts w:ascii="Times New Roman" w:eastAsia="宋体" w:hAnsi="Times New Roman" w:cs="Times New Roman"/>
-          <w:strike w:val="0"/>
           <w:kern w:val="0"/>
           <w:sz w:val="21"/>
           <w:szCs w:val="21"/>
-          <w:u w:val="none"/>
         </w:rPr>
         <w:drawing>
           <wp:inline>
@@ -13078,11 +12976,9 @@
       <w:r>
         <w:rPr>
           <w:rFonts w:ascii="Times New Roman" w:eastAsia="宋体" w:hAnsi="Times New Roman" w:cs="Times New Roman"/>
-          <w:strike w:val="0"/>
           <w:kern w:val="0"/>
           <w:sz w:val="21"/>
           <w:szCs w:val="21"/>
-          <w:u w:val="none"/>
         </w:rPr>
         <w:drawing>
           <wp:inline>
@@ -13253,11 +13149,9 @@
       <w:r>
         <w:rPr>
           <w:rFonts w:ascii="Times New Roman" w:eastAsia="宋体" w:hAnsi="Times New Roman" w:cs="Times New Roman"/>
-          <w:strike w:val="0"/>
           <w:kern w:val="0"/>
           <w:sz w:val="21"/>
           <w:szCs w:val="21"/>
-          <w:u w:val="none"/>
         </w:rPr>
         <w:drawing>
           <wp:inline>
@@ -13523,11 +13417,9 @@
       <w:r>
         <w:rPr>
           <w:rFonts w:ascii="Times New Roman" w:eastAsia="宋体" w:hAnsi="Times New Roman" w:cs="Times New Roman"/>
-          <w:strike w:val="0"/>
           <w:kern w:val="0"/>
           <w:sz w:val="21"/>
           <w:szCs w:val="21"/>
-          <w:u w:val="none"/>
         </w:rPr>
         <w:drawing>
           <wp:inline>
@@ -13802,7 +13694,7 @@
     <w:sectPr>
       <w:footerReference w:type="default" r:id="rId9"/>
       <w:pgSz w:w="11906" w:h="16838"/>
-      <w:pgMar w:top="720" w:right="720" w:bottom="720" w:left="720" w:header="720" w:footer="720" w:gutter="0"/>
+      <w:pgMar w:top="850" w:right="850" w:bottom="850" w:left="850" w:header="850" w:footer="850" w:gutter="0"/>
       <w:pgNumType w:start="1"/>
       <w:cols w:space="720"/>
       <w:docGrid w:linePitch="360"/>
@@ -13817,6 +13709,14 @@
     <w:pPr>
       <w:jc w:val="center"/>
     </w:pPr>
+    <w:r>
+      <w:rPr>
+        <w:rFonts w:ascii="Times New Roman" w:hAnsi="Times New Roman" w:eastAsia="宋体"/>
+        <w:sz w:val="21"/>
+        <w:szCs w:val="21"/>
+      </w:rPr>
+      <w:t xml:space="preserve">第2章·简单　</w:t>
+    </w:r>
     <w:r>
       <w:rPr>
         <w:rFonts w:ascii="Times New Roman" w:hAnsi="Times New Roman" w:eastAsia="宋体"/>

--- a/高中物理/高中物理同步/人教版选必2 第2章 电磁感应·简单卷（14题）.docx
+++ b/高中物理/高中物理同步/人教版选必2 第2章 电磁感应·简单卷（14题）.docx
@@ -13973,9 +13973,9 @@
   <w:docDefaults>
     <w:rPrDefault>
       <w:rPr>
-        <w:rFonts w:asciiTheme="minorHAnsi" w:eastAsiaTheme="minorEastAsia" w:hAnsiTheme="minorHAnsi" w:cstheme="minorBidi"/>
-        <w:sz w:val="22"/>
-        <w:szCs w:val="22"/>
+        <w:rFonts w:cstheme="minorBidi" w:ascii="Times New Roman" w:hAnsi="Times New Roman" w:eastAsia="宋体" w:cs="Times New Roman"/>
+        <w:sz w:val="21"/>
+        <w:szCs w:val="21"/>
         <w:lang w:val="en-US" w:eastAsia="en-US" w:bidi="ar-SA"/>
       </w:rPr>
     </w:rPrDefault>

--- a/高中物理/高中物理同步/人教版选必2 第2章 电磁感应·简单卷（14题）.docx
+++ b/高中物理/高中物理同步/人教版选必2 第2章 电磁感应·简单卷（14题）.docx
@@ -13704,14 +13704,14 @@
 </file>
 
 <file path=word/footer1.xml><?xml version="1.0" encoding="utf-8"?>
-<w:ftr xmlns:w="http://schemas.openxmlformats.org/wordprocessingml/2006/main" xmlns:r="http://schemas.openxmlformats.org/officeDocument/2006/relationships">
-  <w:p>
+<w:ftr xmlns:w="http://schemas.openxmlformats.org/wordprocessingml/2006/main">
+  <w:p xmlns:w="http://schemas.openxmlformats.org/wordprocessingml/2006/main">
     <w:pPr>
       <w:jc w:val="center"/>
     </w:pPr>
     <w:r>
       <w:rPr>
-        <w:rFonts w:ascii="Times New Roman" w:hAnsi="Times New Roman" w:eastAsia="宋体"/>
+        <w:rFonts w:ascii="Times New Roman" w:hAnsi="Times New Roman" w:eastAsia="宋体" w:cs="Times New Roman"/>
         <w:sz w:val="21"/>
         <w:szCs w:val="21"/>
       </w:rPr>
@@ -13719,47 +13719,107 @@
     </w:r>
     <w:r>
       <w:rPr>
-        <w:rFonts w:ascii="Times New Roman" w:hAnsi="Times New Roman" w:eastAsia="宋体"/>
+        <w:rFonts w:ascii="Times New Roman" w:hAnsi="Times New Roman" w:eastAsia="宋体" w:cs="Times New Roman"/>
         <w:sz w:val="21"/>
         <w:szCs w:val="21"/>
       </w:rPr>
-      <w:t xml:space="preserve">第</w:t>
+      <w:t>第</w:t>
     </w:r>
-    <w:fldSimple w:instr=" PAGE ">
-      <w:r>
-        <w:rPr>
-          <w:rFonts w:ascii="Times New Roman" w:hAnsi="Times New Roman" w:eastAsia="宋体"/>
-          <w:sz w:val="21"/>
-          <w:szCs w:val="21"/>
-        </w:rPr>
-        <w:t xml:space="preserve">1</w:t>
-      </w:r>
-    </w:fldSimple>
     <w:r>
       <w:rPr>
-        <w:rFonts w:ascii="Times New Roman" w:hAnsi="Times New Roman" w:eastAsia="宋体"/>
+        <w:rFonts w:ascii="Times New Roman" w:hAnsi="Times New Roman" w:eastAsia="宋体" w:cs="Times New Roman"/>
         <w:sz w:val="21"/>
         <w:szCs w:val="21"/>
       </w:rPr>
-      <w:t xml:space="preserve">页（共</w:t>
+      <w:fldChar w:fldCharType="begin"/>
     </w:r>
-    <w:fldSimple w:instr=" NUMPAGES ">
-      <w:r>
-        <w:rPr>
-          <w:rFonts w:ascii="Times New Roman" w:hAnsi="Times New Roman" w:eastAsia="宋体"/>
-          <w:sz w:val="21"/>
-          <w:szCs w:val="21"/>
-        </w:rPr>
-        <w:t xml:space="preserve">1</w:t>
-      </w:r>
-    </w:fldSimple>
     <w:r>
       <w:rPr>
-        <w:rFonts w:ascii="Times New Roman" w:hAnsi="Times New Roman" w:eastAsia="宋体"/>
+        <w:rFonts w:ascii="Times New Roman" w:hAnsi="Times New Roman" w:eastAsia="宋体" w:cs="Times New Roman"/>
         <w:sz w:val="21"/>
         <w:szCs w:val="21"/>
       </w:rPr>
-      <w:t xml:space="preserve">页）</w:t>
+      <w:instrText xml:space="preserve"> PAGE </w:instrText>
+    </w:r>
+    <w:r>
+      <w:rPr>
+        <w:rFonts w:ascii="Times New Roman" w:hAnsi="Times New Roman" w:eastAsia="宋体" w:cs="Times New Roman"/>
+        <w:sz w:val="21"/>
+        <w:szCs w:val="21"/>
+      </w:rPr>
+      <w:fldChar w:fldCharType="separate"/>
+    </w:r>
+    <w:r>
+      <w:rPr>
+        <w:rFonts w:ascii="Times New Roman" w:hAnsi="Times New Roman" w:eastAsia="宋体" w:cs="Times New Roman"/>
+        <w:sz w:val="21"/>
+        <w:szCs w:val="21"/>
+      </w:rPr>
+      <w:t>1</w:t>
+    </w:r>
+    <w:r>
+      <w:rPr>
+        <w:rFonts w:ascii="Times New Roman" w:hAnsi="Times New Roman" w:eastAsia="宋体" w:cs="Times New Roman"/>
+        <w:sz w:val="21"/>
+        <w:szCs w:val="21"/>
+      </w:rPr>
+      <w:fldChar w:fldCharType="end"/>
+    </w:r>
+    <w:r>
+      <w:rPr>
+        <w:rFonts w:ascii="Times New Roman" w:hAnsi="Times New Roman" w:eastAsia="宋体" w:cs="Times New Roman"/>
+        <w:sz w:val="21"/>
+        <w:szCs w:val="21"/>
+      </w:rPr>
+      <w:t>页（共</w:t>
+    </w:r>
+    <w:r>
+      <w:rPr>
+        <w:rFonts w:ascii="Times New Roman" w:hAnsi="Times New Roman" w:eastAsia="宋体" w:cs="Times New Roman"/>
+        <w:sz w:val="21"/>
+        <w:szCs w:val="21"/>
+      </w:rPr>
+      <w:fldChar w:fldCharType="begin"/>
+    </w:r>
+    <w:r>
+      <w:rPr>
+        <w:rFonts w:ascii="Times New Roman" w:hAnsi="Times New Roman" w:eastAsia="宋体" w:cs="Times New Roman"/>
+        <w:sz w:val="21"/>
+        <w:szCs w:val="21"/>
+      </w:rPr>
+      <w:instrText xml:space="preserve"> NUMPAGES </w:instrText>
+    </w:r>
+    <w:r>
+      <w:rPr>
+        <w:rFonts w:ascii="Times New Roman" w:hAnsi="Times New Roman" w:eastAsia="宋体" w:cs="Times New Roman"/>
+        <w:sz w:val="21"/>
+        <w:szCs w:val="21"/>
+      </w:rPr>
+      <w:fldChar w:fldCharType="separate"/>
+    </w:r>
+    <w:r>
+      <w:rPr>
+        <w:rFonts w:ascii="Times New Roman" w:hAnsi="Times New Roman" w:eastAsia="宋体" w:cs="Times New Roman"/>
+        <w:sz w:val="21"/>
+        <w:szCs w:val="21"/>
+      </w:rPr>
+      <w:t>11</w:t>
+    </w:r>
+    <w:r>
+      <w:rPr>
+        <w:rFonts w:ascii="Times New Roman" w:hAnsi="Times New Roman" w:eastAsia="宋体" w:cs="Times New Roman"/>
+        <w:sz w:val="21"/>
+        <w:szCs w:val="21"/>
+      </w:rPr>
+      <w:fldChar w:fldCharType="end"/>
+    </w:r>
+    <w:r>
+      <w:rPr>
+        <w:rFonts w:ascii="Times New Roman" w:hAnsi="Times New Roman" w:eastAsia="宋体" w:cs="Times New Roman"/>
+        <w:sz w:val="21"/>
+        <w:szCs w:val="21"/>
+      </w:rPr>
+      <w:t>页）</w:t>
     </w:r>
   </w:p>
 </w:ftr>
@@ -13973,15 +14033,14 @@
   <w:docDefaults>
     <w:rPrDefault>
       <w:rPr>
-        <w:rFonts w:cstheme="minorBidi" w:ascii="Times New Roman" w:hAnsi="Times New Roman" w:eastAsia="宋体" w:cs="Times New Roman"/>
+        <w:rFonts w:ascii="Times New Roman" w:hAnsi="Times New Roman" w:eastAsia="宋体" w:cs="Times New Roman"/>
         <w:sz w:val="21"/>
         <w:szCs w:val="21"/>
-        <w:lang w:val="en-US" w:eastAsia="en-US" w:bidi="ar-SA"/>
       </w:rPr>
     </w:rPrDefault>
     <w:pPrDefault>
       <w:pPr>
-        <w:spacing w:after="200" w:line="276" w:lineRule="auto"/>
+        <w:spacing w:before="0" w:after="0" w:line="300" w:lineRule="auto"/>
       </w:pPr>
     </w:pPrDefault>
   </w:docDefaults>

--- a/高中物理/高中物理同步/人教版选必2 第2章 电磁感应·简单卷（14题）.docx
+++ b/高中物理/高中物理同步/人教版选必2 第2章 电磁感应·简单卷（14题）.docx
@@ -13707,7 +13707,7 @@
 <w:ftr xmlns:w="http://schemas.openxmlformats.org/wordprocessingml/2006/main">
   <w:p xmlns:w="http://schemas.openxmlformats.org/wordprocessingml/2006/main">
     <w:pPr>
-      <w:jc w:val="center"/>
+      <w:jc w:val="left"/>
     </w:pPr>
     <w:r>
       <w:rPr>

--- a/高中物理/高中物理同步/人教版选必2 第2章 电磁感应·简单卷（14题）.docx
+++ b/高中物理/高中物理同步/人教版选必2 第2章 电磁感应·简单卷（14题）.docx
@@ -13779,39 +13779,7 @@
         <w:sz w:val="21"/>
         <w:szCs w:val="21"/>
       </w:rPr>
-      <w:fldChar w:fldCharType="begin"/>
-    </w:r>
-    <w:r>
-      <w:rPr>
-        <w:rFonts w:ascii="Times New Roman" w:hAnsi="Times New Roman" w:eastAsia="宋体" w:cs="Times New Roman"/>
-        <w:sz w:val="21"/>
-        <w:szCs w:val="21"/>
-      </w:rPr>
-      <w:instrText xml:space="preserve"> NUMPAGES </w:instrText>
-    </w:r>
-    <w:r>
-      <w:rPr>
-        <w:rFonts w:ascii="Times New Roman" w:hAnsi="Times New Roman" w:eastAsia="宋体" w:cs="Times New Roman"/>
-        <w:sz w:val="21"/>
-        <w:szCs w:val="21"/>
-      </w:rPr>
-      <w:fldChar w:fldCharType="separate"/>
-    </w:r>
-    <w:r>
-      <w:rPr>
-        <w:rFonts w:ascii="Times New Roman" w:hAnsi="Times New Roman" w:eastAsia="宋体" w:cs="Times New Roman"/>
-        <w:sz w:val="21"/>
-        <w:szCs w:val="21"/>
-      </w:rPr>
       <w:t>11</w:t>
-    </w:r>
-    <w:r>
-      <w:rPr>
-        <w:rFonts w:ascii="Times New Roman" w:hAnsi="Times New Roman" w:eastAsia="宋体" w:cs="Times New Roman"/>
-        <w:sz w:val="21"/>
-        <w:szCs w:val="21"/>
-      </w:rPr>
-      <w:fldChar w:fldCharType="end"/>
     </w:r>
     <w:r>
       <w:rPr>
